--- a/docs/market-study/US_Functional_Wellness_Market_Study.docx
+++ b/docs/market-study/US_Functional_Wellness_Market_Study.docx
@@ -3339,6 +3339,614 @@
         <w:t xml:space="preserve">Primary sources retrieved July 2026: Mordor, Grand View, IMARC, Precedence, SNS Insider, Fact.MR, Future Market Insights, Fortune Business Insights, DataM, Global Growth Insights, Technavio, MarketDataForecast (sizing); brand pages (vahdam.com, ryzesuperfoods.com, mudwtr.com, foursigmatic.com, spacegoods.com, drinkag1.com, happymammoth.com, rishi-tea.com); BevNET (VAHDAM Target launch, $15.99/20, Mar 2026); independent reviews (1800D2C, Holistic Digest, My Subscription Addiction, SuppCo); Mamavation (PFAS); FDA/FTC/DSHEA and the UK FSA ashwagandha review. Figures are directional and scope-dependent; confidence tags reflect source strength.</w:t>
       </w:r>
     </w:p>
+    <w:p>
+      <w:pPr>
+        <w:spacing w:before="200" w:after="80"/>
+      </w:pPr>
+      <w:r>
+        <w:rPr>
+          <w:b/>
+          <w:color w:val="004A2B"/>
+          <w:sz w:val="28"/>
+        </w:rPr>
+        <w:t xml:space="preserve">D2C growth engine (US)</w:t>
+      </w:r>
+    </w:p>
+    <w:p>
+      <w:r>
+        <w:rPr>
+          <w:i/>
+          <w:color w:val="555555"/>
+        </w:rPr>
+        <w:t xml:space="preserve">How the US brands track, measure and grow direct-to-consumer sales, and what they have done vs are doing now.</w:t>
+      </w:r>
+    </w:p>
+    <w:p>
+      <w:r>
+        <w:t xml:space="preserve">The US set runs on subscription economics and loud proof. Every serious player instruments the same core levers and optimises them with the standardized DTC motion (subscribe-default, guarantee, starter kit, social proof, retail crossover).</w:t>
+      </w:r>
+    </w:p>
+    <w:p>
+      <w:pPr>
+        <w:spacing w:before="200" w:after="80"/>
+      </w:pPr>
+      <w:r>
+        <w:rPr>
+          <w:b/>
+          <w:color w:val="004A2B"/>
+          <w:sz w:val="24"/>
+        </w:rPr>
+        <w:t xml:space="preserve">Levers, how the brands track, measure and improve D2C sales</w:t>
+      </w:r>
+    </w:p>
+    <w:tbl>
+      <w:tblPr>
+        <w:tblW w:w="0" w:type="auto"/>
+        <w:tblLayout w:type="autofit"/>
+        <w:tblBorders>
+          <w:top w:val="single" w:sz="4" w:space="0" w:color="CCCCCC"/>
+          <w:left w:val="single" w:sz="4" w:space="0" w:color="CCCCCC"/>
+          <w:bottom w:val="single" w:sz="4" w:space="0" w:color="CCCCCC"/>
+          <w:right w:val="single" w:sz="4" w:space="0" w:color="CCCCCC"/>
+          <w:insideH w:val="single" w:sz="4" w:space="0" w:color="CCCCCC"/>
+          <w:insideV w:val="single" w:sz="4" w:space="0" w:color="CCCCCC"/>
+        </w:tblBorders>
+      </w:tblPr>
+      <w:tblGrid>
+        <w:gridCol/>
+        <w:gridCol/>
+        <w:gridCol/>
+      </w:tblGrid>
+      <w:tr>
+        <w:tc>
+          <w:tcPr>
+            <w:shd w:val="clear" w:color="auto" w:fill="004A2B"/>
+          </w:tcPr>
+          <w:p>
+            <w:r>
+              <w:rPr>
+                <w:b/>
+                <w:color w:val="FBF5EA"/>
+              </w:rPr>
+              <w:t xml:space="preserve">Lever (tracked &amp; measured)</w:t>
+            </w:r>
+          </w:p>
+        </w:tc>
+        <w:tc>
+          <w:tcPr>
+            <w:shd w:val="clear" w:color="auto" w:fill="004A2B"/>
+          </w:tcPr>
+          <w:p>
+            <w:r>
+              <w:rPr>
+                <w:b/>
+                <w:color w:val="FBF5EA"/>
+              </w:rPr>
+              <w:t xml:space="preserve">What it measures</w:t>
+            </w:r>
+          </w:p>
+        </w:tc>
+        <w:tc>
+          <w:tcPr>
+            <w:shd w:val="clear" w:color="auto" w:fill="004A2B"/>
+          </w:tcPr>
+          <w:p>
+            <w:r>
+              <w:rPr>
+                <w:b/>
+                <w:color w:val="FBF5EA"/>
+              </w:rPr>
+              <w:t xml:space="preserve">How the region's brands improve it</w:t>
+            </w:r>
+          </w:p>
+        </w:tc>
+      </w:tr>
+      <w:tr>
+        <w:tc>
+          <w:tcPr/>
+          <w:p>
+            <w:r>
+              <w:t xml:space="preserve">Blended + paid CAC</w:t>
+            </w:r>
+          </w:p>
+        </w:tc>
+        <w:tc>
+          <w:tcPr/>
+          <w:p>
+            <w:r>
+              <w:t xml:space="preserve">Cost to acquire a customer</w:t>
+            </w:r>
+          </w:p>
+        </w:tc>
+        <w:tc>
+          <w:tcPr/>
+          <w:p>
+            <w:r>
+              <w:t xml:space="preserve">Starter-kit offers, quiz-style funnels, UGC/reviews; a Target retail halo that lowers paid dependence</w:t>
+            </w:r>
+          </w:p>
+        </w:tc>
+      </w:tr>
+      <w:tr>
+        <w:tc>
+          <w:tcPr/>
+          <w:p>
+            <w:r>
+              <w:t xml:space="preserve">LTV : CAC ratio</w:t>
+            </w:r>
+          </w:p>
+        </w:tc>
+        <w:tc>
+          <w:tcPr/>
+          <w:p>
+            <w:r>
+              <w:t xml:space="preserve">Whether acquisition is profitable</w:t>
+            </w:r>
+          </w:p>
+        </w:tc>
+        <w:tc>
+          <w:tcPr/>
+          <w:p>
+            <w:r>
+              <w:t xml:space="preserve">Subscribe-default checkout + bundles/cross-sell to lift LTV against a low ~$0.80 to $3.30 serving price</w:t>
+            </w:r>
+          </w:p>
+        </w:tc>
+      </w:tr>
+      <w:tr>
+        <w:tc>
+          <w:tcPr/>
+          <w:p>
+            <w:r>
+              <w:t xml:space="preserve">Subscription rate &amp; churn</w:t>
+            </w:r>
+          </w:p>
+        </w:tc>
+        <w:tc>
+          <w:tcPr/>
+          <w:p>
+            <w:r>
+              <w:t xml:space="preserve">Recurring-revenue health</w:t>
+            </w:r>
+          </w:p>
+        </w:tc>
+        <w:tc>
+          <w:tcPr/>
+          <w:p>
+            <w:r>
+              <w:t xml:space="preserve">Default-to-subscribe, pause-not-cancel, 5-day reminders (VAHDAM) to blunt the #1 auto-renew complaint</w:t>
+            </w:r>
+          </w:p>
+        </w:tc>
+      </w:tr>
+      <w:tr>
+        <w:tc>
+          <w:tcPr/>
+          <w:p>
+            <w:r>
+              <w:t xml:space="preserve">AOV</w:t>
+            </w:r>
+          </w:p>
+        </w:tc>
+        <w:tc>
+          <w:tcPr/>
+          <w:p>
+            <w:r>
+              <w:t xml:space="preserve">Basket size per order</w:t>
+            </w:r>
+          </w:p>
+        </w:tc>
+        <w:tc>
+          <w:tcPr/>
+          <w:p>
+            <w:r>
+              <w:t xml:space="preserve">Bundles, gifting sets, free-frother/creamer thresholds</w:t>
+            </w:r>
+          </w:p>
+        </w:tc>
+      </w:tr>
+      <w:tr>
+        <w:tc>
+          <w:tcPr/>
+          <w:p>
+            <w:r>
+              <w:t xml:space="preserve">Repeat / reorder rate</w:t>
+            </w:r>
+          </w:p>
+        </w:tc>
+        <w:tc>
+          <w:tcPr/>
+          <w:p>
+            <w:r>
+              <w:t xml:space="preserve">Loyalty and habit</w:t>
+            </w:r>
+          </w:p>
+        </w:tc>
+        <w:tc>
+          <w:tcPr/>
+          <w:p>
+            <w:r>
+              <w:t xml:space="preserve">Taste quality (the #1 repeat driver), replenishment reminders, loyalty</w:t>
+            </w:r>
+          </w:p>
+        </w:tc>
+      </w:tr>
+      <w:tr>
+        <w:tc>
+          <w:tcPr/>
+          <w:p>
+            <w:r>
+              <w:t xml:space="preserve">First-order conversion</w:t>
+            </w:r>
+          </w:p>
+        </w:tc>
+        <w:tc>
+          <w:tcPr/>
+          <w:p>
+            <w:r>
+              <w:t xml:space="preserve">Funnel efficiency</w:t>
+            </w:r>
+          </w:p>
+        </w:tc>
+        <w:tc>
+          <w:tcPr/>
+          <w:p>
+            <w:r>
+              <w:t xml:space="preserve">30 to 90-day money-back + loud social proof (Ryze 200K+ reviews, Happy Mammoth 3.3M customers)</w:t>
+            </w:r>
+          </w:p>
+        </w:tc>
+      </w:tr>
+      <w:tr>
+        <w:tc>
+          <w:tcPr/>
+          <w:p>
+            <w:r>
+              <w:t xml:space="preserve">Review volume &amp; rating</w:t>
+            </w:r>
+          </w:p>
+        </w:tc>
+        <w:tc>
+          <w:tcPr/>
+          <w:p>
+            <w:r>
+              <w:t xml:space="preserve">Trust proxy</w:t>
+            </w:r>
+          </w:p>
+        </w:tc>
+        <w:tc>
+          <w:tcPr/>
+          <w:p>
+            <w:r>
+              <w:t xml:space="preserve">Review-generation flows and sampling; transparency (third-party testing, KSM-66) as trust proof</w:t>
+            </w:r>
+          </w:p>
+        </w:tc>
+      </w:tr>
+    </w:tbl>
+    <w:p>
+      <w:pPr>
+        <w:spacing w:before="200" w:after="80"/>
+      </w:pPr>
+      <w:r>
+        <w:rPr>
+          <w:b/>
+          <w:color w:val="004A2B"/>
+          <w:sz w:val="24"/>
+        </w:rPr>
+        <w:t xml:space="preserve">What the brands have done (past plays)</w:t>
+      </w:r>
+    </w:p>
+    <w:p>
+      <w:pPr>
+        <w:ind w:left="360" w:hanging="240"/>
+      </w:pPr>
+      <w:r>
+        <w:t xml:space="preserve">•  </w:t>
+      </w:r>
+      <w:r>
+        <w:t xml:space="preserve">Built DTC subscription engines as the core business model, not a feature.</w:t>
+      </w:r>
+    </w:p>
+    <w:p>
+      <w:pPr>
+        <w:ind w:left="360" w:hanging="240"/>
+      </w:pPr>
+      <w:r>
+        <w:t xml:space="preserve">•  </w:t>
+      </w:r>
+      <w:r>
+        <w:t xml:space="preserve">Amassed review moats (Ryze 200,000+ reviews) and celebrity endorsement (AG1: Huberman, Hugh Jackman).</w:t>
+      </w:r>
+    </w:p>
+    <w:p>
+      <w:pPr>
+        <w:ind w:left="360" w:hanging="240"/>
+      </w:pPr>
+      <w:r>
+        <w:t xml:space="preserve">•  </w:t>
+      </w:r>
+      <w:r>
+        <w:t xml:space="preserve">Educated the category (Four Sigmatic normalised mushroom coffee) and bundled free gifts (frother, tumbler) to lower first-order friction.</w:t>
+      </w:r>
+    </w:p>
+    <w:p>
+      <w:pPr>
+        <w:ind w:left="360" w:hanging="240"/>
+      </w:pPr>
+      <w:r>
+        <w:t xml:space="preserve">•  </w:t>
+      </w:r>
+      <w:r>
+        <w:t xml:space="preserve">Used named clinical extracts (KSM-66, Shoden) and certifications (NSF, USDA Organic) to justify premium price.</w:t>
+      </w:r>
+    </w:p>
+    <w:p>
+      <w:pPr>
+        <w:spacing w:before="200" w:after="80"/>
+      </w:pPr>
+      <w:r>
+        <w:rPr>
+          <w:b/>
+          <w:color w:val="004A2B"/>
+          <w:sz w:val="24"/>
+        </w:rPr>
+        <w:t xml:space="preserve">What the brands are doing now (current plays)</w:t>
+      </w:r>
+    </w:p>
+    <w:p>
+      <w:pPr>
+        <w:ind w:left="360" w:hanging="240"/>
+      </w:pPr>
+      <w:r>
+        <w:t xml:space="preserve">•  </w:t>
+      </w:r>
+      <w:r>
+        <w:t xml:space="preserve">Crossing DTC into physical retail once paid CAC bites: VAHDAM ~1,000 Target stores, Four Sigmatic national grocery, AG1 experiential.</w:t>
+      </w:r>
+    </w:p>
+    <w:p>
+      <w:pPr>
+        <w:ind w:left="360" w:hanging="240"/>
+      </w:pPr>
+      <w:r>
+        <w:t xml:space="preserve">•  </w:t>
+      </w:r>
+      <w:r>
+        <w:t xml:space="preserve">Competing on transparency: publishing third-party testing and exact doses (Ryze dinged for not publishing results).</w:t>
+      </w:r>
+    </w:p>
+    <w:p>
+      <w:pPr>
+        <w:ind w:left="360" w:hanging="240"/>
+      </w:pPr>
+      <w:r>
+        <w:t xml:space="preserve">•  </w:t>
+      </w:r>
+      <w:r>
+        <w:t xml:space="preserve">Leaning into taste-first positioning and diagnostic quiz funnels (Happy Mammoth 2-minute quiz) to raise conversion.</w:t>
+      </w:r>
+    </w:p>
+    <w:p>
+      <w:pPr>
+        <w:ind w:left="360" w:hanging="240"/>
+      </w:pPr>
+      <w:r>
+        <w:t xml:space="preserve">•  </w:t>
+      </w:r>
+      <w:r>
+        <w:t xml:space="preserve">Launching RTD/format extensions (Starbucks+PepsiCo Coffee &amp; Protein) as function mainstreams.</w:t>
+      </w:r>
+    </w:p>
+    <w:p>
+      <w:pPr>
+        <w:spacing w:before="200" w:after="80"/>
+      </w:pPr>
+      <w:r>
+        <w:rPr>
+          <w:b/>
+          <w:color w:val="004A2B"/>
+          <w:sz w:val="28"/>
+        </w:rPr>
+        <w:t xml:space="preserve">Universal D2C strategy, every brand, any industry</w:t>
+      </w:r>
+    </w:p>
+    <w:p>
+      <w:r>
+        <w:rPr>
+          <w:i/>
+          <w:color w:val="555555"/>
+        </w:rPr>
+        <w:t xml:space="preserve">The non-negotiable moves that hold across regions and categories, distilled from the four studies.</w:t>
+      </w:r>
+    </w:p>
+    <w:p>
+      <w:pPr>
+        <w:ind w:left="360" w:hanging="240"/>
+      </w:pPr>
+      <w:r>
+        <w:t xml:space="preserve">•  </w:t>
+      </w:r>
+      <w:r>
+        <w:rPr>
+          <w:b/>
+        </w:rPr>
+        <w:t xml:space="preserve">Sell a relationship, not a one-off product.</w:t>
+      </w:r>
+      <w:r>
+        <w:t xml:space="preserve"> Default-to-subscribe with genuinely easy pause/cancel and timed reminders; recurring revenue is where the economics live.</w:t>
+      </w:r>
+    </w:p>
+    <w:p>
+      <w:pPr>
+        <w:ind w:left="360" w:hanging="240"/>
+      </w:pPr>
+      <w:r>
+        <w:t xml:space="preserve">•  </w:t>
+      </w:r>
+      <w:r>
+        <w:rPr>
+          <w:b/>
+        </w:rPr>
+        <w:t xml:space="preserve">Instrument the whole funnel.</w:t>
+      </w:r>
+      <w:r>
+        <w:t xml:space="preserve"> Track CAC (blended + paid), LTV, LTV:CAC, contribution margin, cohort retention, repeat rate and AOV; decide on LTV:CAC, not vanity revenue.</w:t>
+      </w:r>
+    </w:p>
+    <w:p>
+      <w:pPr>
+        <w:ind w:left="360" w:hanging="240"/>
+      </w:pPr>
+      <w:r>
+        <w:t xml:space="preserve">•  </w:t>
+      </w:r>
+      <w:r>
+        <w:rPr>
+          <w:b/>
+        </w:rPr>
+        <w:t xml:space="preserve">Guard CAC like the category-killer it is.</w:t>
+      </w:r>
+      <w:r>
+        <w:t xml:space="preserve"> Lean on retention, referrals, owned channels and organic/UGC before scaling paid, the Kapiva loss is the warning.</w:t>
+      </w:r>
+    </w:p>
+    <w:p>
+      <w:pPr>
+        <w:ind w:left="360" w:hanging="240"/>
+      </w:pPr>
+      <w:r>
+        <w:t xml:space="preserve">•  </w:t>
+      </w:r>
+      <w:r>
+        <w:rPr>
+          <w:b/>
+        </w:rPr>
+        <w:t xml:space="preserve">De-risk the first purchase.</w:t>
+      </w:r>
+      <w:r>
+        <w:t xml:space="preserve"> A money-back guarantee, a low-friction trial or sample, and loud, specific social proof.</w:t>
+      </w:r>
+    </w:p>
+    <w:p>
+      <w:pPr>
+        <w:ind w:left="360" w:hanging="240"/>
+      </w:pPr>
+      <w:r>
+        <w:t xml:space="preserve">•  </w:t>
+      </w:r>
+      <w:r>
+        <w:rPr>
+          <w:b/>
+        </w:rPr>
+        <w:t xml:space="preserve">Build a review and UGC engine.</w:t>
+      </w:r>
+      <w:r>
+        <w:t xml:space="preserve"> Volume-of-proof is the primary trust lever in every market.</w:t>
+      </w:r>
+    </w:p>
+    <w:p>
+      <w:pPr>
+        <w:ind w:left="360" w:hanging="240"/>
+      </w:pPr>
+      <w:r>
+        <w:t xml:space="preserve">•  </w:t>
+      </w:r>
+      <w:r>
+        <w:rPr>
+          <w:b/>
+        </w:rPr>
+        <w:t xml:space="preserve">Lead with one named, provable differentiator,</w:t>
+      </w:r>
+      <w:r>
+        <w:t xml:space="preserve"> and keep every claim compliant with the local regulator, compliance is itself a trust moat.</w:t>
+      </w:r>
+    </w:p>
+    <w:p>
+      <w:pPr>
+        <w:ind w:left="360" w:hanging="240"/>
+      </w:pPr>
+      <w:r>
+        <w:t xml:space="preserve">•  </w:t>
+      </w:r>
+      <w:r>
+        <w:rPr>
+          <w:b/>
+        </w:rPr>
+        <w:t xml:space="preserve">Win the real shelf of your market.</w:t>
+      </w:r>
+      <w:r>
+        <w:t xml:space="preserve"> Retail crossover (US), quick-commerce (India), marketplaces/Amazon, wherever demand actually converts.</w:t>
+      </w:r>
+    </w:p>
+    <w:p>
+      <w:pPr>
+        <w:ind w:left="360" w:hanging="240"/>
+      </w:pPr>
+      <w:r>
+        <w:t xml:space="preserve">•  </w:t>
+      </w:r>
+      <w:r>
+        <w:rPr>
+          <w:b/>
+        </w:rPr>
+        <w:t xml:space="preserve">Raise AOV and LTV deliberately</w:t>
+      </w:r>
+      <w:r>
+        <w:t xml:space="preserve"> with bundles, cross-sell and gifting; make replenishment effortless.</w:t>
+      </w:r>
+    </w:p>
+    <w:p>
+      <w:pPr>
+        <w:ind w:left="360" w:hanging="240"/>
+      </w:pPr>
+      <w:r>
+        <w:t xml:space="preserve">•  </w:t>
+      </w:r>
+      <w:r>
+        <w:rPr>
+          <w:b/>
+        </w:rPr>
+        <w:t xml:space="preserve">Own first-party data and email/SMS;</w:t>
+      </w:r>
+      <w:r>
+        <w:t xml:space="preserve"> reduce dependence on rented audiences and shifting ad platforms.</w:t>
+      </w:r>
+    </w:p>
+    <w:p>
+      <w:pPr>
+        <w:ind w:left="360" w:hanging="240"/>
+      </w:pPr>
+      <w:r>
+        <w:t xml:space="preserve">•  </w:t>
+      </w:r>
+      <w:r>
+        <w:rPr>
+          <w:b/>
+        </w:rPr>
+        <w:t xml:space="preserve">Make cancellation frictionless and billing transparent;</w:t>
+      </w:r>
+      <w:r>
+        <w:t xml:space="preserve"> surprise auto-renewal is the top complaint in every region.</w:t>
+      </w:r>
+    </w:p>
+    <w:p>
+      <w:pPr>
+        <w:ind w:left="360" w:hanging="240"/>
+      </w:pPr>
+      <w:r>
+        <w:t xml:space="preserve">•  </w:t>
+      </w:r>
+      <w:r>
+        <w:rPr>
+          <w:b/>
+        </w:rPr>
+        <w:t xml:space="preserve">Treat creative, offers and funnels as always-on experiments,</w:t>
+      </w:r>
+      <w:r>
+        <w:t xml:space="preserve"> measure, iterate, kill what doesn't move the levers above.</w:t>
+      </w:r>
+    </w:p>
     <w:sectPr>
       <w:pgSz w:w="11906" w:h="16838"/>
       <w:pgMar w:top="1134" w:right="1134" w:bottom="1134" w:left="1134" w:header="720" w:footer="720" w:gutter="0"/>

--- a/docs/market-study/US_Functional_Wellness_Market_Study.docx
+++ b/docs/market-study/US_Functional_Wellness_Market_Study.docx
@@ -3947,6 +3947,1228 @@
         <w:t xml:space="preserve"> measure, iterate, kill what doesn't move the levers above.</w:t>
       </w:r>
     </w:p>
+    <w:p>
+      <w:pPr>
+        <w:spacing w:before="200" w:after="80"/>
+      </w:pPr>
+      <w:r>
+        <w:rPr>
+          <w:b/>
+          <w:color w:val="004A2B"/>
+          <w:sz w:val="28"/>
+        </w:rPr>
+        <w:t xml:space="preserve">Social commerce &amp; short-form video (US)</w:t>
+      </w:r>
+    </w:p>
+    <w:p>
+      <w:r>
+        <w:rPr>
+          <w:i/>
+          <w:color w:val="555555"/>
+        </w:rPr>
+        <w:t xml:space="preserve">Brand positioning, the US social-commerce shift, and the TikTok / Reels playbook for the market that is ~50% of VAHDAM revenue.</w:t>
+      </w:r>
+    </w:p>
+    <w:p>
+      <w:r>
+        <w:rPr>
+          <w:b/>
+        </w:rPr>
+        <w:t xml:space="preserve">[Certain]</w:t>
+      </w:r>
+      <w:r>
+        <w:t xml:space="preserve">  The US is VAHDAM's largest market at ~50% of global revenue, with offline placement in Walmart, Wegmans and Nordstrom alongside DTC and Amazon MCF. Premium tea here is defined by the orthodox whole-leaf process (whole-leaf is the top quality grade), so US short-form messaging should lead on whole-leaf clarity, adaptogenic wellness and clean energy rather than the milk-and-spice CTC chai of the home market.</w:t>
+      </w:r>
+    </w:p>
+    <w:p>
+      <w:pPr>
+        <w:spacing w:before="200" w:after="80"/>
+      </w:pPr>
+      <w:r>
+        <w:rPr>
+          <w:b/>
+          <w:color w:val="004A2B"/>
+          <w:sz w:val="24"/>
+        </w:rPr>
+        <w:t xml:space="preserve">Beverage-wellness demand on short-form video</w:t>
+      </w:r>
+    </w:p>
+    <w:p>
+      <w:r>
+        <w:rPr>
+          <w:b/>
+        </w:rPr>
+        <w:t xml:space="preserve">[Certain]</w:t>
+      </w:r>
+      <w:r>
+        <w:t xml:space="preserve">  The wellness consumer now treats functional beverages as tools for physical optimisation and emotional recovery, and short-form video (TikTok, Instagram Reels) has turned that habit into a visible identity statement. Consumption has shifted from a routine into a medium for personal identity, and view-volume growth across the core wellness hashtags is steep.</w:t>
+      </w:r>
+    </w:p>
+    <w:tbl>
+      <w:tblPr>
+        <w:tblW w:w="0" w:type="auto"/>
+        <w:tblLayout w:type="autofit"/>
+        <w:tblBorders>
+          <w:top w:val="single" w:sz="4" w:space="0" w:color="CCCCCC"/>
+          <w:left w:val="single" w:sz="4" w:space="0" w:color="CCCCCC"/>
+          <w:bottom w:val="single" w:sz="4" w:space="0" w:color="CCCCCC"/>
+          <w:right w:val="single" w:sz="4" w:space="0" w:color="CCCCCC"/>
+          <w:insideH w:val="single" w:sz="4" w:space="0" w:color="CCCCCC"/>
+          <w:insideV w:val="single" w:sz="4" w:space="0" w:color="CCCCCC"/>
+        </w:tblBorders>
+      </w:tblPr>
+      <w:tblGrid>
+        <w:gridCol/>
+        <w:gridCol/>
+        <w:gridCol/>
+      </w:tblGrid>
+      <w:tr>
+        <w:tc>
+          <w:tcPr>
+            <w:shd w:val="clear" w:color="auto" w:fill="004A2B"/>
+          </w:tcPr>
+          <w:p>
+            <w:r>
+              <w:rPr>
+                <w:b/>
+                <w:color w:val="FBF5EA"/>
+              </w:rPr>
+              <w:t xml:space="preserve">Trend / category</w:t>
+            </w:r>
+          </w:p>
+        </w:tc>
+        <w:tc>
+          <w:tcPr>
+            <w:shd w:val="clear" w:color="auto" w:fill="004A2B"/>
+          </w:tcPr>
+          <w:p>
+            <w:r>
+              <w:rPr>
+                <w:b/>
+                <w:color w:val="FBF5EA"/>
+              </w:rPr>
+              <w:t xml:space="preserve">Growth metric / global valuation</w:t>
+            </w:r>
+          </w:p>
+        </w:tc>
+        <w:tc>
+          <w:tcPr>
+            <w:shd w:val="clear" w:color="auto" w:fill="004A2B"/>
+          </w:tcPr>
+          <w:p>
+            <w:r>
+              <w:rPr>
+                <w:b/>
+                <w:color w:val="FBF5EA"/>
+              </w:rPr>
+              <w:t xml:space="preserve">Primary cultural driver</w:t>
+            </w:r>
+          </w:p>
+        </w:tc>
+      </w:tr>
+      <w:tr>
+        <w:tc>
+          <w:tcPr/>
+          <w:p>
+            <w:r>
+              <w:t xml:space="preserve">Beverage wellness</w:t>
+            </w:r>
+          </w:p>
+        </w:tc>
+        <w:tc>
+          <w:tcPr/>
+          <w:p>
+            <w:r>
+              <w:t xml:space="preserve">+427% YoY view volume</w:t>
+            </w:r>
+          </w:p>
+        </w:tc>
+        <w:tc>
+          <w:tcPr/>
+          <w:p>
+            <w:r>
+              <w:t xml:space="preserve">Fusion of physical hydration and emotional self-care routines</w:t>
+            </w:r>
+          </w:p>
+        </w:tc>
+      </w:tr>
+      <w:tr>
+        <w:tc>
+          <w:tcPr/>
+          <w:p>
+            <w:r>
+              <w:t xml:space="preserve">Gut health</w:t>
+            </w:r>
+          </w:p>
+        </w:tc>
+        <w:tc>
+          <w:tcPr/>
+          <w:p>
+            <w:r>
+              <w:t xml:space="preserve">+93% YoY view volume</w:t>
+            </w:r>
+          </w:p>
+        </w:tc>
+        <w:tc>
+          <w:tcPr/>
+          <w:p>
+            <w:r>
+              <w:t xml:space="preserve">Normalisation of digestion, IBS transparency and raw herbal remedies</w:t>
+            </w:r>
+          </w:p>
+        </w:tc>
+      </w:tr>
+      <w:tr>
+        <w:tc>
+          <w:tcPr/>
+          <w:p>
+            <w:r>
+              <w:t xml:space="preserve">Health and wellness</w:t>
+            </w:r>
+          </w:p>
+        </w:tc>
+        <w:tc>
+          <w:tcPr/>
+          <w:p>
+            <w:r>
+              <w:t xml:space="preserve">+64% YoY view volume</w:t>
+            </w:r>
+          </w:p>
+        </w:tc>
+        <w:tc>
+          <w:tcPr/>
+          <w:p>
+            <w:r>
+              <w:t xml:space="preserve">The That Girl aesthetic, daily habit tracking, morning-routine vlogs</w:t>
+            </w:r>
+          </w:p>
+        </w:tc>
+      </w:tr>
+      <w:tr>
+        <w:tc>
+          <w:tcPr/>
+          <w:p>
+            <w:r>
+              <w:t xml:space="preserve">Global matcha market</w:t>
+            </w:r>
+          </w:p>
+        </w:tc>
+        <w:tc>
+          <w:tcPr/>
+          <w:p>
+            <w:r>
+              <w:t xml:space="preserve">$2.7B (2023) to $7.1B (2033), 10.2% CAGR</w:t>
+            </w:r>
+          </w:p>
+        </w:tc>
+        <w:tc>
+          <w:tcPr/>
+          <w:p>
+            <w:r>
+              <w:t xml:space="preserve">Shift from coffee to clean, crash-free cognitive focus</w:t>
+            </w:r>
+          </w:p>
+        </w:tc>
+      </w:tr>
+      <w:tr>
+        <w:tc>
+          <w:tcPr/>
+          <w:p>
+            <w:r>
+              <w:t xml:space="preserve">Golden milk market</w:t>
+            </w:r>
+          </w:p>
+        </w:tc>
+        <w:tc>
+          <w:tcPr/>
+          <w:p>
+            <w:r>
+              <w:t xml:space="preserve">$1.6B global valuation</w:t>
+            </w:r>
+          </w:p>
+        </w:tc>
+        <w:tc>
+          <w:tcPr/>
+          <w:p>
+            <w:r>
+              <w:t xml:space="preserve">Ayurvedic turmeric remedies adapted into Western daily routines</w:t>
+            </w:r>
+          </w:p>
+        </w:tc>
+      </w:tr>
+    </w:tbl>
+    <w:p>
+      <w:r>
+        <w:rPr>
+          <w:i/>
+          <w:color w:val="555555"/>
+        </w:rPr>
+        <w:t xml:space="preserve">Hashtag view-volume and market-valuation figures as cited in the VAHDAM TikTok / Reels blueprint (Jul 2026).</w:t>
+      </w:r>
+    </w:p>
+    <w:p>
+      <w:pPr>
+        <w:spacing w:before="200" w:after="80"/>
+      </w:pPr>
+      <w:r>
+        <w:rPr>
+          <w:b/>
+          <w:color w:val="004A2B"/>
+          <w:sz w:val="24"/>
+        </w:rPr>
+        <w:t xml:space="preserve">The hydration aesthetic &amp; Homecafe culture</w:t>
+      </w:r>
+    </w:p>
+    <w:p>
+      <w:r>
+        <w:rPr>
+          <w:b/>
+        </w:rPr>
+        <w:t xml:space="preserve">[Certain]</w:t>
+      </w:r>
+      <w:r>
+        <w:t xml:space="preserve">  Hydration is now a lifestyle statement, spawning micro-trends (#stayhydrated, #hydrationhack, #glasscupswithstraw) and the Homecafe phenomenon: calmly lit iced-drink tutorials built on macro close-ups and high-fidelity ASMR (clinking ice, pouring liquids, mixing textures). For sensory products like tea, this low-tempo aesthetic lowers purchase skepticism through pure enjoyment.</w:t>
+      </w:r>
+    </w:p>
+    <w:p>
+      <w:pPr>
+        <w:spacing w:before="200" w:after="80"/>
+      </w:pPr>
+      <w:r>
+        <w:rPr>
+          <w:b/>
+          <w:color w:val="004A2B"/>
+          <w:sz w:val="24"/>
+        </w:rPr>
+        <w:t xml:space="preserve">Functional superfoods &amp; everyday rituals</w:t>
+      </w:r>
+    </w:p>
+    <w:p>
+      <w:r>
+        <w:rPr>
+          <w:b/>
+        </w:rPr>
+        <w:t xml:space="preserve">[Certain]</w:t>
+      </w:r>
+      <w:r>
+        <w:t xml:space="preserve">  The shift away from synthetic energy drinks has pushed adaptogens and herbal ingredients centre-stage: gut-health content (bloating, IBS, the Internal Shower Drink of chia, lemon and water) has billions of views; matcha crossed from tea ceremony to a camera-ready staple; and turmeric, ginger, ashwagandha and moringa are positioned as clean alternatives for stress, sleep and clarity, exactly VAHDAM's range.</w:t>
+      </w:r>
+    </w:p>
+    <w:p>
+      <w:pPr>
+        <w:spacing w:before="200" w:after="80"/>
+      </w:pPr>
+      <w:r>
+        <w:rPr>
+          <w:b/>
+          <w:color w:val="004A2B"/>
+          <w:sz w:val="24"/>
+        </w:rPr>
+        <w:t xml:space="preserve">Multi-market cultural dynamics</w:t>
+      </w:r>
+    </w:p>
+    <w:p>
+      <w:r>
+        <w:rPr>
+          <w:b/>
+        </w:rPr>
+        <w:t xml:space="preserve">[Certain]</w:t>
+      </w:r>
+      <w:r>
+        <w:t xml:space="preserve">  In the UK, high-velocity TikTok Shop categories mix functional wellness with indulgent treats (EHPlabs OxyShred green-tea energy drinks, Liquid Death canned water, artisanal dessert boxes), a dual pull of athletic performance and sensory reward. The Girl Dinner and ingredient-household trends across the US and UK favour simple whole-food snacking (nuts, seeds, berries, herbal teas). And after regulation let premium spirit brands target over-25s with age-gated content, cinematic influencer campaigns (Campari, Grey Goose, St-Germain) raised the visual-quality bar: wellness brands must now pair authentic storytelling with high-end aesthetic execution.</w:t>
+      </w:r>
+    </w:p>
+    <w:p>
+      <w:pPr>
+        <w:spacing w:before="200" w:after="80"/>
+      </w:pPr>
+      <w:r>
+        <w:rPr>
+          <w:b/>
+          <w:color w:val="004A2B"/>
+          <w:sz w:val="24"/>
+        </w:rPr>
+        <w:t xml:space="preserve">How challenger beverage brands win on social</w:t>
+      </w:r>
+    </w:p>
+    <w:tbl>
+      <w:tblPr>
+        <w:tblW w:w="0" w:type="auto"/>
+        <w:tblLayout w:type="autofit"/>
+        <w:tblBorders>
+          <w:top w:val="single" w:sz="4" w:space="0" w:color="CCCCCC"/>
+          <w:left w:val="single" w:sz="4" w:space="0" w:color="CCCCCC"/>
+          <w:bottom w:val="single" w:sz="4" w:space="0" w:color="CCCCCC"/>
+          <w:right w:val="single" w:sz="4" w:space="0" w:color="CCCCCC"/>
+          <w:insideH w:val="single" w:sz="4" w:space="0" w:color="CCCCCC"/>
+          <w:insideV w:val="single" w:sz="4" w:space="0" w:color="CCCCCC"/>
+        </w:tblBorders>
+      </w:tblPr>
+      <w:tblGrid>
+        <w:gridCol/>
+        <w:gridCol/>
+        <w:gridCol/>
+      </w:tblGrid>
+      <w:tr>
+        <w:tc>
+          <w:tcPr>
+            <w:shd w:val="clear" w:color="auto" w:fill="004A2B"/>
+          </w:tcPr>
+          <w:p>
+            <w:r>
+              <w:rPr>
+                <w:b/>
+                <w:color w:val="FBF5EA"/>
+              </w:rPr>
+              <w:t xml:space="preserve">Brand</w:t>
+            </w:r>
+          </w:p>
+        </w:tc>
+        <w:tc>
+          <w:tcPr>
+            <w:shd w:val="clear" w:color="auto" w:fill="004A2B"/>
+          </w:tcPr>
+          <w:p>
+            <w:r>
+              <w:rPr>
+                <w:b/>
+                <w:color w:val="FBF5EA"/>
+              </w:rPr>
+              <w:t xml:space="preserve">Core creative &amp; social strategy</w:t>
+            </w:r>
+          </w:p>
+        </w:tc>
+        <w:tc>
+          <w:tcPr>
+            <w:shd w:val="clear" w:color="auto" w:fill="004A2B"/>
+          </w:tcPr>
+          <w:p>
+            <w:r>
+              <w:rPr>
+                <w:b/>
+                <w:color w:val="FBF5EA"/>
+              </w:rPr>
+              <w:t xml:space="preserve">Operational &amp; distribution mechanics</w:t>
+            </w:r>
+          </w:p>
+        </w:tc>
+      </w:tr>
+      <w:tr>
+        <w:tc>
+          <w:tcPr/>
+          <w:p>
+            <w:r>
+              <w:t xml:space="preserve">PerfectTed</w:t>
+            </w:r>
+          </w:p>
+        </w:tc>
+        <w:tc>
+          <w:tcPr/>
+          <w:p>
+            <w:r>
+              <w:t xml:space="preserve">Media-first, founder-led storytelling, radical vulnerability, employee-generated content, rapid trendjacking</w:t>
+            </w:r>
+          </w:p>
+        </w:tc>
+        <w:tc>
+          <w:tcPr/>
+          <w:p>
+            <w:r>
+              <w:t xml:space="preserve">DTC scaling alongside rapid retail; matcha as a clean, lifestyle-fuelled energy alternative</w:t>
+            </w:r>
+          </w:p>
+        </w:tc>
+      </w:tr>
+      <w:tr>
+        <w:tc>
+          <w:tcPr/>
+          <w:p>
+            <w:r>
+              <w:t xml:space="preserve">Grind Coffee</w:t>
+            </w:r>
+          </w:p>
+        </w:tc>
+        <w:tc>
+          <w:tcPr/>
+          <w:p>
+            <w:r>
+              <w:t xml:space="preserve">High-tempo vertical-video ads, coffee-at-home community, multi-touch attribution modelling</w:t>
+            </w:r>
+          </w:p>
+        </w:tc>
+        <w:tc>
+          <w:tcPr/>
+          <w:p>
+            <w:r>
+              <w:t xml:space="preserve">Shopify Plus + custom subscription tiers; TikTok drives proven on-site conversion</w:t>
+            </w:r>
+          </w:p>
+        </w:tc>
+      </w:tr>
+      <w:tr>
+        <w:tc>
+          <w:tcPr/>
+          <w:p>
+            <w:r>
+              <w:t xml:space="preserve">Bird &amp; Blend Tea Co</w:t>
+            </w:r>
+          </w:p>
+        </w:tc>
+        <w:tc>
+          <w:tcPr/>
+          <w:p>
+            <w:r>
+              <w:t xml:space="preserve">Performance Max, high-impact cultural collaborations, community affiliate systems</w:t>
+            </w:r>
+          </w:p>
+        </w:tc>
+        <w:tc>
+          <w:tcPr/>
+          <w:p>
+            <w:r>
+              <w:t xml:space="preserve">Omnichannel retail + web; social ad signals guide new-blend R&amp;D and niche use cases</w:t>
+            </w:r>
+          </w:p>
+        </w:tc>
+      </w:tr>
+      <w:tr>
+        <w:tc>
+          <w:tcPr/>
+          <w:p>
+            <w:r>
+              <w:t xml:space="preserve">Four Sigmatic &amp; MUD\WTR</w:t>
+            </w:r>
+          </w:p>
+        </w:tc>
+        <w:tc>
+          <w:tcPr/>
+          <w:p>
+            <w:r>
+              <w:t xml:space="preserve">Educational influencer campaigns, morning-ritual narratives, functional adaptogenic positioning</w:t>
+            </w:r>
+          </w:p>
+        </w:tc>
+        <w:tc>
+          <w:tcPr/>
+          <w:p>
+            <w:r>
+              <w:t xml:space="preserve">Subscription-heavy DTC designed to replace the daily coffee routine with mushroom alternatives</w:t>
+            </w:r>
+          </w:p>
+        </w:tc>
+      </w:tr>
+    </w:tbl>
+    <w:p>
+      <w:pPr>
+        <w:spacing w:before="200" w:after="80"/>
+      </w:pPr>
+      <w:r>
+        <w:rPr>
+          <w:b/>
+          <w:color w:val="004A2B"/>
+          <w:sz w:val="24"/>
+        </w:rPr>
+        <w:t xml:space="preserve">PerfectTed, media-first &amp; founder-led</w:t>
+      </w:r>
+    </w:p>
+    <w:p>
+      <w:r>
+        <w:rPr>
+          <w:b/>
+        </w:rPr>
+        <w:t xml:space="preserve">[Certain]</w:t>
+      </w:r>
+      <w:r>
+        <w:t xml:space="preserve">  The UK matcha brand operates like a media company, not a manufacturer: content centres on the founders' real stories (managing ADHD and anxiety through matcha) and employee-generated content that humanises the team, and it reacts instantly to culture (a viral Sabrina Carpenter stunt) to win millions of organic views on small budgets.</w:t>
+      </w:r>
+    </w:p>
+    <w:p>
+      <w:pPr>
+        <w:spacing w:before="200" w:after="80"/>
+      </w:pPr>
+      <w:r>
+        <w:rPr>
+          <w:b/>
+          <w:color w:val="004A2B"/>
+          <w:sz w:val="24"/>
+        </w:rPr>
+        <w:t xml:space="preserve">Grind, attribution &amp; channel synergy</w:t>
+      </w:r>
+    </w:p>
+    <w:p>
+      <w:r>
+        <w:rPr>
+          <w:b/>
+        </w:rPr>
+        <w:t xml:space="preserve">[Certain]</w:t>
+      </w:r>
+      <w:r>
+        <w:t xml:space="preserve">  Recognising that last-click undervalues top-of-funnel social discovery, Grind built multi-touch attribution blending TikTok, Google Analytics, first-party profiles and econometric data, proved TikTok's superior conversion velocity, and achieved an 11% ROAS boost and a 28% CAC reduction, pairing TikTok with subscription offers (free tins, travel tumblers).</w:t>
+      </w:r>
+    </w:p>
+    <w:p>
+      <w:pPr>
+        <w:spacing w:before="200" w:after="80"/>
+      </w:pPr>
+      <w:r>
+        <w:rPr>
+          <w:b/>
+          <w:color w:val="004A2B"/>
+          <w:sz w:val="24"/>
+        </w:rPr>
+        <w:t xml:space="preserve">Bird &amp; Blend, cultural co-branding</w:t>
+      </w:r>
+    </w:p>
+    <w:p>
+      <w:r>
+        <w:rPr>
+          <w:b/>
+        </w:rPr>
+        <w:t xml:space="preserve">[Certain]</w:t>
+      </w:r>
+      <w:r>
+        <w:t xml:space="preserve">  Limited-edition collaborations (Hello Kitty, Wallace &amp; Gromit, Tate Modern) unlock passionate sub-communities and organic unboxing/tasting content without high influencer fees, backed by a generous affiliate programme and problem-led Performance Max / Search targeting (for example alcohol-free drink alternatives).</w:t>
+      </w:r>
+    </w:p>
+    <w:p>
+      <w:pPr>
+        <w:spacing w:before="200" w:after="80"/>
+      </w:pPr>
+      <w:r>
+        <w:rPr>
+          <w:b/>
+          <w:color w:val="004A2B"/>
+          <w:sz w:val="24"/>
+        </w:rPr>
+        <w:t xml:space="preserve">Symphony AI &amp; native formats</w:t>
+      </w:r>
+    </w:p>
+    <w:p>
+      <w:r>
+        <w:rPr>
+          <w:b/>
+        </w:rPr>
+        <w:t xml:space="preserve">[Likely]</w:t>
+      </w:r>
+      <w:r>
+        <w:t xml:space="preserve">  Influencer try-on and organic UGC generate roughly twice the click-through of product slideshows; TikTok's Symphony AI suite (Image-to-Video, automated optimisation) keeps creative fresh and lowers CPA, as fashion brand Halara showed with a 44% CPA reduction.</w:t>
+      </w:r>
+    </w:p>
+    <w:p>
+      <w:pPr>
+        <w:spacing w:before="200" w:after="80"/>
+      </w:pPr>
+      <w:r>
+        <w:rPr>
+          <w:b/>
+          <w:color w:val="004A2B"/>
+          <w:sz w:val="24"/>
+        </w:rPr>
+        <w:t xml:space="preserve">The six-step high-converting vertical-video ad</w:t>
+      </w:r>
+    </w:p>
+    <w:tbl>
+      <w:tblPr>
+        <w:tblW w:w="0" w:type="auto"/>
+        <w:tblLayout w:type="autofit"/>
+        <w:tblBorders>
+          <w:top w:val="single" w:sz="4" w:space="0" w:color="CCCCCC"/>
+          <w:left w:val="single" w:sz="4" w:space="0" w:color="CCCCCC"/>
+          <w:bottom w:val="single" w:sz="4" w:space="0" w:color="CCCCCC"/>
+          <w:right w:val="single" w:sz="4" w:space="0" w:color="CCCCCC"/>
+          <w:insideH w:val="single" w:sz="4" w:space="0" w:color="CCCCCC"/>
+          <w:insideV w:val="single" w:sz="4" w:space="0" w:color="CCCCCC"/>
+        </w:tblBorders>
+      </w:tblPr>
+      <w:tblGrid>
+        <w:gridCol/>
+        <w:gridCol/>
+        <w:gridCol/>
+      </w:tblGrid>
+      <w:tr>
+        <w:tc>
+          <w:tcPr>
+            <w:shd w:val="clear" w:color="auto" w:fill="004A2B"/>
+          </w:tcPr>
+          <w:p>
+            <w:r>
+              <w:rPr>
+                <w:b/>
+                <w:color w:val="FBF5EA"/>
+              </w:rPr>
+              <w:t xml:space="preserve">Step</w:t>
+            </w:r>
+          </w:p>
+        </w:tc>
+        <w:tc>
+          <w:tcPr>
+            <w:shd w:val="clear" w:color="auto" w:fill="004A2B"/>
+          </w:tcPr>
+          <w:p>
+            <w:r>
+              <w:rPr>
+                <w:b/>
+                <w:color w:val="FBF5EA"/>
+              </w:rPr>
+              <w:t xml:space="preserve">Tactical objective</w:t>
+            </w:r>
+          </w:p>
+        </w:tc>
+        <w:tc>
+          <w:tcPr>
+            <w:shd w:val="clear" w:color="auto" w:fill="004A2B"/>
+          </w:tcPr>
+          <w:p>
+            <w:r>
+              <w:rPr>
+                <w:b/>
+                <w:color w:val="FBF5EA"/>
+              </w:rPr>
+              <w:t xml:space="preserve">Creative execution for VAHDAM</w:t>
+            </w:r>
+          </w:p>
+        </w:tc>
+      </w:tr>
+      <w:tr>
+        <w:tc>
+          <w:tcPr/>
+          <w:p>
+            <w:r>
+              <w:t xml:space="preserve">1. Hook (0 to 5s)</w:t>
+            </w:r>
+          </w:p>
+        </w:tc>
+        <w:tc>
+          <w:tcPr/>
+          <w:p>
+            <w:r>
+              <w:t xml:space="preserve">Stop the scroll with visual or narrative tension</w:t>
+            </w:r>
+          </w:p>
+        </w:tc>
+        <w:tc>
+          <w:tcPr/>
+          <w:p>
+            <w:r>
+              <w:t xml:space="preserve">Frustration hook (Stop drinking coffee that ruins your sleep) or a macro ASMR pour of turmeric tea over ice spheres</w:t>
+            </w:r>
+          </w:p>
+        </w:tc>
+      </w:tr>
+      <w:tr>
+        <w:tc>
+          <w:tcPr/>
+          <w:p>
+            <w:r>
+              <w:t xml:space="preserve">2. Native delivery</w:t>
+            </w:r>
+          </w:p>
+        </w:tc>
+        <w:tc>
+          <w:tcPr/>
+          <w:p>
+            <w:r>
+              <w:t xml:space="preserve">Feel like organic, creator-led content</w:t>
+            </w:r>
+          </w:p>
+        </w:tc>
+        <w:tc>
+          <w:tcPr/>
+          <w:p>
+            <w:r>
+              <w:t xml:space="preserve">Casual, conversational vertical video, creator to camera in a warm, naturally lit home kitchen</w:t>
+            </w:r>
+          </w:p>
+        </w:tc>
+      </w:tr>
+      <w:tr>
+        <w:tc>
+          <w:tcPr/>
+          <w:p>
+            <w:r>
+              <w:t xml:space="preserve">3. Real use case</w:t>
+            </w:r>
+          </w:p>
+        </w:tc>
+        <w:tc>
+          <w:tcPr/>
+          <w:p>
+            <w:r>
+              <w:t xml:space="preserve">Show the product inside a desirable routine</w:t>
+            </w:r>
+          </w:p>
+        </w:tc>
+        <w:tc>
+          <w:tcPr/>
+          <w:p>
+            <w:r>
+              <w:t xml:space="preserve">Iced matcha latte made at the desk during a mid-afternoon work slump</w:t>
+            </w:r>
+          </w:p>
+        </w:tc>
+      </w:tr>
+      <w:tr>
+        <w:tc>
+          <w:tcPr/>
+          <w:p>
+            <w:r>
+              <w:t xml:space="preserve">4. Single-core message</w:t>
+            </w:r>
+          </w:p>
+        </w:tc>
+        <w:tc>
+          <w:tcPr/>
+          <w:p>
+            <w:r>
+              <w:t xml:space="preserve">Solve one clear problem per ad</w:t>
+            </w:r>
+          </w:p>
+        </w:tc>
+        <w:tc>
+          <w:tcPr/>
+          <w:p>
+            <w:r>
+              <w:t xml:space="preserve">One benefit only: bloating relief (ginger-turmeric) or jitter-free focus (ceremonial matcha)</w:t>
+            </w:r>
+          </w:p>
+        </w:tc>
+      </w:tr>
+      <w:tr>
+        <w:tc>
+          <w:tcPr/>
+          <w:p>
+            <w:r>
+              <w:t xml:space="preserve">5. Proof &amp; friction reduction</w:t>
+            </w:r>
+          </w:p>
+        </w:tc>
+        <w:tc>
+          <w:tcPr/>
+          <w:p>
+            <w:r>
+              <w:t xml:space="preserve">Build trust with tangible evidence</w:t>
+            </w:r>
+          </w:p>
+        </w:tc>
+        <w:tc>
+          <w:tcPr/>
+          <w:p>
+            <w:r>
+              <w:t xml:space="preserve">USDA Organic / Non-GMO seals on-screen; split-screen authentic reviews on the non-bitter taste</w:t>
+            </w:r>
+          </w:p>
+        </w:tc>
+      </w:tr>
+      <w:tr>
+        <w:tc>
+          <w:tcPr/>
+          <w:p>
+            <w:r>
+              <w:t xml:space="preserve">6. Goal-aligned CTA</w:t>
+            </w:r>
+          </w:p>
+        </w:tc>
+        <w:tc>
+          <w:tcPr/>
+          <w:p>
+            <w:r>
+              <w:t xml:space="preserve">Direct to a clear, low-friction next step</w:t>
+            </w:r>
+          </w:p>
+        </w:tc>
+        <w:tc>
+          <w:tcPr/>
+          <w:p>
+            <w:r>
+              <w:t xml:space="preserve">TikTok Shop landing page with a first-time bundle or seasonal discount code</w:t>
+            </w:r>
+          </w:p>
+        </w:tc>
+      </w:tr>
+    </w:tbl>
+    <w:p>
+      <w:pPr>
+        <w:spacing w:before="200" w:after="80"/>
+      </w:pPr>
+      <w:r>
+        <w:rPr>
+          <w:b/>
+          <w:color w:val="004A2B"/>
+          <w:sz w:val="24"/>
+        </w:rPr>
+        <w:t xml:space="preserve">Awareness vs conversion, two proven campaigns</w:t>
+      </w:r>
+    </w:p>
+    <w:tbl>
+      <w:tblPr>
+        <w:tblW w:w="0" w:type="auto"/>
+        <w:tblLayout w:type="autofit"/>
+        <w:tblBorders>
+          <w:top w:val="single" w:sz="4" w:space="0" w:color="CCCCCC"/>
+          <w:left w:val="single" w:sz="4" w:space="0" w:color="CCCCCC"/>
+          <w:bottom w:val="single" w:sz="4" w:space="0" w:color="CCCCCC"/>
+          <w:right w:val="single" w:sz="4" w:space="0" w:color="CCCCCC"/>
+          <w:insideH w:val="single" w:sz="4" w:space="0" w:color="CCCCCC"/>
+          <w:insideV w:val="single" w:sz="4" w:space="0" w:color="CCCCCC"/>
+        </w:tblBorders>
+      </w:tblPr>
+      <w:tblGrid>
+        <w:gridCol/>
+        <w:gridCol/>
+        <w:gridCol/>
+      </w:tblGrid>
+      <w:tr>
+        <w:tc>
+          <w:tcPr>
+            <w:shd w:val="clear" w:color="auto" w:fill="004A2B"/>
+          </w:tcPr>
+          <w:p>
+            <w:r>
+              <w:rPr>
+                <w:b/>
+                <w:color w:val="FBF5EA"/>
+              </w:rPr>
+              <w:t xml:space="preserve">Dimension</w:t>
+            </w:r>
+          </w:p>
+        </w:tc>
+        <w:tc>
+          <w:tcPr>
+            <w:shd w:val="clear" w:color="auto" w:fill="004A2B"/>
+          </w:tcPr>
+          <w:p>
+            <w:r>
+              <w:rPr>
+                <w:b/>
+                <w:color w:val="FBF5EA"/>
+              </w:rPr>
+              <w:t xml:space="preserve">Nestle Everyday TopView (awareness)</w:t>
+            </w:r>
+          </w:p>
+        </w:tc>
+        <w:tc>
+          <w:tcPr>
+            <w:shd w:val="clear" w:color="auto" w:fill="004A2B"/>
+          </w:tcPr>
+          <w:p>
+            <w:r>
+              <w:rPr>
+                <w:b/>
+                <w:color w:val="FBF5EA"/>
+              </w:rPr>
+              <w:t xml:space="preserve">Frestea Nusantara O2O (conversion)</w:t>
+            </w:r>
+          </w:p>
+        </w:tc>
+      </w:tr>
+      <w:tr>
+        <w:tc>
+          <w:tcPr/>
+          <w:p>
+            <w:r>
+              <w:t xml:space="preserve">Objective</w:t>
+            </w:r>
+          </w:p>
+        </w:tc>
+        <w:tc>
+          <w:tcPr/>
+          <w:p>
+            <w:r>
+              <w:t xml:space="preserve">Mass awareness for tea-creamer and instant ranges</w:t>
+            </w:r>
+          </w:p>
+        </w:tc>
+        <w:tc>
+          <w:tcPr/>
+          <w:p>
+            <w:r>
+              <w:t xml:space="preserve">Revive a declining tea category via offline trials during Ramadan</w:t>
+            </w:r>
+          </w:p>
+        </w:tc>
+      </w:tr>
+      <w:tr>
+        <w:tc>
+          <w:tcPr/>
+          <w:p>
+            <w:r>
+              <w:t xml:space="preserve">Placement &amp; format</w:t>
+            </w:r>
+          </w:p>
+        </w:tc>
+        <w:tc>
+          <w:tcPr/>
+          <w:p>
+            <w:r>
+              <w:t xml:space="preserve">High-impact TopView (first video on app open)</w:t>
+            </w:r>
+          </w:p>
+        </w:tc>
+        <w:tc>
+          <w:tcPr/>
+          <w:p>
+            <w:r>
+              <w:t xml:space="preserve">Full-funnel Spark Ads + Grivy notifications + gamification</w:t>
+            </w:r>
+          </w:p>
+        </w:tc>
+      </w:tr>
+      <w:tr>
+        <w:tc>
+          <w:tcPr/>
+          <w:p>
+            <w:r>
+              <w:t xml:space="preserve">Creative</w:t>
+            </w:r>
+          </w:p>
+        </w:tc>
+        <w:tc>
+          <w:tcPr/>
+          <w:p>
+            <w:r>
+              <w:t xml:space="preserve">Premium sensory close-ups set to a brand melody</w:t>
+            </w:r>
+          </w:p>
+        </w:tc>
+        <w:tc>
+          <w:tcPr/>
+          <w:p>
+            <w:r>
+              <w:t xml:space="preserve">Moment-based messaging tied to daily fast-breaks and social sharing</w:t>
+            </w:r>
+          </w:p>
+        </w:tc>
+      </w:tr>
+      <w:tr>
+        <w:tc>
+          <w:tcPr/>
+          <w:p>
+            <w:r>
+              <w:t xml:space="preserve">Results</w:t>
+            </w:r>
+          </w:p>
+        </w:tc>
+        <w:tc>
+          <w:tcPr/>
+          <w:p>
+            <w:r>
+              <w:t xml:space="preserve">86.6M impressions, +10% value perception, +18.1% purchase intent</w:t>
+            </w:r>
+          </w:p>
+        </w:tc>
+        <w:tc>
+          <w:tcPr/>
+          <w:p>
+            <w:r>
+              <w:t xml:space="preserve">66M impressions, 64% digital conversion, 90% of redemptions from new buyers</w:t>
+            </w:r>
+          </w:p>
+        </w:tc>
+      </w:tr>
+    </w:tbl>
+    <w:p>
+      <w:r>
+        <w:rPr>
+          <w:i/>
+          <w:color w:val="555555"/>
+        </w:rPr>
+        <w:t xml:space="preserve">Match creative to objective: sensory TopView placements for equity, Spark Ads + mobile rewards + gamification for a trackable path to physical trial.</w:t>
+      </w:r>
+    </w:p>
+    <w:p>
+      <w:pPr>
+        <w:spacing w:before="200" w:after="80"/>
+      </w:pPr>
+      <w:r>
+        <w:rPr>
+          <w:b/>
+          <w:color w:val="004A2B"/>
+          <w:sz w:val="24"/>
+        </w:rPr>
+        <w:t xml:space="preserve">Camera-ready unboxing &amp; visual ASMR</w:t>
+      </w:r>
+    </w:p>
+    <w:p>
+      <w:r>
+        <w:rPr>
+          <w:b/>
+        </w:rPr>
+        <w:t xml:space="preserve">[Certain]</w:t>
+      </w:r>
+      <w:r>
+        <w:t xml:space="preserve">  In DTC, packaging is the primary offline marketing touchpoint, and it must be designed for the vertical lens: high-end rigid boxes with vibrant interiors, spot-UV finishes and gold-foil accents, a wax-sealed founder's letter placed on top for immediate intimacy, and clean inserts that keep the gold-finished tins pristine. Engineered this way, the unboxing incentivises organic UGC and turns everyday buyers into brand evangelists.</w:t>
+      </w:r>
+    </w:p>
+    <w:p>
+      <w:pPr>
+        <w:ind w:left="360" w:hanging="240"/>
+      </w:pPr>
+      <w:r>
+        <w:t xml:space="preserve">•  </w:t>
+      </w:r>
+      <w:r>
+        <w:rPr>
+          <w:b/>
+        </w:rPr>
+        <w:t xml:space="preserve">Pure ASMR packaging,</w:t>
+      </w:r>
+      <w:r>
+        <w:t xml:space="preserve"> no speaking, close-ups of wrapping paper tearing, lids popping and scoops clinking against metal tins.</w:t>
+      </w:r>
+    </w:p>
+    <w:p>
+      <w:pPr>
+        <w:ind w:left="360" w:hanging="240"/>
+      </w:pPr>
+      <w:r>
+        <w:t xml:space="preserve">•  </w:t>
+      </w:r>
+      <w:r>
+        <w:rPr>
+          <w:b/>
+        </w:rPr>
+        <w:t xml:space="preserve">Conversational storytelling,</w:t>
+      </w:r>
+      <w:r>
+        <w:t xml:space="preserve"> a creator sharing the tea's origin or the TEAch Me social impact while opening the package.</w:t>
+      </w:r>
+    </w:p>
+    <w:p>
+      <w:pPr>
+        <w:ind w:left="360" w:hanging="240"/>
+      </w:pPr>
+      <w:r>
+        <w:t xml:space="preserve">•  </w:t>
+      </w:r>
+      <w:r>
+        <w:rPr>
+          <w:b/>
+        </w:rPr>
+        <w:t xml:space="preserve">Aesthetic transition edits,</w:t>
+      </w:r>
+      <w:r>
+        <w:t xml:space="preserve"> fast, rhythmic cuts to trending audio with clean, stylised product transitions.</w:t>
+      </w:r>
+    </w:p>
+    <w:p>
+      <w:r>
+        <w:rPr>
+          <w:b/>
+        </w:rPr>
+        <w:t xml:space="preserve">[Certain]</w:t>
+      </w:r>
+      <w:r>
+        <w:t xml:space="preserve">  Production discipline matters: clean three-point or ring lighting to kill reflections on premium tins, steady overhead angles, tight B-roll of product textures, and high-fidelity ambient audio via external microphones. Keep on-screen text inside standard safe zones so localised voiceovers and translated captions can swap across US, UK and EU without re-editing the background B-roll, lowering content cost and keeping creative fresh across ad managers.</w:t>
+      </w:r>
+    </w:p>
+    <w:p>
+      <w:pPr>
+        <w:spacing w:before="200" w:after="80"/>
+      </w:pPr>
+      <w:r>
+        <w:rPr>
+          <w:b/>
+          <w:color w:val="004A2B"/>
+          <w:sz w:val="24"/>
+        </w:rPr>
+        <w:t xml:space="preserve">Actionable social programs for VAHDAM</w:t>
+      </w:r>
+    </w:p>
+    <w:p>
+      <w:pPr>
+        <w:spacing w:before="200" w:after="80"/>
+      </w:pPr>
+      <w:r>
+        <w:rPr>
+          <w:b/>
+          <w:color w:val="004A2B"/>
+          <w:sz w:val="24"/>
+        </w:rPr>
+        <w:t xml:space="preserve">Founder-led transparency</w:t>
+      </w:r>
+    </w:p>
+    <w:p>
+      <w:r>
+        <w:t xml:space="preserve">A short-form series with founder Bala Sarda documenting real sourcing trips (Darjeeling, Assam, Nilgiris), honest farmer conversations, the R&amp;D process in Noida and climate-neutral packaging, revealing the actual people and processes behind the brand to build trust with socially conscious consumers.</w:t>
+      </w:r>
+    </w:p>
+    <w:p>
+      <w:pPr>
+        <w:spacing w:before="200" w:after="80"/>
+      </w:pPr>
+      <w:r>
+        <w:rPr>
+          <w:b/>
+          <w:color w:val="004A2B"/>
+          <w:sz w:val="24"/>
+        </w:rPr>
+        <w:t xml:space="preserve">Narrative social impact</w:t>
+      </w:r>
+    </w:p>
+    <w:p>
+      <w:r>
+        <w:t xml:space="preserve">Documentary-style vertical videos on the TEAch Me scholarships and the tea growers' children, turning abstract CSR metrics into an emotional connection that differentiates VAHDAM from traditional commercial competitors.</w:t>
+      </w:r>
+    </w:p>
+    <w:p>
+      <w:pPr>
+        <w:spacing w:before="200" w:after="80"/>
+      </w:pPr>
+      <w:r>
+        <w:rPr>
+          <w:b/>
+          <w:color w:val="004A2B"/>
+          <w:sz w:val="24"/>
+        </w:rPr>
+        <w:t xml:space="preserve">Localised cultural collaborations</w:t>
+      </w:r>
+    </w:p>
+    <w:p>
+      <w:r>
+        <w:t xml:space="preserve">Limited-edition tea and superfood blends with fitness, mindfulness and culinary creators (the Bird &amp; Blend model), promoted through aesthetic unboxing and lifestyle vlogs that position herbal and adaptogen teas as clean morning-energy alternatives.</w:t>
+      </w:r>
+    </w:p>
+    <w:p>
+      <w:pPr>
+        <w:spacing w:before="200" w:after="80"/>
+      </w:pPr>
+      <w:r>
+        <w:rPr>
+          <w:b/>
+          <w:color w:val="004A2B"/>
+          <w:sz w:val="24"/>
+        </w:rPr>
+        <w:t xml:space="preserve">The ASMR &amp; Homecafe engine</w:t>
+      </w:r>
+    </w:p>
+    <w:p>
+      <w:r>
+        <w:t xml:space="preserve">A high-volume content engine of visually striking iced-latte recipes with organic turmeric, ginger and ceremonial-grade matcha, high-fidelity ASMR and slow macro shots, with standardised layouts for low-cost US / UK deployment.</w:t>
+      </w:r>
+    </w:p>
+    <w:p>
+      <w:pPr>
+        <w:spacing w:before="200" w:after="80"/>
+      </w:pPr>
+      <w:r>
+        <w:rPr>
+          <w:b/>
+          <w:color w:val="004A2B"/>
+          <w:sz w:val="24"/>
+        </w:rPr>
+        <w:t xml:space="preserve">Omnichannel attribution &amp; retention</w:t>
+      </w:r>
+    </w:p>
+    <w:p>
+      <w:r>
+        <w:t xml:space="preserve">Multi-touch attribution linking TikTok discovery to Google search and Amazon-MCF / retail conversion, coordinated with segmented web-push and personalised email flows plus automated discount ladders to recover abandoned carts.</w:t>
+      </w:r>
+    </w:p>
+    <w:p>
+      <w:r>
+        <w:t xml:space="preserve">Sources: VAHDAM Strategic TikTok &amp; Reels Marketing Blueprint (Multi-Market Creative &amp; Ad Optimization, Jul 2026), drawing on VAHDAM corporate references (Our Story, the Amazon MCF 400% case study, YourStory, Social Samosa), TikTok for Business case studies (Nestle Everyday, Frestea, Grind Coffee x Highrise), PerfectTed, Bird &amp; Blend and Grind brand references, and TikTok food-and-beverage trend analyses (Kantar, SIGEP, FindNiche, OTA). Metrics are reproduced as cited; brand-application points are VAHDAM inferences. Download the full blueprint from the button at the top of this tab.</w:t>
+      </w:r>
+    </w:p>
     <w:sectPr>
       <w:pgSz w:w="11906" w:h="16838"/>
       <w:pgMar w:top="1134" w:right="1134" w:bottom="1134" w:left="1134" w:header="720" w:footer="720" w:gutter="0"/>

--- a/docs/market-study/US_Functional_Wellness_Market_Study.docx
+++ b/docs/market-study/US_Functional_Wellness_Market_Study.docx
@@ -5169,6 +5169,6488 @@
         <w:t xml:space="preserve">Sources: VAHDAM Strategic TikTok &amp; Reels Marketing Blueprint (Multi-Market Creative &amp; Ad Optimization, Jul 2026), drawing on VAHDAM corporate references (Our Story, the Amazon MCF 400% case study, YourStory, Social Samosa), TikTok for Business case studies (Nestle Everyday, Frestea, Grind Coffee x Highrise), PerfectTed, Bird &amp; Blend and Grind brand references, and TikTok food-and-beverage trend analyses (Kantar, SIGEP, FindNiche, OTA). Metrics are reproduced as cited; brand-application points are VAHDAM inferences. Download the full blueprint from the button at the top of this tab.</w:t>
       </w:r>
     </w:p>
+    <w:p>
+      <w:pPr>
+        <w:spacing w:before="200" w:after="80"/>
+      </w:pPr>
+      <w:r>
+        <w:rPr>
+          <w:b/>
+          <w:color w:val="004A2B"/>
+          <w:sz w:val="28"/>
+        </w:rPr>
+        <w:t xml:space="preserve">Live competitor pricing (fetched 9 Jul 2026 ~13:00 UTC)</w:t>
+      </w:r>
+    </w:p>
+    <w:p>
+      <w:r>
+        <w:rPr>
+          <w:i/>
+          <w:color w:val="555555"/>
+        </w:rPr>
+        <w:t xml:space="preserve">A point-in-time, source-linked price scan of VAHDAM and the functional-coffee / greens / adaptogen / wellness-powder set. Prices are volatile, re-fetch before quoting.</w:t>
+      </w:r>
+    </w:p>
+    <w:p>
+      <w:r>
+        <w:t xml:space="preserve">All prices fetched LIVE on 9 Jul 2026 ~13:00 UTC from official product pages or official Shopify products.json endpoints. Prices are volatile and promo-driven; treat as a point-in-time snapshot and re-fetch before quoting. n/s = not shown on page, n/v = not verified live, n/p = not priced on that page. Currencies as sold (USD/GBP), not converted. </w:t>
+      </w:r>
+      <w:r>
+        <w:rPr>
+          <w:b/>
+        </w:rPr>
+        <w:t xml:space="preserve">[Certain]</w:t>
+      </w:r>
+      <w:r>
+        <w:t xml:space="preserve">  High/Medium (official page), </w:t>
+      </w:r>
+      <w:r>
+        <w:rPr>
+          <w:b/>
+        </w:rPr>
+        <w:t xml:space="preserve">[Likely]</w:t>
+      </w:r>
+      <w:r>
+        <w:t xml:space="preserve">  Low or needs-manual-verification (bot-walled / JS-only / snippet).</w:t>
+      </w:r>
+    </w:p>
+    <w:tbl>
+      <w:tblPr>
+        <w:tblW w:w="0" w:type="auto"/>
+        <w:tblLayout w:type="autofit"/>
+        <w:tblBorders>
+          <w:top w:val="single" w:sz="4" w:space="0" w:color="CCCCCC"/>
+          <w:left w:val="single" w:sz="4" w:space="0" w:color="CCCCCC"/>
+          <w:bottom w:val="single" w:sz="4" w:space="0" w:color="CCCCCC"/>
+          <w:right w:val="single" w:sz="4" w:space="0" w:color="CCCCCC"/>
+          <w:insideH w:val="single" w:sz="4" w:space="0" w:color="CCCCCC"/>
+          <w:insideV w:val="single" w:sz="4" w:space="0" w:color="CCCCCC"/>
+        </w:tblBorders>
+      </w:tblPr>
+      <w:tblGrid>
+        <w:gridCol/>
+        <w:gridCol/>
+        <w:gridCol/>
+        <w:gridCol/>
+        <w:gridCol/>
+        <w:gridCol/>
+        <w:gridCol/>
+        <w:gridCol/>
+        <w:gridCol/>
+        <w:gridCol/>
+        <w:gridCol/>
+        <w:gridCol/>
+        <w:gridCol/>
+        <w:gridCol/>
+        <w:gridCol/>
+        <w:gridCol/>
+      </w:tblGrid>
+      <w:tr>
+        <w:tc>
+          <w:tcPr>
+            <w:shd w:val="clear" w:color="auto" w:fill="004A2B"/>
+          </w:tcPr>
+          <w:p>
+            <w:r>
+              <w:rPr>
+                <w:b/>
+                <w:color w:val="FBF5EA"/>
+              </w:rPr>
+              <w:t xml:space="preserve">Brand</w:t>
+            </w:r>
+          </w:p>
+        </w:tc>
+        <w:tc>
+          <w:tcPr>
+            <w:shd w:val="clear" w:color="auto" w:fill="004A2B"/>
+          </w:tcPr>
+          <w:p>
+            <w:r>
+              <w:rPr>
+                <w:b/>
+                <w:color w:val="FBF5EA"/>
+              </w:rPr>
+              <w:t xml:space="preserve">Product</w:t>
+            </w:r>
+          </w:p>
+        </w:tc>
+        <w:tc>
+          <w:tcPr>
+            <w:shd w:val="clear" w:color="auto" w:fill="004A2B"/>
+          </w:tcPr>
+          <w:p>
+            <w:r>
+              <w:rPr>
+                <w:b/>
+                <w:color w:val="FBF5EA"/>
+              </w:rPr>
+              <w:t xml:space="preserve">Market</w:t>
+            </w:r>
+          </w:p>
+        </w:tc>
+        <w:tc>
+          <w:tcPr>
+            <w:shd w:val="clear" w:color="auto" w:fill="004A2B"/>
+          </w:tcPr>
+          <w:p>
+            <w:r>
+              <w:rPr>
+                <w:b/>
+                <w:color w:val="FBF5EA"/>
+              </w:rPr>
+              <w:t xml:space="preserve">Source</w:t>
+            </w:r>
+          </w:p>
+        </w:tc>
+        <w:tc>
+          <w:tcPr>
+            <w:shd w:val="clear" w:color="auto" w:fill="004A2B"/>
+          </w:tcPr>
+          <w:p>
+            <w:r>
+              <w:rPr>
+                <w:b/>
+                <w:color w:val="FBF5EA"/>
+              </w:rPr>
+              <w:t xml:space="preserve">Regular</w:t>
+            </w:r>
+          </w:p>
+        </w:tc>
+        <w:tc>
+          <w:tcPr>
+            <w:shd w:val="clear" w:color="auto" w:fill="004A2B"/>
+          </w:tcPr>
+          <w:p>
+            <w:r>
+              <w:rPr>
+                <w:b/>
+                <w:color w:val="FBF5EA"/>
+              </w:rPr>
+              <w:t xml:space="preserve">One-Time</w:t>
+            </w:r>
+          </w:p>
+        </w:tc>
+        <w:tc>
+          <w:tcPr>
+            <w:shd w:val="clear" w:color="auto" w:fill="004A2B"/>
+          </w:tcPr>
+          <w:p>
+            <w:r>
+              <w:rPr>
+                <w:b/>
+                <w:color w:val="FBF5EA"/>
+              </w:rPr>
+              <w:t xml:space="preserve">Subscription</w:t>
+            </w:r>
+          </w:p>
+        </w:tc>
+        <w:tc>
+          <w:tcPr>
+            <w:shd w:val="clear" w:color="auto" w:fill="004A2B"/>
+          </w:tcPr>
+          <w:p>
+            <w:r>
+              <w:rPr>
+                <w:b/>
+                <w:color w:val="FBF5EA"/>
+              </w:rPr>
+              <w:t xml:space="preserve">First-Order / Starter</w:t>
+            </w:r>
+          </w:p>
+        </w:tc>
+        <w:tc>
+          <w:tcPr>
+            <w:shd w:val="clear" w:color="auto" w:fill="004A2B"/>
+          </w:tcPr>
+          <w:p>
+            <w:r>
+              <w:rPr>
+                <w:b/>
+                <w:color w:val="FBF5EA"/>
+              </w:rPr>
+              <w:t xml:space="preserve">Refill / Recurring</w:t>
+            </w:r>
+          </w:p>
+        </w:tc>
+        <w:tc>
+          <w:tcPr>
+            <w:shd w:val="clear" w:color="auto" w:fill="004A2B"/>
+          </w:tcPr>
+          <w:p>
+            <w:r>
+              <w:rPr>
+                <w:b/>
+                <w:color w:val="FBF5EA"/>
+              </w:rPr>
+              <w:t xml:space="preserve">Servings</w:t>
+            </w:r>
+          </w:p>
+        </w:tc>
+        <w:tc>
+          <w:tcPr>
+            <w:shd w:val="clear" w:color="auto" w:fill="004A2B"/>
+          </w:tcPr>
+          <w:p>
+            <w:r>
+              <w:rPr>
+                <w:b/>
+                <w:color w:val="FBF5EA"/>
+              </w:rPr>
+              <w:t xml:space="preserve">Price / Serving</w:t>
+            </w:r>
+          </w:p>
+        </w:tc>
+        <w:tc>
+          <w:tcPr>
+            <w:shd w:val="clear" w:color="auto" w:fill="004A2B"/>
+          </w:tcPr>
+          <w:p>
+            <w:r>
+              <w:rPr>
+                <w:b/>
+                <w:color w:val="FBF5EA"/>
+              </w:rPr>
+              <w:t xml:space="preserve">Offer / Gifts</w:t>
+            </w:r>
+          </w:p>
+        </w:tc>
+        <w:tc>
+          <w:tcPr>
+            <w:shd w:val="clear" w:color="auto" w:fill="004A2B"/>
+          </w:tcPr>
+          <w:p>
+            <w:r>
+              <w:rPr>
+                <w:b/>
+                <w:color w:val="FBF5EA"/>
+              </w:rPr>
+              <w:t xml:space="preserve">Guarantee</w:t>
+            </w:r>
+          </w:p>
+        </w:tc>
+        <w:tc>
+          <w:tcPr>
+            <w:shd w:val="clear" w:color="auto" w:fill="004A2B"/>
+          </w:tcPr>
+          <w:p>
+            <w:r>
+              <w:rPr>
+                <w:b/>
+                <w:color w:val="FBF5EA"/>
+              </w:rPr>
+              <w:t xml:space="preserve">Confidence</w:t>
+            </w:r>
+          </w:p>
+        </w:tc>
+        <w:tc>
+          <w:tcPr>
+            <w:shd w:val="clear" w:color="auto" w:fill="004A2B"/>
+          </w:tcPr>
+          <w:p>
+            <w:r>
+              <w:rPr>
+                <w:b/>
+                <w:color w:val="FBF5EA"/>
+              </w:rPr>
+              <w:t xml:space="preserve">Fetched</w:t>
+            </w:r>
+          </w:p>
+        </w:tc>
+        <w:tc>
+          <w:tcPr>
+            <w:shd w:val="clear" w:color="auto" w:fill="004A2B"/>
+          </w:tcPr>
+          <w:p>
+            <w:r>
+              <w:rPr>
+                <w:b/>
+                <w:color w:val="FBF5EA"/>
+              </w:rPr>
+              <w:t xml:space="preserve">Notes</w:t>
+            </w:r>
+          </w:p>
+        </w:tc>
+      </w:tr>
+      <w:tr>
+        <w:tc>
+          <w:tcPr/>
+          <w:p>
+            <w:r>
+              <w:rPr>
+                <w:b/>
+              </w:rPr>
+              <w:t xml:space="preserve">VAHDAM</w:t>
+            </w:r>
+          </w:p>
+        </w:tc>
+        <w:tc>
+          <w:tcPr/>
+          <w:p>
+            <w:r>
+              <w:t xml:space="preserve">Ashwagandha Coffee (30-day)</w:t>
+            </w:r>
+          </w:p>
+        </w:tc>
+        <w:tc>
+          <w:tcPr/>
+          <w:p>
+            <w:r>
+              <w:t xml:space="preserve">US</w:t>
+            </w:r>
+          </w:p>
+        </w:tc>
+        <w:tc>
+          <w:tcPr/>
+          <w:p>
+            <w:r>
+              <w:t xml:space="preserve">vahdam.com</w:t>
+            </w:r>
+          </w:p>
+        </w:tc>
+        <w:tc>
+          <w:tcPr/>
+          <w:p>
+            <w:r>
+              <w:t xml:space="preserve">$49.99</w:t>
+            </w:r>
+          </w:p>
+        </w:tc>
+        <w:tc>
+          <w:tcPr/>
+          <w:p>
+            <w:r>
+              <w:t xml:space="preserve">$44.99</w:t>
+            </w:r>
+          </w:p>
+        </w:tc>
+        <w:tc>
+          <w:tcPr/>
+          <w:p>
+            <w:r>
+              <w:t xml:space="preserve">n/s</w:t>
+            </w:r>
+          </w:p>
+        </w:tc>
+        <w:tc>
+          <w:tcPr/>
+          <w:p>
+            <w:r>
+              <w:t xml:space="preserve">-</w:t>
+            </w:r>
+          </w:p>
+        </w:tc>
+        <w:tc>
+          <w:tcPr/>
+          <w:p>
+            <w:r>
+              <w:t xml:space="preserve">-</w:t>
+            </w:r>
+          </w:p>
+        </w:tc>
+        <w:tc>
+          <w:tcPr/>
+          <w:p>
+            <w:r>
+              <w:t xml:space="preserve">40</w:t>
+            </w:r>
+          </w:p>
+        </w:tc>
+        <w:tc>
+          <w:tcPr/>
+          <w:p>
+            <w:r>
+              <w:t xml:space="preserve">$1.12</w:t>
+            </w:r>
+          </w:p>
+        </w:tc>
+        <w:tc>
+          <w:tcPr/>
+          <w:p>
+            <w:r>
+              <w:t xml:space="preserve">6 free gifts on kits</w:t>
+            </w:r>
+          </w:p>
+        </w:tc>
+        <w:tc>
+          <w:tcPr/>
+          <w:p>
+            <w:r>
+              <w:t xml:space="preserve">n/v (UK 90-day)</w:t>
+            </w:r>
+          </w:p>
+        </w:tc>
+        <w:tc>
+          <w:tcPr/>
+          <w:p>
+            <w:r>
+              <w:rPr>
+                <w:b/>
+              </w:rPr>
+              <w:t xml:space="preserve">[Likely]</w:t>
+            </w:r>
+            <w:r>
+              <w:t xml:space="preserve"> </w:t>
+            </w:r>
+          </w:p>
+        </w:tc>
+        <w:tc>
+          <w:tcPr/>
+          <w:p>
+            <w:r>
+              <w:t xml:space="preserve">9 Jul 2026 ~13:00 UTC</w:t>
+            </w:r>
+          </w:p>
+        </w:tc>
+        <w:tc>
+          <w:tcPr/>
+          <w:p>
+            <w:r>
+              <w:t xml:space="preserve">Price + servings from official products.json; HTML PDP was 429.</w:t>
+            </w:r>
+          </w:p>
+        </w:tc>
+      </w:tr>
+      <w:tr>
+        <w:tc>
+          <w:tcPr/>
+          <w:p>
+            <w:r>
+              <w:rPr>
+                <w:b/>
+              </w:rPr>
+              <w:t xml:space="preserve">VAHDAM</w:t>
+            </w:r>
+          </w:p>
+        </w:tc>
+        <w:tc>
+          <w:tcPr/>
+          <w:p>
+            <w:r>
+              <w:t xml:space="preserve">Ashwagandha Coffee (60-day kit)</w:t>
+            </w:r>
+          </w:p>
+        </w:tc>
+        <w:tc>
+          <w:tcPr/>
+          <w:p>
+            <w:r>
+              <w:t xml:space="preserve">US</w:t>
+            </w:r>
+          </w:p>
+        </w:tc>
+        <w:tc>
+          <w:tcPr/>
+          <w:p>
+            <w:r>
+              <w:t xml:space="preserve">vahdam.com</w:t>
+            </w:r>
+          </w:p>
+        </w:tc>
+        <w:tc>
+          <w:tcPr/>
+          <w:p>
+            <w:r>
+              <w:t xml:space="preserve">$149.99</w:t>
+            </w:r>
+          </w:p>
+        </w:tc>
+        <w:tc>
+          <w:tcPr/>
+          <w:p>
+            <w:r>
+              <w:t xml:space="preserve">$99.99</w:t>
+            </w:r>
+          </w:p>
+        </w:tc>
+        <w:tc>
+          <w:tcPr/>
+          <w:p>
+            <w:r>
+              <w:t xml:space="preserve">n/s</w:t>
+            </w:r>
+          </w:p>
+        </w:tc>
+        <w:tc>
+          <w:tcPr/>
+          <w:p>
+            <w:r>
+              <w:t xml:space="preserve">-</w:t>
+            </w:r>
+          </w:p>
+        </w:tc>
+        <w:tc>
+          <w:tcPr/>
+          <w:p>
+            <w:r>
+              <w:t xml:space="preserve">-</w:t>
+            </w:r>
+          </w:p>
+        </w:tc>
+        <w:tc>
+          <w:tcPr/>
+          <w:p>
+            <w:r>
+              <w:t xml:space="preserve">120</w:t>
+            </w:r>
+          </w:p>
+        </w:tc>
+        <w:tc>
+          <w:tcPr/>
+          <w:p>
+            <w:r>
+              <w:t xml:space="preserve">$0.83</w:t>
+            </w:r>
+          </w:p>
+        </w:tc>
+        <w:tc>
+          <w:tcPr/>
+          <w:p>
+            <w:r>
+              <w:t xml:space="preserve">2-pack bundle</w:t>
+            </w:r>
+          </w:p>
+        </w:tc>
+        <w:tc>
+          <w:tcPr/>
+          <w:p>
+            <w:r>
+              <w:t xml:space="preserve">n/v</w:t>
+            </w:r>
+          </w:p>
+        </w:tc>
+        <w:tc>
+          <w:tcPr/>
+          <w:p>
+            <w:r>
+              <w:rPr>
+                <w:b/>
+              </w:rPr>
+              <w:t xml:space="preserve">[Likely]</w:t>
+            </w:r>
+            <w:r>
+              <w:t xml:space="preserve"> </w:t>
+            </w:r>
+          </w:p>
+        </w:tc>
+        <w:tc>
+          <w:tcPr/>
+          <w:p>
+            <w:r>
+              <w:t xml:space="preserve">9 Jul 2026 ~13:00 UTC</w:t>
+            </w:r>
+          </w:p>
+        </w:tc>
+        <w:tc>
+          <w:tcPr/>
+          <w:p>
+            <w:r>
+              <w:t xml:space="preserve">Bundle variant, same source.</w:t>
+            </w:r>
+          </w:p>
+        </w:tc>
+      </w:tr>
+      <w:tr>
+        <w:tc>
+          <w:tcPr/>
+          <w:p>
+            <w:r>
+              <w:rPr>
+                <w:b/>
+              </w:rPr>
+              <w:t xml:space="preserve">VAHDAM</w:t>
+            </w:r>
+          </w:p>
+        </w:tc>
+        <w:tc>
+          <w:tcPr/>
+          <w:p>
+            <w:r>
+              <w:t xml:space="preserve">Ashwagandha Coffee (30-day kit)</w:t>
+            </w:r>
+          </w:p>
+        </w:tc>
+        <w:tc>
+          <w:tcPr/>
+          <w:p>
+            <w:r>
+              <w:t xml:space="preserve">UK</w:t>
+            </w:r>
+          </w:p>
+        </w:tc>
+        <w:tc>
+          <w:tcPr/>
+          <w:p>
+            <w:r>
+              <w:t xml:space="preserve">vahdam.co.uk</w:t>
+            </w:r>
+          </w:p>
+        </w:tc>
+        <w:tc>
+          <w:tcPr/>
+          <w:p>
+            <w:r>
+              <w:t xml:space="preserve">£44.99</w:t>
+            </w:r>
+          </w:p>
+        </w:tc>
+        <w:tc>
+          <w:tcPr/>
+          <w:p>
+            <w:r>
+              <w:t xml:space="preserve">£29.99</w:t>
+            </w:r>
+          </w:p>
+        </w:tc>
+        <w:tc>
+          <w:tcPr/>
+          <w:p>
+            <w:r>
+              <w:t xml:space="preserve">refill kit</w:t>
+            </w:r>
+          </w:p>
+        </w:tc>
+        <w:tc>
+          <w:tcPr/>
+          <w:p>
+            <w:r>
+              <w:t xml:space="preserve">-</w:t>
+            </w:r>
+          </w:p>
+        </w:tc>
+        <w:tc>
+          <w:tcPr/>
+          <w:p>
+            <w:r>
+              <w:t xml:space="preserve">£29.99/cycle</w:t>
+            </w:r>
+          </w:p>
+        </w:tc>
+        <w:tc>
+          <w:tcPr/>
+          <w:p>
+            <w:r>
+              <w:t xml:space="preserve">40</w:t>
+            </w:r>
+          </w:p>
+        </w:tc>
+        <w:tc>
+          <w:tcPr/>
+          <w:p>
+            <w:r>
+              <w:t xml:space="preserve">£0.75</w:t>
+            </w:r>
+          </w:p>
+        </w:tc>
+        <w:tc>
+          <w:tcPr/>
+          <w:p>
+            <w:r>
+              <w:t xml:space="preserve">33% off; pause/cancel</w:t>
+            </w:r>
+          </w:p>
+        </w:tc>
+        <w:tc>
+          <w:tcPr/>
+          <w:p>
+            <w:r>
+              <w:t xml:space="preserve">90-day money-back</w:t>
+            </w:r>
+          </w:p>
+        </w:tc>
+        <w:tc>
+          <w:tcPr/>
+          <w:p>
+            <w:r>
+              <w:rPr>
+                <w:b/>
+              </w:rPr>
+              <w:t xml:space="preserve">[Certain]</w:t>
+            </w:r>
+            <w:r>
+              <w:t xml:space="preserve"> </w:t>
+            </w:r>
+          </w:p>
+        </w:tc>
+        <w:tc>
+          <w:tcPr/>
+          <w:p>
+            <w:r>
+              <w:t xml:space="preserve">9 Jul 2026 ~13:00 UTC</w:t>
+            </w:r>
+          </w:p>
+        </w:tc>
+        <w:tc>
+          <w:tcPr/>
+          <w:p>
+            <w:r>
+              <w:t xml:space="preserve">Rendered PDP verified live.</w:t>
+            </w:r>
+          </w:p>
+        </w:tc>
+      </w:tr>
+      <w:tr>
+        <w:tc>
+          <w:tcPr/>
+          <w:p>
+            <w:r>
+              <w:rPr>
+                <w:b/>
+              </w:rPr>
+              <w:t xml:space="preserve">VAHDAM</w:t>
+            </w:r>
+          </w:p>
+        </w:tc>
+        <w:tc>
+          <w:tcPr/>
+          <w:p>
+            <w:r>
+              <w:t xml:space="preserve">Ashwagandha Coffee (60-day kit)</w:t>
+            </w:r>
+          </w:p>
+        </w:tc>
+        <w:tc>
+          <w:tcPr/>
+          <w:p>
+            <w:r>
+              <w:t xml:space="preserve">UK</w:t>
+            </w:r>
+          </w:p>
+        </w:tc>
+        <w:tc>
+          <w:tcPr/>
+          <w:p>
+            <w:r>
+              <w:t xml:space="preserve">vahdam.co.uk</w:t>
+            </w:r>
+          </w:p>
+        </w:tc>
+        <w:tc>
+          <w:tcPr/>
+          <w:p>
+            <w:r>
+              <w:t xml:space="preserve">£134.99</w:t>
+            </w:r>
+          </w:p>
+        </w:tc>
+        <w:tc>
+          <w:tcPr/>
+          <w:p>
+            <w:r>
+              <w:t xml:space="preserve">£59.99</w:t>
+            </w:r>
+          </w:p>
+        </w:tc>
+        <w:tc>
+          <w:tcPr/>
+          <w:p>
+            <w:r>
+              <w:t xml:space="preserve">refill kit</w:t>
+            </w:r>
+          </w:p>
+        </w:tc>
+        <w:tc>
+          <w:tcPr/>
+          <w:p>
+            <w:r>
+              <w:t xml:space="preserve">-</w:t>
+            </w:r>
+          </w:p>
+        </w:tc>
+        <w:tc>
+          <w:tcPr/>
+          <w:p>
+            <w:r>
+              <w:t xml:space="preserve">£59.99/cycle</w:t>
+            </w:r>
+          </w:p>
+        </w:tc>
+        <w:tc>
+          <w:tcPr/>
+          <w:p>
+            <w:r>
+              <w:t xml:space="preserve">120</w:t>
+            </w:r>
+          </w:p>
+        </w:tc>
+        <w:tc>
+          <w:tcPr/>
+          <w:p>
+            <w:r>
+              <w:t xml:space="preserve">£0.50</w:t>
+            </w:r>
+          </w:p>
+        </w:tc>
+        <w:tc>
+          <w:tcPr/>
+          <w:p>
+            <w:r>
+              <w:t xml:space="preserve">53% off (~£19.99/pack)</w:t>
+            </w:r>
+          </w:p>
+        </w:tc>
+        <w:tc>
+          <w:tcPr/>
+          <w:p>
+            <w:r>
+              <w:t xml:space="preserve">90-day money-back</w:t>
+            </w:r>
+          </w:p>
+        </w:tc>
+        <w:tc>
+          <w:tcPr/>
+          <w:p>
+            <w:r>
+              <w:rPr>
+                <w:b/>
+              </w:rPr>
+              <w:t xml:space="preserve">[Certain]</w:t>
+            </w:r>
+            <w:r>
+              <w:t xml:space="preserve"> </w:t>
+            </w:r>
+          </w:p>
+        </w:tc>
+        <w:tc>
+          <w:tcPr/>
+          <w:p>
+            <w:r>
+              <w:t xml:space="preserve">9 Jul 2026 ~13:00 UTC</w:t>
+            </w:r>
+          </w:p>
+        </w:tc>
+        <w:tc>
+          <w:tcPr/>
+          <w:p>
+            <w:r>
+              <w:t xml:space="preserve">Rendered PDP verified live.</w:t>
+            </w:r>
+          </w:p>
+        </w:tc>
+      </w:tr>
+      <w:tr>
+        <w:tc>
+          <w:tcPr/>
+          <w:p>
+            <w:r>
+              <w:t xml:space="preserve">RYZE Superfoods</w:t>
+            </w:r>
+          </w:p>
+        </w:tc>
+        <w:tc>
+          <w:tcPr/>
+          <w:p>
+            <w:r>
+              <w:t xml:space="preserve">Mushroom Coffee (single bag)</w:t>
+            </w:r>
+          </w:p>
+        </w:tc>
+        <w:tc>
+          <w:tcPr/>
+          <w:p>
+            <w:r>
+              <w:t xml:space="preserve">US</w:t>
+            </w:r>
+          </w:p>
+        </w:tc>
+        <w:tc>
+          <w:tcPr/>
+          <w:p>
+            <w:r>
+              <w:t xml:space="preserve">ryzesuperfoods.com</w:t>
+            </w:r>
+          </w:p>
+        </w:tc>
+        <w:tc>
+          <w:tcPr/>
+          <w:p>
+            <w:r>
+              <w:t xml:space="preserve">$45</w:t>
+            </w:r>
+          </w:p>
+        </w:tc>
+        <w:tc>
+          <w:tcPr/>
+          <w:p>
+            <w:r>
+              <w:t xml:space="preserve">$27</w:t>
+            </w:r>
+          </w:p>
+        </w:tc>
+        <w:tc>
+          <w:tcPr/>
+          <w:p>
+            <w:r>
+              <w:t xml:space="preserve">$36</w:t>
+            </w:r>
+          </w:p>
+        </w:tc>
+        <w:tc>
+          <w:tcPr/>
+          <w:p>
+            <w:r>
+              <w:t xml:space="preserve">-</w:t>
+            </w:r>
+          </w:p>
+        </w:tc>
+        <w:tc>
+          <w:tcPr/>
+          <w:p>
+            <w:r>
+              <w:t xml:space="preserve">$36</w:t>
+            </w:r>
+          </w:p>
+        </w:tc>
+        <w:tc>
+          <w:tcPr/>
+          <w:p>
+            <w:r>
+              <w:t xml:space="preserve">30</w:t>
+            </w:r>
+          </w:p>
+        </w:tc>
+        <w:tc>
+          <w:tcPr/>
+          <w:p>
+            <w:r>
+              <w:t xml:space="preserve">$0.90</w:t>
+            </w:r>
+          </w:p>
+        </w:tc>
+        <w:tc>
+          <w:tcPr/>
+          <w:p>
+            <w:r>
+              <w:t xml:space="preserve">Free tumbler, jar, magnet; free ship</w:t>
+            </w:r>
+          </w:p>
+        </w:tc>
+        <w:tc>
+          <w:tcPr/>
+          <w:p>
+            <w:r>
+              <w:t xml:space="preserve">30-day money-back</w:t>
+            </w:r>
+          </w:p>
+        </w:tc>
+        <w:tc>
+          <w:tcPr/>
+          <w:p>
+            <w:r>
+              <w:rPr>
+                <w:b/>
+              </w:rPr>
+              <w:t xml:space="preserve">[Certain]</w:t>
+            </w:r>
+            <w:r>
+              <w:t xml:space="preserve"> </w:t>
+            </w:r>
+          </w:p>
+        </w:tc>
+        <w:tc>
+          <w:tcPr/>
+          <w:p>
+            <w:r>
+              <w:t xml:space="preserve">9 Jul 2026 ~13:00 UTC</w:t>
+            </w:r>
+          </w:p>
+        </w:tc>
+        <w:tc>
+          <w:tcPr/>
+          <w:p>
+            <w:r>
+              <w:t xml:space="preserve">Rendered PDP; all fields verified.</w:t>
+            </w:r>
+          </w:p>
+        </w:tc>
+      </w:tr>
+      <w:tr>
+        <w:tc>
+          <w:tcPr/>
+          <w:p>
+            <w:r>
+              <w:t xml:space="preserve">RYZE Superfoods</w:t>
+            </w:r>
+          </w:p>
+        </w:tc>
+        <w:tc>
+          <w:tcPr/>
+          <w:p>
+            <w:r>
+              <w:t xml:space="preserve">Mushroom Coffee Starter Kit (2x)</w:t>
+            </w:r>
+          </w:p>
+        </w:tc>
+        <w:tc>
+          <w:tcPr/>
+          <w:p>
+            <w:r>
+              <w:t xml:space="preserve">US</w:t>
+            </w:r>
+          </w:p>
+        </w:tc>
+        <w:tc>
+          <w:tcPr/>
+          <w:p>
+            <w:r>
+              <w:t xml:space="preserve">ryzesuperfoods.com</w:t>
+            </w:r>
+          </w:p>
+        </w:tc>
+        <w:tc>
+          <w:tcPr/>
+          <w:p>
+            <w:r>
+              <w:t xml:space="preserve">$80</w:t>
+            </w:r>
+          </w:p>
+        </w:tc>
+        <w:tc>
+          <w:tcPr/>
+          <w:p>
+            <w:r>
+              <w:t xml:space="preserve">$49.50</w:t>
+            </w:r>
+          </w:p>
+        </w:tc>
+        <w:tc>
+          <w:tcPr/>
+          <w:p>
+            <w:r>
+              <w:t xml:space="preserve">$66</w:t>
+            </w:r>
+          </w:p>
+        </w:tc>
+        <w:tc>
+          <w:tcPr/>
+          <w:p>
+            <w:r>
+              <w:t xml:space="preserve">$49.50</w:t>
+            </w:r>
+          </w:p>
+        </w:tc>
+        <w:tc>
+          <w:tcPr/>
+          <w:p>
+            <w:r>
+              <w:t xml:space="preserve">$66</w:t>
+            </w:r>
+          </w:p>
+        </w:tc>
+        <w:tc>
+          <w:tcPr/>
+          <w:p>
+            <w:r>
+              <w:t xml:space="preserve">60</w:t>
+            </w:r>
+          </w:p>
+        </w:tc>
+        <w:tc>
+          <w:tcPr/>
+          <w:p>
+            <w:r>
+              <w:t xml:space="preserve">$0.83</w:t>
+            </w:r>
+          </w:p>
+        </w:tc>
+        <w:tc>
+          <w:tcPr/>
+          <w:p>
+            <w:r>
+              <w:t xml:space="preserve">+ free creamer &amp; gifts</w:t>
+            </w:r>
+          </w:p>
+        </w:tc>
+        <w:tc>
+          <w:tcPr/>
+          <w:p>
+            <w:r>
+              <w:t xml:space="preserve">30-day money-back</w:t>
+            </w:r>
+          </w:p>
+        </w:tc>
+        <w:tc>
+          <w:tcPr/>
+          <w:p>
+            <w:r>
+              <w:rPr>
+                <w:b/>
+              </w:rPr>
+              <w:t xml:space="preserve">[Certain]</w:t>
+            </w:r>
+            <w:r>
+              <w:t xml:space="preserve"> </w:t>
+            </w:r>
+          </w:p>
+        </w:tc>
+        <w:tc>
+          <w:tcPr/>
+          <w:p>
+            <w:r>
+              <w:t xml:space="preserve">9 Jul 2026 ~13:00 UTC</w:t>
+            </w:r>
+          </w:p>
+        </w:tc>
+        <w:tc>
+          <w:tcPr/>
+          <w:p>
+            <w:r>
+              <w:t xml:space="preserve">Ritual Set (60 serv) also $57.60 sale.</w:t>
+            </w:r>
+          </w:p>
+        </w:tc>
+      </w:tr>
+      <w:tr>
+        <w:tc>
+          <w:tcPr/>
+          <w:p>
+            <w:r>
+              <w:t xml:space="preserve">Everyday Dose</w:t>
+            </w:r>
+          </w:p>
+        </w:tc>
+        <w:tc>
+          <w:tcPr/>
+          <w:p>
+            <w:r>
+              <w:t xml:space="preserve">Coffee+ (30) + free starter kit + creamer</w:t>
+            </w:r>
+          </w:p>
+        </w:tc>
+        <w:tc>
+          <w:tcPr/>
+          <w:p>
+            <w:r>
+              <w:t xml:space="preserve">US</w:t>
+            </w:r>
+          </w:p>
+        </w:tc>
+        <w:tc>
+          <w:tcPr/>
+          <w:p>
+            <w:r>
+              <w:t xml:space="preserve">everydaydose.com</w:t>
+            </w:r>
+          </w:p>
+        </w:tc>
+        <w:tc>
+          <w:tcPr/>
+          <w:p>
+            <w:r>
+              <w:t xml:space="preserve">n/s</w:t>
+            </w:r>
+          </w:p>
+        </w:tc>
+        <w:tc>
+          <w:tcPr/>
+          <w:p>
+            <w:r>
+              <w:t xml:space="preserve">$65</w:t>
+            </w:r>
+          </w:p>
+        </w:tc>
+        <w:tc>
+          <w:tcPr/>
+          <w:p>
+            <w:r>
+              <w:t xml:space="preserve">n/v</w:t>
+            </w:r>
+          </w:p>
+        </w:tc>
+        <w:tc>
+          <w:tcPr/>
+          <w:p>
+            <w:r>
+              <w:t xml:space="preserve">$65 bundle</w:t>
+            </w:r>
+          </w:p>
+        </w:tc>
+        <w:tc>
+          <w:tcPr/>
+          <w:p>
+            <w:r>
+              <w:t xml:space="preserve">n/v</w:t>
+            </w:r>
+          </w:p>
+        </w:tc>
+        <w:tc>
+          <w:tcPr/>
+          <w:p>
+            <w:r>
+              <w:t xml:space="preserve">30</w:t>
+            </w:r>
+          </w:p>
+        </w:tc>
+        <w:tc>
+          <w:tcPr/>
+          <w:p>
+            <w:r>
+              <w:t xml:space="preserve">$2.17</w:t>
+            </w:r>
+          </w:p>
+        </w:tc>
+        <w:tc>
+          <w:tcPr/>
+          <w:p>
+            <w:r>
+              <w:t xml:space="preserve">Free starter kit + creamer</w:t>
+            </w:r>
+          </w:p>
+        </w:tc>
+        <w:tc>
+          <w:tcPr/>
+          <w:p>
+            <w:r>
+              <w:t xml:space="preserve">n/v</w:t>
+            </w:r>
+          </w:p>
+        </w:tc>
+        <w:tc>
+          <w:tcPr/>
+          <w:p>
+            <w:r>
+              <w:rPr>
+                <w:b/>
+              </w:rPr>
+              <w:t xml:space="preserve">[Likely]</w:t>
+            </w:r>
+            <w:r>
+              <w:t xml:space="preserve"> </w:t>
+            </w:r>
+          </w:p>
+        </w:tc>
+        <w:tc>
+          <w:tcPr/>
+          <w:p>
+            <w:r>
+              <w:t xml:space="preserve">9 Jul 2026 ~13:00 UTC</w:t>
+            </w:r>
+          </w:p>
+        </w:tc>
+        <w:tc>
+          <w:tcPr/>
+          <w:p>
+            <w:r>
+              <w:t xml:space="preserve">HTML 403; price+servings from products.json.</w:t>
+            </w:r>
+          </w:p>
+        </w:tc>
+      </w:tr>
+      <w:tr>
+        <w:tc>
+          <w:tcPr/>
+          <w:p>
+            <w:r>
+              <w:t xml:space="preserve">MUD\WTR</w:t>
+            </w:r>
+          </w:p>
+        </w:tc>
+        <w:tc>
+          <w:tcPr/>
+          <w:p>
+            <w:r>
+              <w:t xml:space="preserve">:rise Original Starter Kit (90)</w:t>
+            </w:r>
+          </w:p>
+        </w:tc>
+        <w:tc>
+          <w:tcPr/>
+          <w:p>
+            <w:r>
+              <w:t xml:space="preserve">US</w:t>
+            </w:r>
+          </w:p>
+        </w:tc>
+        <w:tc>
+          <w:tcPr/>
+          <w:p>
+            <w:r>
+              <w:t xml:space="preserve">mudwtr.com</w:t>
+            </w:r>
+          </w:p>
+        </w:tc>
+        <w:tc>
+          <w:tcPr/>
+          <w:p>
+            <w:r>
+              <w:t xml:space="preserve">n/s</w:t>
+            </w:r>
+          </w:p>
+        </w:tc>
+        <w:tc>
+          <w:tcPr/>
+          <w:p>
+            <w:r>
+              <w:t xml:space="preserve">$145</w:t>
+            </w:r>
+          </w:p>
+        </w:tc>
+        <w:tc>
+          <w:tcPr/>
+          <w:p>
+            <w:r>
+              <w:t xml:space="preserve">$99.99</w:t>
+            </w:r>
+          </w:p>
+        </w:tc>
+        <w:tc>
+          <w:tcPr/>
+          <w:p>
+            <w:r>
+              <w:t xml:space="preserve">$145</w:t>
+            </w:r>
+          </w:p>
+        </w:tc>
+        <w:tc>
+          <w:tcPr/>
+          <w:p>
+            <w:r>
+              <w:t xml:space="preserve">$99.99/cycle</w:t>
+            </w:r>
+          </w:p>
+        </w:tc>
+        <w:tc>
+          <w:tcPr/>
+          <w:p>
+            <w:r>
+              <w:t xml:space="preserve">90</w:t>
+            </w:r>
+          </w:p>
+        </w:tc>
+        <w:tc>
+          <w:tcPr/>
+          <w:p>
+            <w:r>
+              <w:t xml:space="preserve">$1.61 / $1.11 sub</w:t>
+            </w:r>
+          </w:p>
+        </w:tc>
+        <w:tc>
+          <w:tcPr/>
+          <w:p>
+            <w:r>
+              <w:t xml:space="preserve">Frother + guide</w:t>
+            </w:r>
+          </w:p>
+        </w:tc>
+        <w:tc>
+          <w:tcPr/>
+          <w:p>
+            <w:r>
+              <w:t xml:space="preserve">n/v</w:t>
+            </w:r>
+          </w:p>
+        </w:tc>
+        <w:tc>
+          <w:tcPr/>
+          <w:p>
+            <w:r>
+              <w:rPr>
+                <w:b/>
+              </w:rPr>
+              <w:t xml:space="preserve">[Likely]</w:t>
+            </w:r>
+            <w:r>
+              <w:t xml:space="preserve"> </w:t>
+            </w:r>
+          </w:p>
+        </w:tc>
+        <w:tc>
+          <w:tcPr/>
+          <w:p>
+            <w:r>
+              <w:t xml:space="preserve">9 Jul 2026 ~13:00 UTC</w:t>
+            </w:r>
+          </w:p>
+        </w:tc>
+        <w:tc>
+          <w:tcPr/>
+          <w:p>
+            <w:r>
+              <w:t xml:space="preserve">Price from .json, sub % from .js; HTML 429.</w:t>
+            </w:r>
+          </w:p>
+        </w:tc>
+      </w:tr>
+      <w:tr>
+        <w:tc>
+          <w:tcPr/>
+          <w:p>
+            <w:r>
+              <w:t xml:space="preserve">MUD\WTR</w:t>
+            </w:r>
+          </w:p>
+        </w:tc>
+        <w:tc>
+          <w:tcPr/>
+          <w:p>
+            <w:r>
+              <w:t xml:space="preserve">Coffee Refill Bag (30)</w:t>
+            </w:r>
+          </w:p>
+        </w:tc>
+        <w:tc>
+          <w:tcPr/>
+          <w:p>
+            <w:r>
+              <w:t xml:space="preserve">US</w:t>
+            </w:r>
+          </w:p>
+        </w:tc>
+        <w:tc>
+          <w:tcPr/>
+          <w:p>
+            <w:r>
+              <w:t xml:space="preserve">mudwtr.com</w:t>
+            </w:r>
+          </w:p>
+        </w:tc>
+        <w:tc>
+          <w:tcPr/>
+          <w:p>
+            <w:r>
+              <w:t xml:space="preserve">n/s</w:t>
+            </w:r>
+          </w:p>
+        </w:tc>
+        <w:tc>
+          <w:tcPr/>
+          <w:p>
+            <w:r>
+              <w:t xml:space="preserve">$40</w:t>
+            </w:r>
+          </w:p>
+        </w:tc>
+        <w:tc>
+          <w:tcPr/>
+          <w:p>
+            <w:r>
+              <w:t xml:space="preserve">n/v</w:t>
+            </w:r>
+          </w:p>
+        </w:tc>
+        <w:tc>
+          <w:tcPr/>
+          <w:p>
+            <w:r>
+              <w:t xml:space="preserve">-</w:t>
+            </w:r>
+          </w:p>
+        </w:tc>
+        <w:tc>
+          <w:tcPr/>
+          <w:p>
+            <w:r>
+              <w:t xml:space="preserve">$40</w:t>
+            </w:r>
+          </w:p>
+        </w:tc>
+        <w:tc>
+          <w:tcPr/>
+          <w:p>
+            <w:r>
+              <w:t xml:space="preserve">30</w:t>
+            </w:r>
+          </w:p>
+        </w:tc>
+        <w:tc>
+          <w:tcPr/>
+          <w:p>
+            <w:r>
+              <w:t xml:space="preserve">$1.33</w:t>
+            </w:r>
+          </w:p>
+        </w:tc>
+        <w:tc>
+          <w:tcPr/>
+          <w:p>
+            <w:r>
+              <w:t xml:space="preserve">-</w:t>
+            </w:r>
+          </w:p>
+        </w:tc>
+        <w:tc>
+          <w:tcPr/>
+          <w:p>
+            <w:r>
+              <w:t xml:space="preserve">n/v</w:t>
+            </w:r>
+          </w:p>
+        </w:tc>
+        <w:tc>
+          <w:tcPr/>
+          <w:p>
+            <w:r>
+              <w:rPr>
+                <w:b/>
+              </w:rPr>
+              <w:t xml:space="preserve">[Likely]</w:t>
+            </w:r>
+            <w:r>
+              <w:t xml:space="preserve"> </w:t>
+            </w:r>
+          </w:p>
+        </w:tc>
+        <w:tc>
+          <w:tcPr/>
+          <w:p>
+            <w:r>
+              <w:t xml:space="preserve">9 Jul 2026 ~13:00 UTC</w:t>
+            </w:r>
+          </w:p>
+        </w:tc>
+        <w:tc>
+          <w:tcPr/>
+          <w:p>
+            <w:r>
+              <w:t xml:space="preserve">Coffee-flavour refill (not masala).</w:t>
+            </w:r>
+          </w:p>
+        </w:tc>
+      </w:tr>
+      <w:tr>
+        <w:tc>
+          <w:tcPr/>
+          <w:p>
+            <w:r>
+              <w:t xml:space="preserve">Four Sigmatic</w:t>
+            </w:r>
+          </w:p>
+        </w:tc>
+        <w:tc>
+          <w:tcPr/>
+          <w:p>
+            <w:r>
+              <w:t xml:space="preserve">Original Mushroom Coffee (instant)</w:t>
+            </w:r>
+          </w:p>
+        </w:tc>
+        <w:tc>
+          <w:tcPr/>
+          <w:p>
+            <w:r>
+              <w:t xml:space="preserve">US</w:t>
+            </w:r>
+          </w:p>
+        </w:tc>
+        <w:tc>
+          <w:tcPr/>
+          <w:p>
+            <w:r>
+              <w:t xml:space="preserve">us.foursigmatic.com</w:t>
+            </w:r>
+          </w:p>
+        </w:tc>
+        <w:tc>
+          <w:tcPr/>
+          <w:p>
+            <w:r>
+              <w:t xml:space="preserve">$50</w:t>
+            </w:r>
+          </w:p>
+        </w:tc>
+        <w:tc>
+          <w:tcPr/>
+          <w:p>
+            <w:r>
+              <w:t xml:space="preserve">$50</w:t>
+            </w:r>
+          </w:p>
+        </w:tc>
+        <w:tc>
+          <w:tcPr/>
+          <w:p>
+            <w:r>
+              <w:t xml:space="preserve">$40</w:t>
+            </w:r>
+          </w:p>
+        </w:tc>
+        <w:tc>
+          <w:tcPr/>
+          <w:p>
+            <w:r>
+              <w:t xml:space="preserve">$35 (1st)</w:t>
+            </w:r>
+          </w:p>
+        </w:tc>
+        <w:tc>
+          <w:tcPr/>
+          <w:p>
+            <w:r>
+              <w:t xml:space="preserve">$40</w:t>
+            </w:r>
+          </w:p>
+        </w:tc>
+        <w:tc>
+          <w:tcPr/>
+          <w:p>
+            <w:r>
+              <w:t xml:space="preserve">30</w:t>
+            </w:r>
+          </w:p>
+        </w:tc>
+        <w:tc>
+          <w:tcPr/>
+          <w:p>
+            <w:r>
+              <w:t xml:space="preserve">$1.67 / $1.33 sub</w:t>
+            </w:r>
+          </w:p>
+        </w:tc>
+        <w:tc>
+          <w:tcPr/>
+          <w:p>
+            <w:r>
+              <w:t xml:space="preserve">Subscribe &amp; Save</w:t>
+            </w:r>
+          </w:p>
+        </w:tc>
+        <w:tc>
+          <w:tcPr/>
+          <w:p>
+            <w:r>
+              <w:t xml:space="preserve">n/v</w:t>
+            </w:r>
+          </w:p>
+        </w:tc>
+        <w:tc>
+          <w:tcPr/>
+          <w:p>
+            <w:r>
+              <w:rPr>
+                <w:b/>
+              </w:rPr>
+              <w:t xml:space="preserve">[Likely]</w:t>
+            </w:r>
+            <w:r>
+              <w:t xml:space="preserve"> </w:t>
+            </w:r>
+          </w:p>
+        </w:tc>
+        <w:tc>
+          <w:tcPr/>
+          <w:p>
+            <w:r>
+              <w:t xml:space="preserve">9 Jul 2026 ~13:00 UTC</w:t>
+            </w:r>
+          </w:p>
+        </w:tc>
+        <w:tc>
+          <w:tcPr/>
+          <w:p>
+            <w:r>
+              <w:t xml:space="preserve">Geo-redirect; price .json, sub % .js; HTML 429.</w:t>
+            </w:r>
+          </w:p>
+        </w:tc>
+      </w:tr>
+      <w:tr>
+        <w:tc>
+          <w:tcPr/>
+          <w:p>
+            <w:r>
+              <w:t xml:space="preserve">Four Sigmatic</w:t>
+            </w:r>
+          </w:p>
+        </w:tc>
+        <w:tc>
+          <w:tcPr/>
+          <w:p>
+            <w:r>
+              <w:t xml:space="preserve">Mushroom Coffee Starter Kit</w:t>
+            </w:r>
+          </w:p>
+        </w:tc>
+        <w:tc>
+          <w:tcPr/>
+          <w:p>
+            <w:r>
+              <w:t xml:space="preserve">US</w:t>
+            </w:r>
+          </w:p>
+        </w:tc>
+        <w:tc>
+          <w:tcPr/>
+          <w:p>
+            <w:r>
+              <w:t xml:space="preserve">us.foursigmatic.com</w:t>
+            </w:r>
+          </w:p>
+        </w:tc>
+        <w:tc>
+          <w:tcPr/>
+          <w:p>
+            <w:r>
+              <w:t xml:space="preserve">$80</w:t>
+            </w:r>
+          </w:p>
+        </w:tc>
+        <w:tc>
+          <w:tcPr/>
+          <w:p>
+            <w:r>
+              <w:t xml:space="preserve">$80</w:t>
+            </w:r>
+          </w:p>
+        </w:tc>
+        <w:tc>
+          <w:tcPr/>
+          <w:p>
+            <w:r>
+              <w:t xml:space="preserve">n/v</w:t>
+            </w:r>
+          </w:p>
+        </w:tc>
+        <w:tc>
+          <w:tcPr/>
+          <w:p>
+            <w:r>
+              <w:t xml:space="preserve">$80</w:t>
+            </w:r>
+          </w:p>
+        </w:tc>
+        <w:tc>
+          <w:tcPr/>
+          <w:p>
+            <w:r>
+              <w:t xml:space="preserve">-</w:t>
+            </w:r>
+          </w:p>
+        </w:tc>
+        <w:tc>
+          <w:tcPr/>
+          <w:p>
+            <w:r>
+              <w:t xml:space="preserve">~30 + gear</w:t>
+            </w:r>
+          </w:p>
+        </w:tc>
+        <w:tc>
+          <w:tcPr/>
+          <w:p>
+            <w:r>
+              <w:t xml:space="preserve">~$2.67</w:t>
+            </w:r>
+          </w:p>
+        </w:tc>
+        <w:tc>
+          <w:tcPr/>
+          <w:p>
+            <w:r>
+              <w:t xml:space="preserve">Kit + accessories</w:t>
+            </w:r>
+          </w:p>
+        </w:tc>
+        <w:tc>
+          <w:tcPr/>
+          <w:p>
+            <w:r>
+              <w:t xml:space="preserve">n/v</w:t>
+            </w:r>
+          </w:p>
+        </w:tc>
+        <w:tc>
+          <w:tcPr/>
+          <w:p>
+            <w:r>
+              <w:rPr>
+                <w:b/>
+              </w:rPr>
+              <w:t xml:space="preserve">[Likely]</w:t>
+            </w:r>
+            <w:r>
+              <w:t xml:space="preserve"> </w:t>
+            </w:r>
+          </w:p>
+        </w:tc>
+        <w:tc>
+          <w:tcPr/>
+          <w:p>
+            <w:r>
+              <w:t xml:space="preserve">9 Jul 2026 ~13:00 UTC</w:t>
+            </w:r>
+          </w:p>
+        </w:tc>
+        <w:tc>
+          <w:tcPr/>
+          <w:p>
+            <w:r>
+              <w:t xml:space="preserve">Kit contents/servings not in feed.</w:t>
+            </w:r>
+          </w:p>
+        </w:tc>
+      </w:tr>
+      <w:tr>
+        <w:tc>
+          <w:tcPr/>
+          <w:p>
+            <w:r>
+              <w:t xml:space="preserve">Laird Superfood</w:t>
+            </w:r>
+          </w:p>
+        </w:tc>
+        <w:tc>
+          <w:tcPr/>
+          <w:p>
+            <w:r>
+              <w:t xml:space="preserve">PERFORM Mushroom Coffee (ground, 12oz)</w:t>
+            </w:r>
+          </w:p>
+        </w:tc>
+        <w:tc>
+          <w:tcPr/>
+          <w:p>
+            <w:r>
+              <w:t xml:space="preserve">US</w:t>
+            </w:r>
+          </w:p>
+        </w:tc>
+        <w:tc>
+          <w:tcPr/>
+          <w:p>
+            <w:r>
+              <w:t xml:space="preserve">lairdsuperfood.com</w:t>
+            </w:r>
+          </w:p>
+        </w:tc>
+        <w:tc>
+          <w:tcPr/>
+          <w:p>
+            <w:r>
+              <w:t xml:space="preserve">n/s</w:t>
+            </w:r>
+          </w:p>
+        </w:tc>
+        <w:tc>
+          <w:tcPr/>
+          <w:p>
+            <w:r>
+              <w:t xml:space="preserve">$20</w:t>
+            </w:r>
+          </w:p>
+        </w:tc>
+        <w:tc>
+          <w:tcPr/>
+          <w:p>
+            <w:r>
+              <w:t xml:space="preserve">$16</w:t>
+            </w:r>
+          </w:p>
+        </w:tc>
+        <w:tc>
+          <w:tcPr/>
+          <w:p>
+            <w:r>
+              <w:t xml:space="preserve">-</w:t>
+            </w:r>
+          </w:p>
+        </w:tc>
+        <w:tc>
+          <w:tcPr/>
+          <w:p>
+            <w:r>
+              <w:t xml:space="preserve">$16</w:t>
+            </w:r>
+          </w:p>
+        </w:tc>
+        <w:tc>
+          <w:tcPr/>
+          <w:p>
+            <w:r>
+              <w:t xml:space="preserve">n/v</w:t>
+            </w:r>
+          </w:p>
+        </w:tc>
+        <w:tc>
+          <w:tcPr/>
+          <w:p>
+            <w:r>
+              <w:t xml:space="preserve">n/v</w:t>
+            </w:r>
+          </w:p>
+        </w:tc>
+        <w:tc>
+          <w:tcPr/>
+          <w:p>
+            <w:r>
+              <w:t xml:space="preserve">Sub 20%; 4-pack $76</w:t>
+            </w:r>
+          </w:p>
+        </w:tc>
+        <w:tc>
+          <w:tcPr/>
+          <w:p>
+            <w:r>
+              <w:t xml:space="preserve">n/v</w:t>
+            </w:r>
+          </w:p>
+        </w:tc>
+        <w:tc>
+          <w:tcPr/>
+          <w:p>
+            <w:r>
+              <w:rPr>
+                <w:b/>
+              </w:rPr>
+              <w:t xml:space="preserve">[Likely]</w:t>
+            </w:r>
+            <w:r>
+              <w:t xml:space="preserve"> </w:t>
+            </w:r>
+          </w:p>
+        </w:tc>
+        <w:tc>
+          <w:tcPr/>
+          <w:p>
+            <w:r>
+              <w:t xml:space="preserve">9 Jul 2026 ~13:00 UTC</w:t>
+            </w:r>
+          </w:p>
+        </w:tc>
+        <w:tc>
+          <w:tcPr/>
+          <w:p>
+            <w:r>
+              <w:t xml:space="preserve">Ground (not instant); servings not published.</w:t>
+            </w:r>
+          </w:p>
+        </w:tc>
+      </w:tr>
+      <w:tr>
+        <w:tc>
+          <w:tcPr/>
+          <w:p>
+            <w:r>
+              <w:t xml:space="preserve">AG1 (Athletic Greens)</w:t>
+            </w:r>
+          </w:p>
+        </w:tc>
+        <w:tc>
+          <w:tcPr/>
+          <w:p>
+            <w:r>
+              <w:t xml:space="preserve">AG1 powder (30-day) + Welcome Kit</w:t>
+            </w:r>
+          </w:p>
+        </w:tc>
+        <w:tc>
+          <w:tcPr/>
+          <w:p>
+            <w:r>
+              <w:t xml:space="preserve">US</w:t>
+            </w:r>
+          </w:p>
+        </w:tc>
+        <w:tc>
+          <w:tcPr/>
+          <w:p>
+            <w:r>
+              <w:t xml:space="preserve">drinkag1.com</w:t>
+            </w:r>
+          </w:p>
+        </w:tc>
+        <w:tc>
+          <w:tcPr/>
+          <w:p>
+            <w:r>
+              <w:t xml:space="preserve">$99</w:t>
+            </w:r>
+          </w:p>
+        </w:tc>
+        <w:tc>
+          <w:tcPr/>
+          <w:p>
+            <w:r>
+              <w:t xml:space="preserve">$99</w:t>
+            </w:r>
+          </w:p>
+        </w:tc>
+        <w:tc>
+          <w:tcPr/>
+          <w:p>
+            <w:r>
+              <w:t xml:space="preserve">$79/mo</w:t>
+            </w:r>
+          </w:p>
+        </w:tc>
+        <w:tc>
+          <w:tcPr/>
+          <w:p>
+            <w:r>
+              <w:t xml:space="preserve">-</w:t>
+            </w:r>
+          </w:p>
+        </w:tc>
+        <w:tc>
+          <w:tcPr/>
+          <w:p>
+            <w:r>
+              <w:t xml:space="preserve">$79/mo</w:t>
+            </w:r>
+          </w:p>
+        </w:tc>
+        <w:tc>
+          <w:tcPr/>
+          <w:p>
+            <w:r>
+              <w:t xml:space="preserve">30</w:t>
+            </w:r>
+          </w:p>
+        </w:tc>
+        <w:tc>
+          <w:tcPr/>
+          <w:p>
+            <w:r>
+              <w:t xml:space="preserve">$3.30 / $2.63 sub</w:t>
+            </w:r>
+          </w:p>
+        </w:tc>
+        <w:tc>
+          <w:tcPr/>
+          <w:p>
+            <w:r>
+              <w:t xml:space="preserve">Welcome kit: 5 packs, shaker, D3+K2</w:t>
+            </w:r>
+          </w:p>
+        </w:tc>
+        <w:tc>
+          <w:tcPr/>
+          <w:p>
+            <w:r>
+              <w:t xml:space="preserve">90-day money-back</w:t>
+            </w:r>
+          </w:p>
+        </w:tc>
+        <w:tc>
+          <w:tcPr/>
+          <w:p>
+            <w:r>
+              <w:rPr>
+                <w:b/>
+              </w:rPr>
+              <w:t xml:space="preserve">[Likely]</w:t>
+            </w:r>
+            <w:r>
+              <w:t xml:space="preserve"> </w:t>
+            </w:r>
+          </w:p>
+        </w:tc>
+        <w:tc>
+          <w:tcPr/>
+          <w:p>
+            <w:r>
+              <w:t xml:space="preserve">9 Jul 2026 ~13:00 UTC</w:t>
+            </w:r>
+          </w:p>
+        </w:tc>
+        <w:tc>
+          <w:tcPr/>
+          <w:p>
+            <w:r>
+              <w:t xml:space="preserve">NEEDS MANUAL VERIFICATION - site 429/bot-walled on every path; figures are snippet-sourced, not a live fetch.</w:t>
+            </w:r>
+          </w:p>
+        </w:tc>
+      </w:tr>
+      <w:tr>
+        <w:tc>
+          <w:tcPr/>
+          <w:p>
+            <w:r>
+              <w:t xml:space="preserve">Gruns</w:t>
+            </w:r>
+          </w:p>
+        </w:tc>
+        <w:tc>
+          <w:tcPr/>
+          <w:p>
+            <w:r>
+              <w:t xml:space="preserve">Gruns Low Sugar (28 packs)</w:t>
+            </w:r>
+          </w:p>
+        </w:tc>
+        <w:tc>
+          <w:tcPr/>
+          <w:p>
+            <w:r>
+              <w:t xml:space="preserve">US</w:t>
+            </w:r>
+          </w:p>
+        </w:tc>
+        <w:tc>
+          <w:tcPr/>
+          <w:p>
+            <w:r>
+              <w:t xml:space="preserve">gruns.co</w:t>
+            </w:r>
+          </w:p>
+        </w:tc>
+        <w:tc>
+          <w:tcPr/>
+          <w:p>
+            <w:r>
+              <w:t xml:space="preserve">$79.99</w:t>
+            </w:r>
+          </w:p>
+        </w:tc>
+        <w:tc>
+          <w:tcPr/>
+          <w:p>
+            <w:r>
+              <w:t xml:space="preserve">$79.99</w:t>
+            </w:r>
+          </w:p>
+        </w:tc>
+        <w:tc>
+          <w:tcPr/>
+          <w:p>
+            <w:r>
+              <w:t xml:space="preserve">~$55.99</w:t>
+            </w:r>
+          </w:p>
+        </w:tc>
+        <w:tc>
+          <w:tcPr/>
+          <w:p>
+            <w:r>
+              <w:t xml:space="preserve">$59.99 (1st)</w:t>
+            </w:r>
+          </w:p>
+        </w:tc>
+        <w:tc>
+          <w:tcPr/>
+          <w:p>
+            <w:r>
+              <w:t xml:space="preserve">~$55.99</w:t>
+            </w:r>
+          </w:p>
+        </w:tc>
+        <w:tc>
+          <w:tcPr/>
+          <w:p>
+            <w:r>
+              <w:t xml:space="preserve">28</w:t>
+            </w:r>
+          </w:p>
+        </w:tc>
+        <w:tc>
+          <w:tcPr/>
+          <w:p>
+            <w:r>
+              <w:t xml:space="preserve">$2.86 / $2.14</w:t>
+            </w:r>
+          </w:p>
+        </w:tc>
+        <w:tc>
+          <w:tcPr/>
+          <w:p>
+            <w:r>
+              <w:t xml:space="preserve">$20 off 1st; 30% off sub</w:t>
+            </w:r>
+          </w:p>
+        </w:tc>
+        <w:tc>
+          <w:tcPr/>
+          <w:p>
+            <w:r>
+              <w:t xml:space="preserve">30-day</w:t>
+            </w:r>
+          </w:p>
+        </w:tc>
+        <w:tc>
+          <w:tcPr/>
+          <w:p>
+            <w:r>
+              <w:rPr>
+                <w:b/>
+              </w:rPr>
+              <w:t xml:space="preserve">[Likely]</w:t>
+            </w:r>
+            <w:r>
+              <w:t xml:space="preserve"> </w:t>
+            </w:r>
+          </w:p>
+        </w:tc>
+        <w:tc>
+          <w:tcPr/>
+          <w:p>
+            <w:r>
+              <w:t xml:space="preserve">9 Jul 2026 ~13:00 UTC</w:t>
+            </w:r>
+          </w:p>
+        </w:tc>
+        <w:tc>
+          <w:tcPr/>
+          <w:p>
+            <w:r>
+              <w:t xml:space="preserve">One-time .json; sub computed from on-page badge.</w:t>
+            </w:r>
+          </w:p>
+        </w:tc>
+      </w:tr>
+      <w:tr>
+        <w:tc>
+          <w:tcPr/>
+          <w:p>
+            <w:r>
+              <w:t xml:space="preserve">Bloom Nutrition</w:t>
+            </w:r>
+          </w:p>
+        </w:tc>
+        <w:tc>
+          <w:tcPr/>
+          <w:p>
+            <w:r>
+              <w:t xml:space="preserve">Greens &amp; Superfoods (30ct)</w:t>
+            </w:r>
+          </w:p>
+        </w:tc>
+        <w:tc>
+          <w:tcPr/>
+          <w:p>
+            <w:r>
+              <w:t xml:space="preserve">US</w:t>
+            </w:r>
+          </w:p>
+        </w:tc>
+        <w:tc>
+          <w:tcPr/>
+          <w:p>
+            <w:r>
+              <w:t xml:space="preserve">bloomnu.com</w:t>
+            </w:r>
+          </w:p>
+        </w:tc>
+        <w:tc>
+          <w:tcPr/>
+          <w:p>
+            <w:r>
+              <w:t xml:space="preserve">$33.99</w:t>
+            </w:r>
+          </w:p>
+        </w:tc>
+        <w:tc>
+          <w:tcPr/>
+          <w:p>
+            <w:r>
+              <w:t xml:space="preserve">$33.99</w:t>
+            </w:r>
+          </w:p>
+        </w:tc>
+        <w:tc>
+          <w:tcPr/>
+          <w:p>
+            <w:r>
+              <w:t xml:space="preserve">$30.59</w:t>
+            </w:r>
+          </w:p>
+        </w:tc>
+        <w:tc>
+          <w:tcPr/>
+          <w:p>
+            <w:r>
+              <w:t xml:space="preserve">-</w:t>
+            </w:r>
+          </w:p>
+        </w:tc>
+        <w:tc>
+          <w:tcPr/>
+          <w:p>
+            <w:r>
+              <w:t xml:space="preserve">$30.59</w:t>
+            </w:r>
+          </w:p>
+        </w:tc>
+        <w:tc>
+          <w:tcPr/>
+          <w:p>
+            <w:r>
+              <w:t xml:space="preserve">30</w:t>
+            </w:r>
+          </w:p>
+        </w:tc>
+        <w:tc>
+          <w:tcPr/>
+          <w:p>
+            <w:r>
+              <w:t xml:space="preserve">$1.13 / $1.02</w:t>
+            </w:r>
+          </w:p>
+        </w:tc>
+        <w:tc>
+          <w:tcPr/>
+          <w:p>
+            <w:r>
+              <w:t xml:space="preserve">Promo codes; sub 10% off</w:t>
+            </w:r>
+          </w:p>
+        </w:tc>
+        <w:tc>
+          <w:tcPr/>
+          <w:p>
+            <w:r>
+              <w:t xml:space="preserve">n/v</w:t>
+            </w:r>
+          </w:p>
+        </w:tc>
+        <w:tc>
+          <w:tcPr/>
+          <w:p>
+            <w:r>
+              <w:rPr>
+                <w:b/>
+              </w:rPr>
+              <w:t xml:space="preserve">[Certain]</w:t>
+            </w:r>
+            <w:r>
+              <w:t xml:space="preserve"> </w:t>
+            </w:r>
+          </w:p>
+        </w:tc>
+        <w:tc>
+          <w:tcPr/>
+          <w:p>
+            <w:r>
+              <w:t xml:space="preserve">9 Jul 2026 ~13:00 UTC</w:t>
+            </w:r>
+          </w:p>
+        </w:tc>
+        <w:tc>
+          <w:tcPr/>
+          <w:p>
+            <w:r>
+              <w:t xml:space="preserve">Sub price confirmed in PDP JSON.</w:t>
+            </w:r>
+          </w:p>
+        </w:tc>
+      </w:tr>
+      <w:tr>
+        <w:tc>
+          <w:tcPr/>
+          <w:p>
+            <w:r>
+              <w:t xml:space="preserve">Huel</w:t>
+            </w:r>
+          </w:p>
+        </w:tc>
+        <w:tc>
+          <w:tcPr/>
+          <w:p>
+            <w:r>
+              <w:t xml:space="preserve">Huel Daily Greens</w:t>
+            </w:r>
+          </w:p>
+        </w:tc>
+        <w:tc>
+          <w:tcPr/>
+          <w:p>
+            <w:r>
+              <w:t xml:space="preserve">US</w:t>
+            </w:r>
+          </w:p>
+        </w:tc>
+        <w:tc>
+          <w:tcPr/>
+          <w:p>
+            <w:r>
+              <w:t xml:space="preserve">huel.com</w:t>
+            </w:r>
+          </w:p>
+        </w:tc>
+        <w:tc>
+          <w:tcPr/>
+          <w:p>
+            <w:r>
+              <w:t xml:space="preserve">n/s</w:t>
+            </w:r>
+          </w:p>
+        </w:tc>
+        <w:tc>
+          <w:tcPr/>
+          <w:p>
+            <w:r>
+              <w:t xml:space="preserve">$56.50</w:t>
+            </w:r>
+          </w:p>
+        </w:tc>
+        <w:tc>
+          <w:tcPr/>
+          <w:p>
+            <w:r>
+              <w:t xml:space="preserve">$45</w:t>
+            </w:r>
+          </w:p>
+        </w:tc>
+        <w:tc>
+          <w:tcPr/>
+          <w:p>
+            <w:r>
+              <w:t xml:space="preserve">-</w:t>
+            </w:r>
+          </w:p>
+        </w:tc>
+        <w:tc>
+          <w:tcPr/>
+          <w:p>
+            <w:r>
+              <w:t xml:space="preserve">$45</w:t>
+            </w:r>
+          </w:p>
+        </w:tc>
+        <w:tc>
+          <w:tcPr/>
+          <w:p>
+            <w:r>
+              <w:t xml:space="preserve">30</w:t>
+            </w:r>
+          </w:p>
+        </w:tc>
+        <w:tc>
+          <w:tcPr/>
+          <w:p>
+            <w:r>
+              <w:t xml:space="preserve">$1.88 / $1.50</w:t>
+            </w:r>
+          </w:p>
+        </w:tc>
+        <w:tc>
+          <w:tcPr/>
+          <w:p>
+            <w:r>
+              <w:t xml:space="preserve">Free bottle + t-shirt</w:t>
+            </w:r>
+          </w:p>
+        </w:tc>
+        <w:tc>
+          <w:tcPr/>
+          <w:p>
+            <w:r>
+              <w:t xml:space="preserve">Love-it money-back</w:t>
+            </w:r>
+          </w:p>
+        </w:tc>
+        <w:tc>
+          <w:tcPr/>
+          <w:p>
+            <w:r>
+              <w:rPr>
+                <w:b/>
+              </w:rPr>
+              <w:t xml:space="preserve">[Certain]</w:t>
+            </w:r>
+            <w:r>
+              <w:t xml:space="preserve"> </w:t>
+            </w:r>
+          </w:p>
+        </w:tc>
+        <w:tc>
+          <w:tcPr/>
+          <w:p>
+            <w:r>
+              <w:t xml:space="preserve">9 Jul 2026 ~13:00 UTC</w:t>
+            </w:r>
+          </w:p>
+        </w:tc>
+        <w:tc>
+          <w:tcPr/>
+          <w:p>
+            <w:r>
+              <w:t xml:space="preserve">Rendered PDP verified live.</w:t>
+            </w:r>
+          </w:p>
+        </w:tc>
+      </w:tr>
+      <w:tr>
+        <w:tc>
+          <w:tcPr/>
+          <w:p>
+            <w:r>
+              <w:t xml:space="preserve">Ka'Chava</w:t>
+            </w:r>
+          </w:p>
+        </w:tc>
+        <w:tc>
+          <w:tcPr/>
+          <w:p>
+            <w:r>
+              <w:t xml:space="preserve">Whole Body Meal Shake (Chocolate)</w:t>
+            </w:r>
+          </w:p>
+        </w:tc>
+        <w:tc>
+          <w:tcPr/>
+          <w:p>
+            <w:r>
+              <w:t xml:space="preserve">US</w:t>
+            </w:r>
+          </w:p>
+        </w:tc>
+        <w:tc>
+          <w:tcPr/>
+          <w:p>
+            <w:r>
+              <w:t xml:space="preserve">kachava.com</w:t>
+            </w:r>
+          </w:p>
+        </w:tc>
+        <w:tc>
+          <w:tcPr/>
+          <w:p>
+            <w:r>
+              <w:t xml:space="preserve">n/s</w:t>
+            </w:r>
+          </w:p>
+        </w:tc>
+        <w:tc>
+          <w:tcPr/>
+          <w:p>
+            <w:r>
+              <w:t xml:space="preserve">$59.95</w:t>
+            </w:r>
+          </w:p>
+        </w:tc>
+        <w:tc>
+          <w:tcPr/>
+          <w:p>
+            <w:r>
+              <w:t xml:space="preserve">~$50.96</w:t>
+            </w:r>
+          </w:p>
+        </w:tc>
+        <w:tc>
+          <w:tcPr/>
+          <w:p>
+            <w:r>
+              <w:t xml:space="preserve">-</w:t>
+            </w:r>
+          </w:p>
+        </w:tc>
+        <w:tc>
+          <w:tcPr/>
+          <w:p>
+            <w:r>
+              <w:t xml:space="preserve">~$50.96 (15% off)</w:t>
+            </w:r>
+          </w:p>
+        </w:tc>
+        <w:tc>
+          <w:tcPr/>
+          <w:p>
+            <w:r>
+              <w:t xml:space="preserve">15</w:t>
+            </w:r>
+          </w:p>
+        </w:tc>
+        <w:tc>
+          <w:tcPr/>
+          <w:p>
+            <w:r>
+              <w:t xml:space="preserve">$4.00 / ~$3.40</w:t>
+            </w:r>
+          </w:p>
+        </w:tc>
+        <w:tc>
+          <w:tcPr/>
+          <w:p>
+            <w:r>
+              <w:t xml:space="preserve">Free variety pack on sub</w:t>
+            </w:r>
+          </w:p>
+        </w:tc>
+        <w:tc>
+          <w:tcPr/>
+          <w:p>
+            <w:r>
+              <w:t xml:space="preserve">30-day Love-It</w:t>
+            </w:r>
+          </w:p>
+        </w:tc>
+        <w:tc>
+          <w:tcPr/>
+          <w:p>
+            <w:r>
+              <w:rPr>
+                <w:b/>
+              </w:rPr>
+              <w:t xml:space="preserve">[Certain]</w:t>
+            </w:r>
+            <w:r>
+              <w:t xml:space="preserve"> </w:t>
+            </w:r>
+          </w:p>
+        </w:tc>
+        <w:tc>
+          <w:tcPr/>
+          <w:p>
+            <w:r>
+              <w:t xml:space="preserve">9 Jul 2026 ~13:00 UTC</w:t>
+            </w:r>
+          </w:p>
+        </w:tc>
+        <w:tc>
+          <w:tcPr/>
+          <w:p>
+            <w:r>
+              <w:t xml:space="preserve">Rendered PDP; per-serving printed $3.99.</w:t>
+            </w:r>
+          </w:p>
+        </w:tc>
+      </w:tr>
+      <w:tr>
+        <w:tc>
+          <w:tcPr/>
+          <w:p>
+            <w:r>
+              <w:t xml:space="preserve">Amazing Grass</w:t>
+            </w:r>
+          </w:p>
+        </w:tc>
+        <w:tc>
+          <w:tcPr/>
+          <w:p>
+            <w:r>
+              <w:t xml:space="preserve">Super Greens Original (30)</w:t>
+            </w:r>
+          </w:p>
+        </w:tc>
+        <w:tc>
+          <w:tcPr/>
+          <w:p>
+            <w:r>
+              <w:t xml:space="preserve">US</w:t>
+            </w:r>
+          </w:p>
+        </w:tc>
+        <w:tc>
+          <w:tcPr/>
+          <w:p>
+            <w:r>
+              <w:t xml:space="preserve">amazinggrass.com</w:t>
+            </w:r>
+          </w:p>
+        </w:tc>
+        <w:tc>
+          <w:tcPr/>
+          <w:p>
+            <w:r>
+              <w:t xml:space="preserve">n/s</w:t>
+            </w:r>
+          </w:p>
+        </w:tc>
+        <w:tc>
+          <w:tcPr/>
+          <w:p>
+            <w:r>
+              <w:t xml:space="preserve">$26.99</w:t>
+            </w:r>
+          </w:p>
+        </w:tc>
+        <w:tc>
+          <w:tcPr/>
+          <w:p>
+            <w:r>
+              <w:t xml:space="preserve">~$22.94</w:t>
+            </w:r>
+          </w:p>
+        </w:tc>
+        <w:tc>
+          <w:tcPr/>
+          <w:p>
+            <w:r>
+              <w:t xml:space="preserve">~$22.94 (1st)</w:t>
+            </w:r>
+          </w:p>
+        </w:tc>
+        <w:tc>
+          <w:tcPr/>
+          <w:p>
+            <w:r>
+              <w:t xml:space="preserve">sub % n/v</w:t>
+            </w:r>
+          </w:p>
+        </w:tc>
+        <w:tc>
+          <w:tcPr/>
+          <w:p>
+            <w:r>
+              <w:t xml:space="preserve">30</w:t>
+            </w:r>
+          </w:p>
+        </w:tc>
+        <w:tc>
+          <w:tcPr/>
+          <w:p>
+            <w:r>
+              <w:t xml:space="preserve">$0.90 / ~$0.76</w:t>
+            </w:r>
+          </w:p>
+        </w:tc>
+        <w:tc>
+          <w:tcPr/>
+          <w:p>
+            <w:r>
+              <w:t xml:space="preserve">15% off 1st; volume breaks</w:t>
+            </w:r>
+          </w:p>
+        </w:tc>
+        <w:tc>
+          <w:tcPr/>
+          <w:p>
+            <w:r>
+              <w:t xml:space="preserve">n/v</w:t>
+            </w:r>
+          </w:p>
+        </w:tc>
+        <w:tc>
+          <w:tcPr/>
+          <w:p>
+            <w:r>
+              <w:rPr>
+                <w:b/>
+              </w:rPr>
+              <w:t xml:space="preserve">[Likely]</w:t>
+            </w:r>
+            <w:r>
+              <w:t xml:space="preserve"> </w:t>
+            </w:r>
+          </w:p>
+        </w:tc>
+        <w:tc>
+          <w:tcPr/>
+          <w:p>
+            <w:r>
+              <w:t xml:space="preserve">9 Jul 2026 ~13:00 UTC</w:t>
+            </w:r>
+          </w:p>
+        </w:tc>
+        <w:tc>
+          <w:tcPr/>
+          <w:p>
+            <w:r>
+              <w:t xml:space="preserve">Cheapest per-serving greens; 60-serv $43.99 ($0.73).</w:t>
+            </w:r>
+          </w:p>
+        </w:tc>
+      </w:tr>
+      <w:tr>
+        <w:tc>
+          <w:tcPr/>
+          <w:p>
+            <w:r>
+              <w:t xml:space="preserve">Organifi</w:t>
+            </w:r>
+          </w:p>
+        </w:tc>
+        <w:tc>
+          <w:tcPr/>
+          <w:p>
+            <w:r>
+              <w:t xml:space="preserve">Green Juice</w:t>
+            </w:r>
+          </w:p>
+        </w:tc>
+        <w:tc>
+          <w:tcPr/>
+          <w:p>
+            <w:r>
+              <w:t xml:space="preserve">US</w:t>
+            </w:r>
+          </w:p>
+        </w:tc>
+        <w:tc>
+          <w:tcPr/>
+          <w:p>
+            <w:r>
+              <w:t xml:space="preserve">organifishop.com</w:t>
+            </w:r>
+          </w:p>
+        </w:tc>
+        <w:tc>
+          <w:tcPr/>
+          <w:p>
+            <w:r>
+              <w:t xml:space="preserve">$80.40</w:t>
+            </w:r>
+          </w:p>
+        </w:tc>
+        <w:tc>
+          <w:tcPr/>
+          <w:p>
+            <w:r>
+              <w:t xml:space="preserve">$69.95</w:t>
+            </w:r>
+          </w:p>
+        </w:tc>
+        <w:tc>
+          <w:tcPr/>
+          <w:p>
+            <w:r>
+              <w:t xml:space="preserve">~$62.96</w:t>
+            </w:r>
+          </w:p>
+        </w:tc>
+        <w:tc>
+          <w:tcPr/>
+          <w:p>
+            <w:r>
+              <w:t xml:space="preserve">15% off 1st (SMS)</w:t>
+            </w:r>
+          </w:p>
+        </w:tc>
+        <w:tc>
+          <w:tcPr/>
+          <w:p>
+            <w:r>
+              <w:t xml:space="preserve">~$62.96</w:t>
+            </w:r>
+          </w:p>
+        </w:tc>
+        <w:tc>
+          <w:tcPr/>
+          <w:p>
+            <w:r>
+              <w:t xml:space="preserve">30</w:t>
+            </w:r>
+          </w:p>
+        </w:tc>
+        <w:tc>
+          <w:tcPr/>
+          <w:p>
+            <w:r>
+              <w:t xml:space="preserve">$2.33 / ~$2.10</w:t>
+            </w:r>
+          </w:p>
+        </w:tc>
+        <w:tc>
+          <w:tcPr/>
+          <w:p>
+            <w:r>
+              <w:t xml:space="preserve">Build-a-bundle; buy-3</w:t>
+            </w:r>
+          </w:p>
+        </w:tc>
+        <w:tc>
+          <w:tcPr/>
+          <w:p>
+            <w:r>
+              <w:t xml:space="preserve">60-day money-back</w:t>
+            </w:r>
+          </w:p>
+        </w:tc>
+        <w:tc>
+          <w:tcPr/>
+          <w:p>
+            <w:r>
+              <w:rPr>
+                <w:b/>
+              </w:rPr>
+              <w:t xml:space="preserve">[Certain]</w:t>
+            </w:r>
+            <w:r>
+              <w:t xml:space="preserve"> </w:t>
+            </w:r>
+          </w:p>
+        </w:tc>
+        <w:tc>
+          <w:tcPr/>
+          <w:p>
+            <w:r>
+              <w:t xml:space="preserve">9 Jul 2026 ~13:00 UTC</w:t>
+            </w:r>
+          </w:p>
+        </w:tc>
+        <w:tc>
+          <w:tcPr/>
+          <w:p>
+            <w:r>
+              <w:t xml:space="preserve">Rendered PDP (301 from organifi.com).</w:t>
+            </w:r>
+          </w:p>
+        </w:tc>
+      </w:tr>
+      <w:tr>
+        <w:tc>
+          <w:tcPr/>
+          <w:p>
+            <w:r>
+              <w:t xml:space="preserve">Supergreen Tonik</w:t>
+            </w:r>
+          </w:p>
+        </w:tc>
+        <w:tc>
+          <w:tcPr/>
+          <w:p>
+            <w:r>
+              <w:t xml:space="preserve">SuperGreen TONIK (1-month)</w:t>
+            </w:r>
+          </w:p>
+        </w:tc>
+        <w:tc>
+          <w:tcPr/>
+          <w:p>
+            <w:r>
+              <w:t xml:space="preserve">US</w:t>
+            </w:r>
+          </w:p>
+        </w:tc>
+        <w:tc>
+          <w:tcPr/>
+          <w:p>
+            <w:r>
+              <w:t xml:space="preserve">supergreentonik.com</w:t>
+            </w:r>
+          </w:p>
+        </w:tc>
+        <w:tc>
+          <w:tcPr/>
+          <w:p>
+            <w:r>
+              <w:t xml:space="preserve">$87</w:t>
+            </w:r>
+          </w:p>
+        </w:tc>
+        <w:tc>
+          <w:tcPr/>
+          <w:p>
+            <w:r>
+              <w:t xml:space="preserve">$87</w:t>
+            </w:r>
+          </w:p>
+        </w:tc>
+        <w:tc>
+          <w:tcPr/>
+          <w:p>
+            <w:r>
+              <w:t xml:space="preserve">none</w:t>
+            </w:r>
+          </w:p>
+        </w:tc>
+        <w:tc>
+          <w:tcPr/>
+          <w:p>
+            <w:r>
+              <w:t xml:space="preserve">$87</w:t>
+            </w:r>
+          </w:p>
+        </w:tc>
+        <w:tc>
+          <w:tcPr/>
+          <w:p>
+            <w:r>
+              <w:t xml:space="preserve">-</w:t>
+            </w:r>
+          </w:p>
+        </w:tc>
+        <w:tc>
+          <w:tcPr/>
+          <w:p>
+            <w:r>
+              <w:t xml:space="preserve">30</w:t>
+            </w:r>
+          </w:p>
+        </w:tc>
+        <w:tc>
+          <w:tcPr/>
+          <w:p>
+            <w:r>
+              <w:t xml:space="preserve">$2.85</w:t>
+            </w:r>
+          </w:p>
+        </w:tc>
+        <w:tc>
+          <w:tcPr/>
+          <w:p>
+            <w:r>
+              <w:t xml:space="preserve">Free US ship; Mint/Berry</w:t>
+            </w:r>
+          </w:p>
+        </w:tc>
+        <w:tc>
+          <w:tcPr/>
+          <w:p>
+            <w:r>
+              <w:t xml:space="preserve">365-day money-back</w:t>
+            </w:r>
+          </w:p>
+        </w:tc>
+        <w:tc>
+          <w:tcPr/>
+          <w:p>
+            <w:r>
+              <w:rPr>
+                <w:b/>
+              </w:rPr>
+              <w:t xml:space="preserve">[Certain]</w:t>
+            </w:r>
+            <w:r>
+              <w:t xml:space="preserve"> </w:t>
+            </w:r>
+          </w:p>
+        </w:tc>
+        <w:tc>
+          <w:tcPr/>
+          <w:p>
+            <w:r>
+              <w:t xml:space="preserve">9 Jul 2026 ~13:00 UTC</w:t>
+            </w:r>
+          </w:p>
+        </w:tc>
+        <w:tc>
+          <w:tcPr/>
+          <w:p>
+            <w:r>
+              <w:t xml:space="preserve">3-mo $227 ($2.52); 6-mo $377 ($2.09).</w:t>
+            </w:r>
+          </w:p>
+        </w:tc>
+      </w:tr>
+      <w:tr>
+        <w:tc>
+          <w:tcPr/>
+          <w:p>
+            <w:r>
+              <w:t xml:space="preserve">Cymbiotika</w:t>
+            </w:r>
+          </w:p>
+        </w:tc>
+        <w:tc>
+          <w:tcPr/>
+          <w:p>
+            <w:r>
+              <w:t xml:space="preserve">Super Greens</w:t>
+            </w:r>
+          </w:p>
+        </w:tc>
+        <w:tc>
+          <w:tcPr/>
+          <w:p>
+            <w:r>
+              <w:t xml:space="preserve">US</w:t>
+            </w:r>
+          </w:p>
+        </w:tc>
+        <w:tc>
+          <w:tcPr/>
+          <w:p>
+            <w:r>
+              <w:t xml:space="preserve">cymbiotika.com</w:t>
+            </w:r>
+          </w:p>
+        </w:tc>
+        <w:tc>
+          <w:tcPr/>
+          <w:p>
+            <w:r>
+              <w:t xml:space="preserve">n/s</w:t>
+            </w:r>
+          </w:p>
+        </w:tc>
+        <w:tc>
+          <w:tcPr/>
+          <w:p>
+            <w:r>
+              <w:t xml:space="preserve">$78</w:t>
+            </w:r>
+          </w:p>
+        </w:tc>
+        <w:tc>
+          <w:tcPr/>
+          <w:p>
+            <w:r>
+              <w:t xml:space="preserve">up to 30% off (site)</w:t>
+            </w:r>
+          </w:p>
+        </w:tc>
+        <w:tc>
+          <w:tcPr/>
+          <w:p>
+            <w:r>
+              <w:t xml:space="preserve">-</w:t>
+            </w:r>
+          </w:p>
+        </w:tc>
+        <w:tc>
+          <w:tcPr/>
+          <w:p>
+            <w:r>
+              <w:t xml:space="preserve">n/v</w:t>
+            </w:r>
+          </w:p>
+        </w:tc>
+        <w:tc>
+          <w:tcPr/>
+          <w:p>
+            <w:r>
+              <w:t xml:space="preserve">n/v</w:t>
+            </w:r>
+          </w:p>
+        </w:tc>
+        <w:tc>
+          <w:tcPr/>
+          <w:p>
+            <w:r>
+              <w:t xml:space="preserve">n/v</w:t>
+            </w:r>
+          </w:p>
+        </w:tc>
+        <w:tc>
+          <w:tcPr/>
+          <w:p>
+            <w:r>
+              <w:t xml:space="preserve">Site: subs up to 30% off</w:t>
+            </w:r>
+          </w:p>
+        </w:tc>
+        <w:tc>
+          <w:tcPr/>
+          <w:p>
+            <w:r>
+              <w:t xml:space="preserve">60-day money-back (site)</w:t>
+            </w:r>
+          </w:p>
+        </w:tc>
+        <w:tc>
+          <w:tcPr/>
+          <w:p>
+            <w:r>
+              <w:rPr>
+                <w:b/>
+              </w:rPr>
+              <w:t xml:space="preserve">[Likely]</w:t>
+            </w:r>
+            <w:r>
+              <w:t xml:space="preserve"> </w:t>
+            </w:r>
+          </w:p>
+        </w:tc>
+        <w:tc>
+          <w:tcPr/>
+          <w:p>
+            <w:r>
+              <w:t xml:space="preserve">9 Jul 2026 ~13:00 UTC</w:t>
+            </w:r>
+          </w:p>
+        </w:tc>
+        <w:tc>
+          <w:tcPr/>
+          <w:p>
+            <w:r>
+              <w:t xml:space="preserve">Price from products.json; servings not in feed.</w:t>
+            </w:r>
+          </w:p>
+        </w:tc>
+      </w:tr>
+      <w:tr>
+        <w:tc>
+          <w:tcPr/>
+          <w:p>
+            <w:r>
+              <w:t xml:space="preserve">Dose (Dosedaily)</w:t>
+            </w:r>
+          </w:p>
+        </w:tc>
+        <w:tc>
+          <w:tcPr/>
+          <w:p>
+            <w:r>
+              <w:t xml:space="preserve">Dose for your Liver / Cholesterol (2oz daily shot)</w:t>
+            </w:r>
+          </w:p>
+        </w:tc>
+        <w:tc>
+          <w:tcPr/>
+          <w:p>
+            <w:r>
+              <w:t xml:space="preserve">US</w:t>
+            </w:r>
+          </w:p>
+        </w:tc>
+        <w:tc>
+          <w:tcPr/>
+          <w:p>
+            <w:r>
+              <w:t xml:space="preserve">dosedaily.co</w:t>
+            </w:r>
+          </w:p>
+        </w:tc>
+        <w:tc>
+          <w:tcPr/>
+          <w:p>
+            <w:r>
+              <w:t xml:space="preserve">n/s</w:t>
+            </w:r>
+          </w:p>
+        </w:tc>
+        <w:tc>
+          <w:tcPr/>
+          <w:p>
+            <w:r>
+              <w:t xml:space="preserve">$90</w:t>
+            </w:r>
+          </w:p>
+        </w:tc>
+        <w:tc>
+          <w:tcPr/>
+          <w:p>
+            <w:r>
+              <w:t xml:space="preserve">n/v</w:t>
+            </w:r>
+          </w:p>
+        </w:tc>
+        <w:tc>
+          <w:tcPr/>
+          <w:p>
+            <w:r>
+              <w:t xml:space="preserve">-</w:t>
+            </w:r>
+          </w:p>
+        </w:tc>
+        <w:tc>
+          <w:tcPr/>
+          <w:p>
+            <w:r>
+              <w:t xml:space="preserve">n/v</w:t>
+            </w:r>
+          </w:p>
+        </w:tc>
+        <w:tc>
+          <w:tcPr/>
+          <w:p>
+            <w:r>
+              <w:t xml:space="preserve">n/v</w:t>
+            </w:r>
+          </w:p>
+        </w:tc>
+        <w:tc>
+          <w:tcPr/>
+          <w:p>
+            <w:r>
+              <w:t xml:space="preserve">n/v</w:t>
+            </w:r>
+          </w:p>
+        </w:tc>
+        <w:tc>
+          <w:tcPr/>
+          <w:p>
+            <w:r>
+              <w:t xml:space="preserve">Bundles $99-$160</w:t>
+            </w:r>
+          </w:p>
+        </w:tc>
+        <w:tc>
+          <w:tcPr/>
+          <w:p>
+            <w:r>
+              <w:t xml:space="preserve">6-month clinical study (not MBG)</w:t>
+            </w:r>
+          </w:p>
+        </w:tc>
+        <w:tc>
+          <w:tcPr/>
+          <w:p>
+            <w:r>
+              <w:rPr>
+                <w:b/>
+              </w:rPr>
+              <w:t xml:space="preserve">[Likely]</w:t>
+            </w:r>
+            <w:r>
+              <w:t xml:space="preserve"> </w:t>
+            </w:r>
+          </w:p>
+        </w:tc>
+        <w:tc>
+          <w:tcPr/>
+          <w:p>
+            <w:r>
+              <w:t xml:space="preserve">9 Jul 2026 ~13:00 UTC</w:t>
+            </w:r>
+          </w:p>
+        </w:tc>
+        <w:tc>
+          <w:tcPr/>
+          <w:p>
+            <w:r>
+              <w:t xml:space="preserve">Correct functional 'Dose' = dosedaily.co; price from .json.</w:t>
+            </w:r>
+          </w:p>
+        </w:tc>
+      </w:tr>
+      <w:tr>
+        <w:tc>
+          <w:tcPr/>
+          <w:p>
+            <w:r>
+              <w:t xml:space="preserve">Moon Juice</w:t>
+            </w:r>
+          </w:p>
+        </w:tc>
+        <w:tc>
+          <w:tcPr/>
+          <w:p>
+            <w:r>
+              <w:t xml:space="preserve">Magnesi-Om (Berry)</w:t>
+            </w:r>
+          </w:p>
+        </w:tc>
+        <w:tc>
+          <w:tcPr/>
+          <w:p>
+            <w:r>
+              <w:t xml:space="preserve">US</w:t>
+            </w:r>
+          </w:p>
+        </w:tc>
+        <w:tc>
+          <w:tcPr/>
+          <w:p>
+            <w:r>
+              <w:t xml:space="preserve">moonjuice.com</w:t>
+            </w:r>
+          </w:p>
+        </w:tc>
+        <w:tc>
+          <w:tcPr/>
+          <w:p>
+            <w:r>
+              <w:t xml:space="preserve">n/s</w:t>
+            </w:r>
+          </w:p>
+        </w:tc>
+        <w:tc>
+          <w:tcPr/>
+          <w:p>
+            <w:r>
+              <w:t xml:space="preserve">$44</w:t>
+            </w:r>
+          </w:p>
+        </w:tc>
+        <w:tc>
+          <w:tcPr/>
+          <w:p>
+            <w:r>
+              <w:t xml:space="preserve">~$30.89 (30% off 1st)</w:t>
+            </w:r>
+          </w:p>
+        </w:tc>
+        <w:tc>
+          <w:tcPr/>
+          <w:p>
+            <w:r>
+              <w:t xml:space="preserve">30% off 1st sub</w:t>
+            </w:r>
+          </w:p>
+        </w:tc>
+        <w:tc>
+          <w:tcPr/>
+          <w:p>
+            <w:r>
+              <w:t xml:space="preserve">~10% off recurring</w:t>
+            </w:r>
+          </w:p>
+        </w:tc>
+        <w:tc>
+          <w:tcPr/>
+          <w:p>
+            <w:r>
+              <w:t xml:space="preserve">30</w:t>
+            </w:r>
+          </w:p>
+        </w:tc>
+        <w:tc>
+          <w:tcPr/>
+          <w:p>
+            <w:r>
+              <w:t xml:space="preserve">$1.47</w:t>
+            </w:r>
+          </w:p>
+        </w:tc>
+        <w:tc>
+          <w:tcPr/>
+          <w:p>
+            <w:r>
+              <w:t xml:space="preserve">Sub 30% off first 3 + free ship</w:t>
+            </w:r>
+          </w:p>
+        </w:tc>
+        <w:tc>
+          <w:tcPr/>
+          <w:p>
+            <w:r>
+              <w:t xml:space="preserve">n/v</w:t>
+            </w:r>
+          </w:p>
+        </w:tc>
+        <w:tc>
+          <w:tcPr/>
+          <w:p>
+            <w:r>
+              <w:rPr>
+                <w:b/>
+              </w:rPr>
+              <w:t xml:space="preserve">[Likely]</w:t>
+            </w:r>
+            <w:r>
+              <w:t xml:space="preserve"> </w:t>
+            </w:r>
+          </w:p>
+        </w:tc>
+        <w:tc>
+          <w:tcPr/>
+          <w:p>
+            <w:r>
+              <w:t xml:space="preserve">9 Jul 2026 ~13:00 UTC</w:t>
+            </w:r>
+          </w:p>
+        </w:tc>
+        <w:tc>
+          <w:tcPr/>
+          <w:p>
+            <w:r>
+              <w:t xml:space="preserve">One-time $44 from .json (live); sub % from snippet.</w:t>
+            </w:r>
+          </w:p>
+        </w:tc>
+      </w:tr>
+      <w:tr>
+        <w:tc>
+          <w:tcPr/>
+          <w:p>
+            <w:r>
+              <w:t xml:space="preserve">Apothekary</w:t>
+            </w:r>
+          </w:p>
+        </w:tc>
+        <w:tc>
+          <w:tcPr/>
+          <w:p>
+            <w:r>
+              <w:t xml:space="preserve">Mind Over Matter (reishi/lion's mane/chaga)</w:t>
+            </w:r>
+          </w:p>
+        </w:tc>
+        <w:tc>
+          <w:tcPr/>
+          <w:p>
+            <w:r>
+              <w:t xml:space="preserve">US</w:t>
+            </w:r>
+          </w:p>
+        </w:tc>
+        <w:tc>
+          <w:tcPr/>
+          <w:p>
+            <w:r>
+              <w:t xml:space="preserve">apothekary.com</w:t>
+            </w:r>
+          </w:p>
+        </w:tc>
+        <w:tc>
+          <w:tcPr/>
+          <w:p>
+            <w:r>
+              <w:t xml:space="preserve">$39</w:t>
+            </w:r>
+          </w:p>
+        </w:tc>
+        <w:tc>
+          <w:tcPr/>
+          <w:p>
+            <w:r>
+              <w:t xml:space="preserve">$19.50</w:t>
+            </w:r>
+          </w:p>
+        </w:tc>
+        <w:tc>
+          <w:tcPr/>
+          <w:p>
+            <w:r>
+              <w:t xml:space="preserve">n/s</w:t>
+            </w:r>
+          </w:p>
+        </w:tc>
+        <w:tc>
+          <w:tcPr/>
+          <w:p>
+            <w:r>
+              <w:t xml:space="preserve">15% off 1st</w:t>
+            </w:r>
+          </w:p>
+        </w:tc>
+        <w:tc>
+          <w:tcPr/>
+          <w:p>
+            <w:r>
+              <w:t xml:space="preserve">-</w:t>
+            </w:r>
+          </w:p>
+        </w:tc>
+        <w:tc>
+          <w:tcPr/>
+          <w:p>
+            <w:r>
+              <w:t xml:space="preserve">20</w:t>
+            </w:r>
+          </w:p>
+        </w:tc>
+        <w:tc>
+          <w:tcPr/>
+          <w:p>
+            <w:r>
+              <w:t xml:space="preserve">$0.98</w:t>
+            </w:r>
+          </w:p>
+        </w:tc>
+        <w:tc>
+          <w:tcPr/>
+          <w:p>
+            <w:r>
+              <w:t xml:space="preserve">'Last Chance' 50% off (clearance)</w:t>
+            </w:r>
+          </w:p>
+        </w:tc>
+        <w:tc>
+          <w:tcPr/>
+          <w:p>
+            <w:r>
+              <w:t xml:space="preserve">n/v</w:t>
+            </w:r>
+          </w:p>
+        </w:tc>
+        <w:tc>
+          <w:tcPr/>
+          <w:p>
+            <w:r>
+              <w:rPr>
+                <w:b/>
+              </w:rPr>
+              <w:t xml:space="preserve">[Certain]</w:t>
+            </w:r>
+            <w:r>
+              <w:t xml:space="preserve"> </w:t>
+            </w:r>
+          </w:p>
+        </w:tc>
+        <w:tc>
+          <w:tcPr/>
+          <w:p>
+            <w:r>
+              <w:t xml:space="preserve">9 Jul 2026 ~13:00 UTC</w:t>
+            </w:r>
+          </w:p>
+        </w:tc>
+        <w:tc>
+          <w:tcPr/>
+          <w:p>
+            <w:r>
+              <w:t xml:space="preserve">Rendered PDP; flagged clearance markdown.</w:t>
+            </w:r>
+          </w:p>
+        </w:tc>
+      </w:tr>
+      <w:tr>
+        <w:tc>
+          <w:tcPr/>
+          <w:p>
+            <w:r>
+              <w:t xml:space="preserve">Pique</w:t>
+            </w:r>
+          </w:p>
+        </w:tc>
+        <w:tc>
+          <w:tcPr/>
+          <w:p>
+            <w:r>
+              <w:t xml:space="preserve">Sun Goddess Matcha (14ct)</w:t>
+            </w:r>
+          </w:p>
+        </w:tc>
+        <w:tc>
+          <w:tcPr/>
+          <w:p>
+            <w:r>
+              <w:t xml:space="preserve">US</w:t>
+            </w:r>
+          </w:p>
+        </w:tc>
+        <w:tc>
+          <w:tcPr/>
+          <w:p>
+            <w:r>
+              <w:t xml:space="preserve">piquelife.com</w:t>
+            </w:r>
+          </w:p>
+        </w:tc>
+        <w:tc>
+          <w:tcPr/>
+          <w:p>
+            <w:r>
+              <w:t xml:space="preserve">n/s</w:t>
+            </w:r>
+          </w:p>
+        </w:tc>
+        <w:tc>
+          <w:tcPr/>
+          <w:p>
+            <w:r>
+              <w:t xml:space="preserve">$48</w:t>
+            </w:r>
+          </w:p>
+        </w:tc>
+        <w:tc>
+          <w:tcPr/>
+          <w:p>
+            <w:r>
+              <w:t xml:space="preserve">~15% off</w:t>
+            </w:r>
+          </w:p>
+        </w:tc>
+        <w:tc>
+          <w:tcPr/>
+          <w:p>
+            <w:r>
+              <w:t xml:space="preserve">-</w:t>
+            </w:r>
+          </w:p>
+        </w:tc>
+        <w:tc>
+          <w:tcPr/>
+          <w:p>
+            <w:r>
+              <w:t xml:space="preserve">~15% off</w:t>
+            </w:r>
+          </w:p>
+        </w:tc>
+        <w:tc>
+          <w:tcPr/>
+          <w:p>
+            <w:r>
+              <w:t xml:space="preserve">14</w:t>
+            </w:r>
+          </w:p>
+        </w:tc>
+        <w:tc>
+          <w:tcPr/>
+          <w:p>
+            <w:r>
+              <w:t xml:space="preserve">$3.43</w:t>
+            </w:r>
+          </w:p>
+        </w:tc>
+        <w:tc>
+          <w:tcPr/>
+          <w:p>
+            <w:r>
+              <w:t xml:space="preserve">Lock-in sub price</w:t>
+            </w:r>
+          </w:p>
+        </w:tc>
+        <w:tc>
+          <w:tcPr/>
+          <w:p>
+            <w:r>
+              <w:t xml:space="preserve">90-day risk-free</w:t>
+            </w:r>
+          </w:p>
+        </w:tc>
+        <w:tc>
+          <w:tcPr/>
+          <w:p>
+            <w:r>
+              <w:rPr>
+                <w:b/>
+              </w:rPr>
+              <w:t xml:space="preserve">[Likely]</w:t>
+            </w:r>
+            <w:r>
+              <w:t xml:space="preserve"> </w:t>
+            </w:r>
+          </w:p>
+        </w:tc>
+        <w:tc>
+          <w:tcPr/>
+          <w:p>
+            <w:r>
+              <w:t xml:space="preserve">9 Jul 2026 ~13:00 UTC</w:t>
+            </w:r>
+          </w:p>
+        </w:tc>
+        <w:tc>
+          <w:tcPr/>
+          <w:p>
+            <w:r>
+              <w:t xml:space="preserve">Price from products.json; sub % from snippet.</w:t>
+            </w:r>
+          </w:p>
+        </w:tc>
+      </w:tr>
+      <w:tr>
+        <w:tc>
+          <w:tcPr/>
+          <w:p>
+            <w:r>
+              <w:t xml:space="preserve">Clevr Blends</w:t>
+            </w:r>
+          </w:p>
+        </w:tc>
+        <w:tc>
+          <w:tcPr/>
+          <w:p>
+            <w:r>
+              <w:t xml:space="preserve">Matcha SuperLatte</w:t>
+            </w:r>
+          </w:p>
+        </w:tc>
+        <w:tc>
+          <w:tcPr/>
+          <w:p>
+            <w:r>
+              <w:t xml:space="preserve">US</w:t>
+            </w:r>
+          </w:p>
+        </w:tc>
+        <w:tc>
+          <w:tcPr/>
+          <w:p>
+            <w:r>
+              <w:t xml:space="preserve">clevrblends.com</w:t>
+            </w:r>
+          </w:p>
+        </w:tc>
+        <w:tc>
+          <w:tcPr/>
+          <w:p>
+            <w:r>
+              <w:t xml:space="preserve">n/v</w:t>
+            </w:r>
+          </w:p>
+        </w:tc>
+        <w:tc>
+          <w:tcPr/>
+          <w:p>
+            <w:r>
+              <w:t xml:space="preserve">n/v</w:t>
+            </w:r>
+          </w:p>
+        </w:tc>
+        <w:tc>
+          <w:tcPr/>
+          <w:p>
+            <w:r>
+              <w:t xml:space="preserve">30% off (Subscribe &amp; Save)</w:t>
+            </w:r>
+          </w:p>
+        </w:tc>
+        <w:tc>
+          <w:tcPr/>
+          <w:p>
+            <w:r>
+              <w:t xml:space="preserve">-</w:t>
+            </w:r>
+          </w:p>
+        </w:tc>
+        <w:tc>
+          <w:tcPr/>
+          <w:p>
+            <w:r>
+              <w:t xml:space="preserve">-</w:t>
+            </w:r>
+          </w:p>
+        </w:tc>
+        <w:tc>
+          <w:tcPr/>
+          <w:p>
+            <w:r>
+              <w:t xml:space="preserve">~14</w:t>
+            </w:r>
+          </w:p>
+        </w:tc>
+        <w:tc>
+          <w:tcPr/>
+          <w:p>
+            <w:r>
+              <w:t xml:space="preserve">n/v</w:t>
+            </w:r>
+          </w:p>
+        </w:tc>
+        <w:tc>
+          <w:tcPr/>
+          <w:p>
+            <w:r>
+              <w:t xml:space="preserve">Subscribe &amp; Save 30%</w:t>
+            </w:r>
+          </w:p>
+        </w:tc>
+        <w:tc>
+          <w:tcPr/>
+          <w:p>
+            <w:r>
+              <w:t xml:space="preserve">n/v</w:t>
+            </w:r>
+          </w:p>
+        </w:tc>
+        <w:tc>
+          <w:tcPr/>
+          <w:p>
+            <w:r>
+              <w:rPr>
+                <w:b/>
+              </w:rPr>
+              <w:t xml:space="preserve">[Likely]</w:t>
+            </w:r>
+            <w:r>
+              <w:t xml:space="preserve"> </w:t>
+            </w:r>
+          </w:p>
+        </w:tc>
+        <w:tc>
+          <w:tcPr/>
+          <w:p>
+            <w:r>
+              <w:t xml:space="preserve">9 Jul 2026 ~13:00 UTC</w:t>
+            </w:r>
+          </w:p>
+        </w:tc>
+        <w:tc>
+          <w:tcPr/>
+          <w:p>
+            <w:r>
+              <w:t xml:space="preserve">NEEDS MANUAL VERIFICATION - HTTP 403 bot-block on PDP + .json; no reliable single-unit price.</w:t>
+            </w:r>
+          </w:p>
+        </w:tc>
+      </w:tr>
+      <w:tr>
+        <w:tc>
+          <w:tcPr/>
+          <w:p>
+            <w:r>
+              <w:t xml:space="preserve">Javy Coffee</w:t>
+            </w:r>
+          </w:p>
+        </w:tc>
+        <w:tc>
+          <w:tcPr/>
+          <w:p>
+            <w:r>
+              <w:t xml:space="preserve">Coffee Concentrate (Original)</w:t>
+            </w:r>
+          </w:p>
+        </w:tc>
+        <w:tc>
+          <w:tcPr/>
+          <w:p>
+            <w:r>
+              <w:t xml:space="preserve">US</w:t>
+            </w:r>
+          </w:p>
+        </w:tc>
+        <w:tc>
+          <w:tcPr/>
+          <w:p>
+            <w:r>
+              <w:t xml:space="preserve">javvycoffee.com</w:t>
+            </w:r>
+          </w:p>
+        </w:tc>
+        <w:tc>
+          <w:tcPr/>
+          <w:p>
+            <w:r>
+              <w:t xml:space="preserve">$24.95</w:t>
+            </w:r>
+          </w:p>
+        </w:tc>
+        <w:tc>
+          <w:tcPr/>
+          <w:p>
+            <w:r>
+              <w:t xml:space="preserve">$24.95</w:t>
+            </w:r>
+          </w:p>
+        </w:tc>
+        <w:tc>
+          <w:tcPr/>
+          <w:p>
+            <w:r>
+              <w:t xml:space="preserve">$17.47 (one variant)</w:t>
+            </w:r>
+          </w:p>
+        </w:tc>
+        <w:tc>
+          <w:tcPr/>
+          <w:p>
+            <w:r>
+              <w:t xml:space="preserve">up to 38% off 1st</w:t>
+            </w:r>
+          </w:p>
+        </w:tc>
+        <w:tc>
+          <w:tcPr/>
+          <w:p>
+            <w:r>
+              <w:t xml:space="preserve">n/v</w:t>
+            </w:r>
+          </w:p>
+        </w:tc>
+        <w:tc>
+          <w:tcPr/>
+          <w:p>
+            <w:r>
+              <w:t xml:space="preserve">n/v (concentrate)</w:t>
+            </w:r>
+          </w:p>
+        </w:tc>
+        <w:tc>
+          <w:tcPr/>
+          <w:p>
+            <w:r>
+              <w:t xml:space="preserve">n/v</w:t>
+            </w:r>
+          </w:p>
+        </w:tc>
+        <w:tc>
+          <w:tcPr/>
+          <w:p>
+            <w:r>
+              <w:t xml:space="preserve">Up to 38% off 1st + free ship</w:t>
+            </w:r>
+          </w:p>
+        </w:tc>
+        <w:tc>
+          <w:tcPr/>
+          <w:p>
+            <w:r>
+              <w:t xml:space="preserve">n/v</w:t>
+            </w:r>
+          </w:p>
+        </w:tc>
+        <w:tc>
+          <w:tcPr/>
+          <w:p>
+            <w:r>
+              <w:rPr>
+                <w:b/>
+              </w:rPr>
+              <w:t xml:space="preserve">[Likely]</w:t>
+            </w:r>
+            <w:r>
+              <w:t xml:space="preserve"> </w:t>
+            </w:r>
+          </w:p>
+        </w:tc>
+        <w:tc>
+          <w:tcPr/>
+          <w:p>
+            <w:r>
+              <w:t xml:space="preserve">9 Jul 2026 ~13:00 UTC</w:t>
+            </w:r>
+          </w:p>
+        </w:tc>
+        <w:tc>
+          <w:tcPr/>
+          <w:p>
+            <w:r>
+              <w:t xml:space="preserve">javycoffee.com redirects to javvycoffee.com; concentrate servings not on page.</w:t>
+            </w:r>
+          </w:p>
+        </w:tc>
+      </w:tr>
+      <w:tr>
+        <w:tc>
+          <w:tcPr/>
+          <w:p>
+            <w:r>
+              <w:t xml:space="preserve">Javy Coffee</w:t>
+            </w:r>
+          </w:p>
+        </w:tc>
+        <w:tc>
+          <w:tcPr/>
+          <w:p>
+            <w:r>
+              <w:t xml:space="preserve">Protein Coffee</w:t>
+            </w:r>
+          </w:p>
+        </w:tc>
+        <w:tc>
+          <w:tcPr/>
+          <w:p>
+            <w:r>
+              <w:t xml:space="preserve">US</w:t>
+            </w:r>
+          </w:p>
+        </w:tc>
+        <w:tc>
+          <w:tcPr/>
+          <w:p>
+            <w:r>
+              <w:t xml:space="preserve">javvycoffee.com</w:t>
+            </w:r>
+          </w:p>
+        </w:tc>
+        <w:tc>
+          <w:tcPr/>
+          <w:p>
+            <w:r>
+              <w:t xml:space="preserve">$39.95</w:t>
+            </w:r>
+          </w:p>
+        </w:tc>
+        <w:tc>
+          <w:tcPr/>
+          <w:p>
+            <w:r>
+              <w:t xml:space="preserve">$39.95</w:t>
+            </w:r>
+          </w:p>
+        </w:tc>
+        <w:tc>
+          <w:tcPr/>
+          <w:p>
+            <w:r>
+              <w:t xml:space="preserve">n/s</w:t>
+            </w:r>
+          </w:p>
+        </w:tc>
+        <w:tc>
+          <w:tcPr/>
+          <w:p>
+            <w:r>
+              <w:t xml:space="preserve">see 1st-order offer</w:t>
+            </w:r>
+          </w:p>
+        </w:tc>
+        <w:tc>
+          <w:tcPr/>
+          <w:p>
+            <w:r>
+              <w:t xml:space="preserve">-</w:t>
+            </w:r>
+          </w:p>
+        </w:tc>
+        <w:tc>
+          <w:tcPr/>
+          <w:p>
+            <w:r>
+              <w:t xml:space="preserve">20</w:t>
+            </w:r>
+          </w:p>
+        </w:tc>
+        <w:tc>
+          <w:tcPr/>
+          <w:p>
+            <w:r>
+              <w:t xml:space="preserve">$2.00</w:t>
+            </w:r>
+          </w:p>
+        </w:tc>
+        <w:tc>
+          <w:tcPr/>
+          <w:p>
+            <w:r>
+              <w:t xml:space="preserve">Same 1st-order offer</w:t>
+            </w:r>
+          </w:p>
+        </w:tc>
+        <w:tc>
+          <w:tcPr/>
+          <w:p>
+            <w:r>
+              <w:t xml:space="preserve">n/v</w:t>
+            </w:r>
+          </w:p>
+        </w:tc>
+        <w:tc>
+          <w:tcPr/>
+          <w:p>
+            <w:r>
+              <w:rPr>
+                <w:b/>
+              </w:rPr>
+              <w:t xml:space="preserve">[Likely]</w:t>
+            </w:r>
+            <w:r>
+              <w:t xml:space="preserve"> </w:t>
+            </w:r>
+          </w:p>
+        </w:tc>
+        <w:tc>
+          <w:tcPr/>
+          <w:p>
+            <w:r>
+              <w:t xml:space="preserve">9 Jul 2026 ~13:00 UTC</w:t>
+            </w:r>
+          </w:p>
+        </w:tc>
+        <w:tc>
+          <w:tcPr/>
+          <w:p>
+            <w:r>
+              <w:t xml:space="preserve">Servings on listing; per-serving computed.</w:t>
+            </w:r>
+          </w:p>
+        </w:tc>
+      </w:tr>
+      <w:tr>
+        <w:tc>
+          <w:tcPr/>
+          <w:p>
+            <w:r>
+              <w:t xml:space="preserve">Chamberlain Coffee</w:t>
+            </w:r>
+          </w:p>
+        </w:tc>
+        <w:tc>
+          <w:tcPr/>
+          <w:p>
+            <w:r>
+              <w:t xml:space="preserve">Organic Ceremonial Matcha</w:t>
+            </w:r>
+          </w:p>
+        </w:tc>
+        <w:tc>
+          <w:tcPr/>
+          <w:p>
+            <w:r>
+              <w:t xml:space="preserve">US</w:t>
+            </w:r>
+          </w:p>
+        </w:tc>
+        <w:tc>
+          <w:tcPr/>
+          <w:p>
+            <w:r>
+              <w:t xml:space="preserve">chamberlaincoffee.com</w:t>
+            </w:r>
+          </w:p>
+        </w:tc>
+        <w:tc>
+          <w:tcPr/>
+          <w:p>
+            <w:r>
+              <w:t xml:space="preserve">n/s</w:t>
+            </w:r>
+          </w:p>
+        </w:tc>
+        <w:tc>
+          <w:tcPr/>
+          <w:p>
+            <w:r>
+              <w:t xml:space="preserve">$30</w:t>
+            </w:r>
+          </w:p>
+        </w:tc>
+        <w:tc>
+          <w:tcPr/>
+          <w:p>
+            <w:r>
+              <w:t xml:space="preserve">n/v</w:t>
+            </w:r>
+          </w:p>
+        </w:tc>
+        <w:tc>
+          <w:tcPr/>
+          <w:p>
+            <w:r>
+              <w:t xml:space="preserve">-</w:t>
+            </w:r>
+          </w:p>
+        </w:tc>
+        <w:tc>
+          <w:tcPr/>
+          <w:p>
+            <w:r>
+              <w:t xml:space="preserve">n/v</w:t>
+            </w:r>
+          </w:p>
+        </w:tc>
+        <w:tc>
+          <w:tcPr/>
+          <w:p>
+            <w:r>
+              <w:t xml:space="preserve">n/v</w:t>
+            </w:r>
+          </w:p>
+        </w:tc>
+        <w:tc>
+          <w:tcPr/>
+          <w:p>
+            <w:r>
+              <w:t xml:space="preserve">n/v</w:t>
+            </w:r>
+          </w:p>
+        </w:tc>
+        <w:tc>
+          <w:tcPr/>
+          <w:p>
+            <w:r>
+              <w:t xml:space="preserve">Matcha + coffee bundle $48</w:t>
+            </w:r>
+          </w:p>
+        </w:tc>
+        <w:tc>
+          <w:tcPr/>
+          <w:p>
+            <w:r>
+              <w:t xml:space="preserve">n/v</w:t>
+            </w:r>
+          </w:p>
+        </w:tc>
+        <w:tc>
+          <w:tcPr/>
+          <w:p>
+            <w:r>
+              <w:rPr>
+                <w:b/>
+              </w:rPr>
+              <w:t xml:space="preserve">[Likely]</w:t>
+            </w:r>
+            <w:r>
+              <w:t xml:space="preserve"> </w:t>
+            </w:r>
+          </w:p>
+        </w:tc>
+        <w:tc>
+          <w:tcPr/>
+          <w:p>
+            <w:r>
+              <w:t xml:space="preserve">9 Jul 2026 ~13:00 UTC</w:t>
+            </w:r>
+          </w:p>
+        </w:tc>
+        <w:tc>
+          <w:tcPr/>
+          <w:p>
+            <w:r>
+              <w:t xml:space="preserve">No dedicated adaptogen line; matcha is the nearest functional SKU (.json).</w:t>
+            </w:r>
+          </w:p>
+        </w:tc>
+      </w:tr>
+      <w:tr>
+        <w:tc>
+          <w:tcPr/>
+          <w:p>
+            <w:r>
+              <w:t xml:space="preserve">VitaCup</w:t>
+            </w:r>
+          </w:p>
+        </w:tc>
+        <w:tc>
+          <w:tcPr/>
+          <w:p>
+            <w:r>
+              <w:t xml:space="preserve">Slim Protein Coffee Shake</w:t>
+            </w:r>
+          </w:p>
+        </w:tc>
+        <w:tc>
+          <w:tcPr/>
+          <w:p>
+            <w:r>
+              <w:t xml:space="preserve">US</w:t>
+            </w:r>
+          </w:p>
+        </w:tc>
+        <w:tc>
+          <w:tcPr/>
+          <w:p>
+            <w:r>
+              <w:t xml:space="preserve">vitacup.com</w:t>
+            </w:r>
+          </w:p>
+        </w:tc>
+        <w:tc>
+          <w:tcPr/>
+          <w:p>
+            <w:r>
+              <w:t xml:space="preserve">n/s</w:t>
+            </w:r>
+          </w:p>
+        </w:tc>
+        <w:tc>
+          <w:tcPr/>
+          <w:p>
+            <w:r>
+              <w:t xml:space="preserve">$29.95</w:t>
+            </w:r>
+          </w:p>
+        </w:tc>
+        <w:tc>
+          <w:tcPr/>
+          <w:p>
+            <w:r>
+              <w:t xml:space="preserve">n/v</w:t>
+            </w:r>
+          </w:p>
+        </w:tc>
+        <w:tc>
+          <w:tcPr/>
+          <w:p>
+            <w:r>
+              <w:t xml:space="preserve">-</w:t>
+            </w:r>
+          </w:p>
+        </w:tc>
+        <w:tc>
+          <w:tcPr/>
+          <w:p>
+            <w:r>
+              <w:t xml:space="preserve">n/v</w:t>
+            </w:r>
+          </w:p>
+        </w:tc>
+        <w:tc>
+          <w:tcPr/>
+          <w:p>
+            <w:r>
+              <w:t xml:space="preserve">n/v</w:t>
+            </w:r>
+          </w:p>
+        </w:tc>
+        <w:tc>
+          <w:tcPr/>
+          <w:p>
+            <w:r>
+              <w:t xml:space="preserve">n/v</w:t>
+            </w:r>
+          </w:p>
+        </w:tc>
+        <w:tc>
+          <w:tcPr/>
+          <w:p>
+            <w:r>
+              <w:t xml:space="preserve">Functional coffee line</w:t>
+            </w:r>
+          </w:p>
+        </w:tc>
+        <w:tc>
+          <w:tcPr/>
+          <w:p>
+            <w:r>
+              <w:t xml:space="preserve">n/v</w:t>
+            </w:r>
+          </w:p>
+        </w:tc>
+        <w:tc>
+          <w:tcPr/>
+          <w:p>
+            <w:r>
+              <w:rPr>
+                <w:b/>
+              </w:rPr>
+              <w:t xml:space="preserve">[Likely]</w:t>
+            </w:r>
+            <w:r>
+              <w:t xml:space="preserve"> </w:t>
+            </w:r>
+          </w:p>
+        </w:tc>
+        <w:tc>
+          <w:tcPr/>
+          <w:p>
+            <w:r>
+              <w:t xml:space="preserve">9 Jul 2026 ~13:00 UTC</w:t>
+            </w:r>
+          </w:p>
+        </w:tc>
+        <w:tc>
+          <w:tcPr/>
+          <w:p>
+            <w:r>
+              <w:t xml:space="preserve">Functional hero from products.json.</w:t>
+            </w:r>
+          </w:p>
+        </w:tc>
+      </w:tr>
+      <w:tr>
+        <w:tc>
+          <w:tcPr/>
+          <w:p>
+            <w:r>
+              <w:t xml:space="preserve">Lifeboost</w:t>
+            </w:r>
+          </w:p>
+        </w:tc>
+        <w:tc>
+          <w:tcPr/>
+          <w:p>
+            <w:r>
+              <w:t xml:space="preserve">Mindflow Morning Coffee (x1)</w:t>
+            </w:r>
+          </w:p>
+        </w:tc>
+        <w:tc>
+          <w:tcPr/>
+          <w:p>
+            <w:r>
+              <w:t xml:space="preserve">US</w:t>
+            </w:r>
+          </w:p>
+        </w:tc>
+        <w:tc>
+          <w:tcPr/>
+          <w:p>
+            <w:r>
+              <w:t xml:space="preserve">lifeboostcoffee.com</w:t>
+            </w:r>
+          </w:p>
+        </w:tc>
+        <w:tc>
+          <w:tcPr/>
+          <w:p>
+            <w:r>
+              <w:t xml:space="preserve">n/s</w:t>
+            </w:r>
+          </w:p>
+        </w:tc>
+        <w:tc>
+          <w:tcPr/>
+          <w:p>
+            <w:r>
+              <w:t xml:space="preserve">$27.99</w:t>
+            </w:r>
+          </w:p>
+        </w:tc>
+        <w:tc>
+          <w:tcPr/>
+          <w:p>
+            <w:r>
+              <w:t xml:space="preserve">n/v</w:t>
+            </w:r>
+          </w:p>
+        </w:tc>
+        <w:tc>
+          <w:tcPr/>
+          <w:p>
+            <w:r>
+              <w:t xml:space="preserve">-</w:t>
+            </w:r>
+          </w:p>
+        </w:tc>
+        <w:tc>
+          <w:tcPr/>
+          <w:p>
+            <w:r>
+              <w:t xml:space="preserve">n/v</w:t>
+            </w:r>
+          </w:p>
+        </w:tc>
+        <w:tc>
+          <w:tcPr/>
+          <w:p>
+            <w:r>
+              <w:t xml:space="preserve">n/v</w:t>
+            </w:r>
+          </w:p>
+        </w:tc>
+        <w:tc>
+          <w:tcPr/>
+          <w:p>
+            <w:r>
+              <w:t xml:space="preserve">n/v</w:t>
+            </w:r>
+          </w:p>
+        </w:tc>
+        <w:tc>
+          <w:tcPr/>
+          <w:p>
+            <w:r>
+              <w:t xml:space="preserve">Upgrade kit x3 $64.78</w:t>
+            </w:r>
+          </w:p>
+        </w:tc>
+        <w:tc>
+          <w:tcPr/>
+          <w:p>
+            <w:r>
+              <w:t xml:space="preserve">n/v</w:t>
+            </w:r>
+          </w:p>
+        </w:tc>
+        <w:tc>
+          <w:tcPr/>
+          <w:p>
+            <w:r>
+              <w:rPr>
+                <w:b/>
+              </w:rPr>
+              <w:t xml:space="preserve">[Likely]</w:t>
+            </w:r>
+            <w:r>
+              <w:t xml:space="preserve"> </w:t>
+            </w:r>
+          </w:p>
+        </w:tc>
+        <w:tc>
+          <w:tcPr/>
+          <w:p>
+            <w:r>
+              <w:t xml:space="preserve">9 Jul 2026 ~13:00 UTC</w:t>
+            </w:r>
+          </w:p>
+        </w:tc>
+        <w:tc>
+          <w:tcPr/>
+          <w:p>
+            <w:r>
+              <w:t xml:space="preserve">Functional 'Mindflow' coffee from products.json.</w:t>
+            </w:r>
+          </w:p>
+        </w:tc>
+      </w:tr>
+      <w:tr>
+        <w:tc>
+          <w:tcPr/>
+          <w:p>
+            <w:r>
+              <w:t xml:space="preserve">Shroomi</w:t>
+            </w:r>
+          </w:p>
+        </w:tc>
+        <w:tc>
+          <w:tcPr/>
+          <w:p>
+            <w:r>
+              <w:t xml:space="preserve">Lion's Mane Mushroom Coffee (roast, 10oz)</w:t>
+            </w:r>
+          </w:p>
+        </w:tc>
+        <w:tc>
+          <w:tcPr/>
+          <w:p>
+            <w:r>
+              <w:t xml:space="preserve">US</w:t>
+            </w:r>
+          </w:p>
+        </w:tc>
+        <w:tc>
+          <w:tcPr/>
+          <w:p>
+            <w:r>
+              <w:t xml:space="preserve">shroomihealth.com</w:t>
+            </w:r>
+          </w:p>
+        </w:tc>
+        <w:tc>
+          <w:tcPr/>
+          <w:p>
+            <w:r>
+              <w:t xml:space="preserve">n/s</w:t>
+            </w:r>
+          </w:p>
+        </w:tc>
+        <w:tc>
+          <w:tcPr/>
+          <w:p>
+            <w:r>
+              <w:t xml:space="preserve">$36.99</w:t>
+            </w:r>
+          </w:p>
+        </w:tc>
+        <w:tc>
+          <w:tcPr/>
+          <w:p>
+            <w:r>
+              <w:t xml:space="preserve">n/v</w:t>
+            </w:r>
+          </w:p>
+        </w:tc>
+        <w:tc>
+          <w:tcPr/>
+          <w:p>
+            <w:r>
+              <w:t xml:space="preserve">-</w:t>
+            </w:r>
+          </w:p>
+        </w:tc>
+        <w:tc>
+          <w:tcPr/>
+          <w:p>
+            <w:r>
+              <w:t xml:space="preserve">n/v</w:t>
+            </w:r>
+          </w:p>
+        </w:tc>
+        <w:tc>
+          <w:tcPr/>
+          <w:p>
+            <w:r>
+              <w:t xml:space="preserve">n/v</w:t>
+            </w:r>
+          </w:p>
+        </w:tc>
+        <w:tc>
+          <w:tcPr/>
+          <w:p>
+            <w:r>
+              <w:t xml:space="preserve">n/v</w:t>
+            </w:r>
+          </w:p>
+        </w:tc>
+        <w:tc>
+          <w:tcPr/>
+          <w:p>
+            <w:r>
+              <w:t xml:space="preserve">4-pack bundle $123.96</w:t>
+            </w:r>
+          </w:p>
+        </w:tc>
+        <w:tc>
+          <w:tcPr/>
+          <w:p>
+            <w:r>
+              <w:t xml:space="preserve">n/v</w:t>
+            </w:r>
+          </w:p>
+        </w:tc>
+        <w:tc>
+          <w:tcPr/>
+          <w:p>
+            <w:r>
+              <w:rPr>
+                <w:b/>
+              </w:rPr>
+              <w:t xml:space="preserve">[Likely]</w:t>
+            </w:r>
+            <w:r>
+              <w:t xml:space="preserve"> </w:t>
+            </w:r>
+          </w:p>
+        </w:tc>
+        <w:tc>
+          <w:tcPr/>
+          <w:p>
+            <w:r>
+              <w:t xml:space="preserve">9 Jul 2026 ~13:00 UTC</w:t>
+            </w:r>
+          </w:p>
+        </w:tc>
+        <w:tc>
+          <w:tcPr/>
+          <w:p>
+            <w:r>
+              <w:t xml:space="preserve">Ground coffee; servings not in feed.</w:t>
+            </w:r>
+          </w:p>
+        </w:tc>
+      </w:tr>
+      <w:tr>
+        <w:tc>
+          <w:tcPr/>
+          <w:p>
+            <w:r>
+              <w:t xml:space="preserve">NeuRoast</w:t>
+            </w:r>
+          </w:p>
+        </w:tc>
+        <w:tc>
+          <w:tcPr/>
+          <w:p>
+            <w:r>
+              <w:t xml:space="preserve">Classic Roast Ground Mushroom Coffee</w:t>
+            </w:r>
+          </w:p>
+        </w:tc>
+        <w:tc>
+          <w:tcPr/>
+          <w:p>
+            <w:r>
+              <w:t xml:space="preserve">US</w:t>
+            </w:r>
+          </w:p>
+        </w:tc>
+        <w:tc>
+          <w:tcPr/>
+          <w:p>
+            <w:r>
+              <w:t xml:space="preserve">neuroast.com</w:t>
+            </w:r>
+          </w:p>
+        </w:tc>
+        <w:tc>
+          <w:tcPr/>
+          <w:p>
+            <w:r>
+              <w:t xml:space="preserve">$21.98</w:t>
+            </w:r>
+          </w:p>
+        </w:tc>
+        <w:tc>
+          <w:tcPr/>
+          <w:p>
+            <w:r>
+              <w:t xml:space="preserve">$21.98</w:t>
+            </w:r>
+          </w:p>
+        </w:tc>
+        <w:tc>
+          <w:tcPr/>
+          <w:p>
+            <w:r>
+              <w:t xml:space="preserve">n/v</w:t>
+            </w:r>
+          </w:p>
+        </w:tc>
+        <w:tc>
+          <w:tcPr/>
+          <w:p>
+            <w:r>
+              <w:t xml:space="preserve">-</w:t>
+            </w:r>
+          </w:p>
+        </w:tc>
+        <w:tc>
+          <w:tcPr/>
+          <w:p>
+            <w:r>
+              <w:t xml:space="preserve">n/v</w:t>
+            </w:r>
+          </w:p>
+        </w:tc>
+        <w:tc>
+          <w:tcPr/>
+          <w:p>
+            <w:r>
+              <w:t xml:space="preserve">n/v</w:t>
+            </w:r>
+          </w:p>
+        </w:tc>
+        <w:tc>
+          <w:tcPr/>
+          <w:p>
+            <w:r>
+              <w:t xml:space="preserve">n/v</w:t>
+            </w:r>
+          </w:p>
+        </w:tc>
+        <w:tc>
+          <w:tcPr/>
+          <w:p>
+            <w:r>
+              <w:t xml:space="preserve">'3 for $40' email offer</w:t>
+            </w:r>
+          </w:p>
+        </w:tc>
+        <w:tc>
+          <w:tcPr/>
+          <w:p>
+            <w:r>
+              <w:t xml:space="preserve">n/v</w:t>
+            </w:r>
+          </w:p>
+        </w:tc>
+        <w:tc>
+          <w:tcPr/>
+          <w:p>
+            <w:r>
+              <w:rPr>
+                <w:b/>
+              </w:rPr>
+              <w:t xml:space="preserve">[Likely]</w:t>
+            </w:r>
+            <w:r>
+              <w:t xml:space="preserve"> </w:t>
+            </w:r>
+          </w:p>
+        </w:tc>
+        <w:tc>
+          <w:tcPr/>
+          <w:p>
+            <w:r>
+              <w:t xml:space="preserve">9 Jul 2026 ~13:00 UTC</w:t>
+            </w:r>
+          </w:p>
+        </w:tc>
+        <w:tc>
+          <w:tcPr/>
+          <w:p>
+            <w:r>
+              <w:t xml:space="preserve">Entire line SOLD OUT at fetch; price listed not purchasable.</w:t>
+            </w:r>
+          </w:p>
+        </w:tc>
+      </w:tr>
+      <w:tr>
+        <w:tc>
+          <w:tcPr/>
+          <w:p>
+            <w:r>
+              <w:t xml:space="preserve">Spacegoods</w:t>
+            </w:r>
+          </w:p>
+        </w:tc>
+        <w:tc>
+          <w:tcPr/>
+          <w:p>
+            <w:r>
+              <w:t xml:space="preserve">Rainbow Dust (1 bag)</w:t>
+            </w:r>
+          </w:p>
+        </w:tc>
+        <w:tc>
+          <w:tcPr/>
+          <w:p>
+            <w:r>
+              <w:t xml:space="preserve">UK</w:t>
+            </w:r>
+          </w:p>
+        </w:tc>
+        <w:tc>
+          <w:tcPr/>
+          <w:p>
+            <w:r>
+              <w:t xml:space="preserve">spacegoods.com</w:t>
+            </w:r>
+          </w:p>
+        </w:tc>
+        <w:tc>
+          <w:tcPr/>
+          <w:p>
+            <w:r>
+              <w:t xml:space="preserve">n/s</w:t>
+            </w:r>
+          </w:p>
+        </w:tc>
+        <w:tc>
+          <w:tcPr/>
+          <w:p>
+            <w:r>
+              <w:t xml:space="preserve">£49</w:t>
+            </w:r>
+          </w:p>
+        </w:tc>
+        <w:tc>
+          <w:tcPr/>
+          <w:p>
+            <w:r>
+              <w:t xml:space="preserve">n/v</w:t>
+            </w:r>
+          </w:p>
+        </w:tc>
+        <w:tc>
+          <w:tcPr/>
+          <w:p>
+            <w:r>
+              <w:t xml:space="preserve">-</w:t>
+            </w:r>
+          </w:p>
+        </w:tc>
+        <w:tc>
+          <w:tcPr/>
+          <w:p>
+            <w:r>
+              <w:t xml:space="preserve">n/v</w:t>
+            </w:r>
+          </w:p>
+        </w:tc>
+        <w:tc>
+          <w:tcPr/>
+          <w:p>
+            <w:r>
+              <w:t xml:space="preserve">~30</w:t>
+            </w:r>
+          </w:p>
+        </w:tc>
+        <w:tc>
+          <w:tcPr/>
+          <w:p>
+            <w:r>
+              <w:t xml:space="preserve">~£1.63</w:t>
+            </w:r>
+          </w:p>
+        </w:tc>
+        <w:tc>
+          <w:tcPr/>
+          <w:p>
+            <w:r>
+              <w:t xml:space="preserve">2 bags £79 (was £98); 3 £99 (was £147)</w:t>
+            </w:r>
+          </w:p>
+        </w:tc>
+        <w:tc>
+          <w:tcPr/>
+          <w:p>
+            <w:r>
+              <w:t xml:space="preserve">n/v</w:t>
+            </w:r>
+          </w:p>
+        </w:tc>
+        <w:tc>
+          <w:tcPr/>
+          <w:p>
+            <w:r>
+              <w:rPr>
+                <w:b/>
+              </w:rPr>
+              <w:t xml:space="preserve">[Likely]</w:t>
+            </w:r>
+            <w:r>
+              <w:t xml:space="preserve"> </w:t>
+            </w:r>
+          </w:p>
+        </w:tc>
+        <w:tc>
+          <w:tcPr/>
+          <w:p>
+            <w:r>
+              <w:t xml:space="preserve">9 Jul 2026 ~13:00 UTC</w:t>
+            </w:r>
+          </w:p>
+        </w:tc>
+        <w:tc>
+          <w:tcPr/>
+          <w:p>
+            <w:r>
+              <w:t xml:space="preserve">Price from products.json; servings ~30 not label-verified.</w:t>
+            </w:r>
+          </w:p>
+        </w:tc>
+      </w:tr>
+      <w:tr>
+        <w:tc>
+          <w:tcPr/>
+          <w:p>
+            <w:r>
+              <w:t xml:space="preserve">DIRTEA</w:t>
+            </w:r>
+          </w:p>
+        </w:tc>
+        <w:tc>
+          <w:tcPr/>
+          <w:p>
+            <w:r>
+              <w:t xml:space="preserve">DIRTEA Coffee (pouch)</w:t>
+            </w:r>
+          </w:p>
+        </w:tc>
+        <w:tc>
+          <w:tcPr/>
+          <w:p>
+            <w:r>
+              <w:t xml:space="preserve">UK</w:t>
+            </w:r>
+          </w:p>
+        </w:tc>
+        <w:tc>
+          <w:tcPr/>
+          <w:p>
+            <w:r>
+              <w:t xml:space="preserve">dirteaworld.com</w:t>
+            </w:r>
+          </w:p>
+        </w:tc>
+        <w:tc>
+          <w:tcPr/>
+          <w:p>
+            <w:r>
+              <w:t xml:space="preserve">n/s</w:t>
+            </w:r>
+          </w:p>
+        </w:tc>
+        <w:tc>
+          <w:tcPr/>
+          <w:p>
+            <w:r>
+              <w:t xml:space="preserve">£38</w:t>
+            </w:r>
+          </w:p>
+        </w:tc>
+        <w:tc>
+          <w:tcPr/>
+          <w:p>
+            <w:r>
+              <w:t xml:space="preserve">n/v</w:t>
+            </w:r>
+          </w:p>
+        </w:tc>
+        <w:tc>
+          <w:tcPr/>
+          <w:p>
+            <w:r>
+              <w:t xml:space="preserve">-</w:t>
+            </w:r>
+          </w:p>
+        </w:tc>
+        <w:tc>
+          <w:tcPr/>
+          <w:p>
+            <w:r>
+              <w:t xml:space="preserve">n/v</w:t>
+            </w:r>
+          </w:p>
+        </w:tc>
+        <w:tc>
+          <w:tcPr/>
+          <w:p>
+            <w:r>
+              <w:t xml:space="preserve">~30</w:t>
+            </w:r>
+          </w:p>
+        </w:tc>
+        <w:tc>
+          <w:tcPr/>
+          <w:p>
+            <w:r>
+              <w:t xml:space="preserve">~£1.27</w:t>
+            </w:r>
+          </w:p>
+        </w:tc>
+        <w:tc>
+          <w:tcPr/>
+          <w:p>
+            <w:r>
+              <w:t xml:space="preserve">75g pouch £19.99; travel 5x £10</w:t>
+            </w:r>
+          </w:p>
+        </w:tc>
+        <w:tc>
+          <w:tcPr/>
+          <w:p>
+            <w:r>
+              <w:t xml:space="preserve">n/v</w:t>
+            </w:r>
+          </w:p>
+        </w:tc>
+        <w:tc>
+          <w:tcPr/>
+          <w:p>
+            <w:r>
+              <w:rPr>
+                <w:b/>
+              </w:rPr>
+              <w:t xml:space="preserve">[Likely]</w:t>
+            </w:r>
+            <w:r>
+              <w:t xml:space="preserve"> </w:t>
+            </w:r>
+          </w:p>
+        </w:tc>
+        <w:tc>
+          <w:tcPr/>
+          <w:p>
+            <w:r>
+              <w:t xml:space="preserve">9 Jul 2026 ~13:00 UTC</w:t>
+            </w:r>
+          </w:p>
+        </w:tc>
+        <w:tc>
+          <w:tcPr/>
+          <w:p>
+            <w:r>
+              <w:t xml:space="preserve">Price from products.json; servings not in feed.</w:t>
+            </w:r>
+          </w:p>
+        </w:tc>
+      </w:tr>
+      <w:tr>
+        <w:tc>
+          <w:tcPr/>
+          <w:p>
+            <w:r>
+              <w:t xml:space="preserve">London Nootropics</w:t>
+            </w:r>
+          </w:p>
+        </w:tc>
+        <w:tc>
+          <w:tcPr/>
+          <w:p>
+            <w:r>
+              <w:t xml:space="preserve">Mojo Coffee (60 sachets)</w:t>
+            </w:r>
+          </w:p>
+        </w:tc>
+        <w:tc>
+          <w:tcPr/>
+          <w:p>
+            <w:r>
+              <w:t xml:space="preserve">UK</w:t>
+            </w:r>
+          </w:p>
+        </w:tc>
+        <w:tc>
+          <w:tcPr/>
+          <w:p>
+            <w:r>
+              <w:t xml:space="preserve">londonnootropics.com</w:t>
+            </w:r>
+          </w:p>
+        </w:tc>
+        <w:tc>
+          <w:tcPr/>
+          <w:p>
+            <w:r>
+              <w:t xml:space="preserve">£60</w:t>
+            </w:r>
+          </w:p>
+        </w:tc>
+        <w:tc>
+          <w:tcPr/>
+          <w:p>
+            <w:r>
+              <w:t xml:space="preserve">£60</w:t>
+            </w:r>
+          </w:p>
+        </w:tc>
+        <w:tc>
+          <w:tcPr/>
+          <w:p>
+            <w:r>
+              <w:t xml:space="preserve">£48</w:t>
+            </w:r>
+          </w:p>
+        </w:tc>
+        <w:tc>
+          <w:tcPr/>
+          <w:p>
+            <w:r>
+              <w:t xml:space="preserve">starter bundle (n/p)</w:t>
+            </w:r>
+          </w:p>
+        </w:tc>
+        <w:tc>
+          <w:tcPr/>
+          <w:p>
+            <w:r>
+              <w:t xml:space="preserve">£48</w:t>
+            </w:r>
+          </w:p>
+        </w:tc>
+        <w:tc>
+          <w:tcPr/>
+          <w:p>
+            <w:r>
+              <w:t xml:space="preserve">60</w:t>
+            </w:r>
+          </w:p>
+        </w:tc>
+        <w:tc>
+          <w:tcPr/>
+          <w:p>
+            <w:r>
+              <w:t xml:space="preserve">£1.00 / £0.80</w:t>
+            </w:r>
+          </w:p>
+        </w:tc>
+        <w:tc>
+          <w:tcPr/>
+          <w:p>
+            <w:r>
+              <w:t xml:space="preserve">Sub 20% off; free UK ship &gt;£30</w:t>
+            </w:r>
+          </w:p>
+        </w:tc>
+        <w:tc>
+          <w:tcPr/>
+          <w:p>
+            <w:r>
+              <w:t xml:space="preserve">n/v</w:t>
+            </w:r>
+          </w:p>
+        </w:tc>
+        <w:tc>
+          <w:tcPr/>
+          <w:p>
+            <w:r>
+              <w:rPr>
+                <w:b/>
+              </w:rPr>
+              <w:t xml:space="preserve">[Certain]</w:t>
+            </w:r>
+            <w:r>
+              <w:t xml:space="preserve"> </w:t>
+            </w:r>
+          </w:p>
+        </w:tc>
+        <w:tc>
+          <w:tcPr/>
+          <w:p>
+            <w:r>
+              <w:t xml:space="preserve">9 Jul 2026 ~13:00 UTC</w:t>
+            </w:r>
+          </w:p>
+        </w:tc>
+        <w:tc>
+          <w:tcPr/>
+          <w:p>
+            <w:r>
+              <w:t xml:space="preserve">Rendered PDP verified live.</w:t>
+            </w:r>
+          </w:p>
+        </w:tc>
+      </w:tr>
+      <w:tr>
+        <w:tc>
+          <w:tcPr/>
+          <w:p>
+            <w:r>
+              <w:t xml:space="preserve">Rheal Superfoods</w:t>
+            </w:r>
+          </w:p>
+        </w:tc>
+        <w:tc>
+          <w:tcPr/>
+          <w:p>
+            <w:r>
+              <w:t xml:space="preserve">Organic Clean Greens</w:t>
+            </w:r>
+          </w:p>
+        </w:tc>
+        <w:tc>
+          <w:tcPr/>
+          <w:p>
+            <w:r>
+              <w:t xml:space="preserve">UK</w:t>
+            </w:r>
+          </w:p>
+        </w:tc>
+        <w:tc>
+          <w:tcPr/>
+          <w:p>
+            <w:r>
+              <w:t xml:space="preserve">rhealsuperfoods.com</w:t>
+            </w:r>
+          </w:p>
+        </w:tc>
+        <w:tc>
+          <w:tcPr/>
+          <w:p>
+            <w:r>
+              <w:t xml:space="preserve">n/s</w:t>
+            </w:r>
+          </w:p>
+        </w:tc>
+        <w:tc>
+          <w:tcPr/>
+          <w:p>
+            <w:r>
+              <w:t xml:space="preserve">£25</w:t>
+            </w:r>
+          </w:p>
+        </w:tc>
+        <w:tc>
+          <w:tcPr/>
+          <w:p>
+            <w:r>
+              <w:t xml:space="preserve">n/v</w:t>
+            </w:r>
+          </w:p>
+        </w:tc>
+        <w:tc>
+          <w:tcPr/>
+          <w:p>
+            <w:r>
+              <w:t xml:space="preserve">-</w:t>
+            </w:r>
+          </w:p>
+        </w:tc>
+        <w:tc>
+          <w:tcPr/>
+          <w:p>
+            <w:r>
+              <w:t xml:space="preserve">n/v</w:t>
+            </w:r>
+          </w:p>
+        </w:tc>
+        <w:tc>
+          <w:tcPr/>
+          <w:p>
+            <w:r>
+              <w:t xml:space="preserve">~30</w:t>
+            </w:r>
+          </w:p>
+        </w:tc>
+        <w:tc>
+          <w:tcPr/>
+          <w:p>
+            <w:r>
+              <w:t xml:space="preserve">~£0.83</w:t>
+            </w:r>
+          </w:p>
+        </w:tc>
+        <w:tc>
+          <w:tcPr/>
+          <w:p>
+            <w:r>
+              <w:t xml:space="preserve">-</w:t>
+            </w:r>
+          </w:p>
+        </w:tc>
+        <w:tc>
+          <w:tcPr/>
+          <w:p>
+            <w:r>
+              <w:t xml:space="preserve">n/v</w:t>
+            </w:r>
+          </w:p>
+        </w:tc>
+        <w:tc>
+          <w:tcPr/>
+          <w:p>
+            <w:r>
+              <w:rPr>
+                <w:b/>
+              </w:rPr>
+              <w:t xml:space="preserve">[Likely]</w:t>
+            </w:r>
+            <w:r>
+              <w:t xml:space="preserve"> </w:t>
+            </w:r>
+          </w:p>
+        </w:tc>
+        <w:tc>
+          <w:tcPr/>
+          <w:p>
+            <w:r>
+              <w:t xml:space="preserve">9 Jul 2026 ~13:00 UTC</w:t>
+            </w:r>
+          </w:p>
+        </w:tc>
+        <w:tc>
+          <w:tcPr/>
+          <w:p>
+            <w:r>
+              <w:t xml:space="preserve">Price from products.json; servings ~30 not label-verified.</w:t>
+            </w:r>
+          </w:p>
+        </w:tc>
+      </w:tr>
+      <w:tr>
+        <w:tc>
+          <w:tcPr/>
+          <w:p>
+            <w:r>
+              <w:t xml:space="preserve">Free Soul</w:t>
+            </w:r>
+          </w:p>
+        </w:tc>
+        <w:tc>
+          <w:tcPr/>
+          <w:p>
+            <w:r>
+              <w:t xml:space="preserve">Vegan Protein (for women)</w:t>
+            </w:r>
+          </w:p>
+        </w:tc>
+        <w:tc>
+          <w:tcPr/>
+          <w:p>
+            <w:r>
+              <w:t xml:space="preserve">UK</w:t>
+            </w:r>
+          </w:p>
+        </w:tc>
+        <w:tc>
+          <w:tcPr/>
+          <w:p>
+            <w:r>
+              <w:t xml:space="preserve">freesoul.com</w:t>
+            </w:r>
+          </w:p>
+        </w:tc>
+        <w:tc>
+          <w:tcPr/>
+          <w:p>
+            <w:r>
+              <w:t xml:space="preserve">£27.49</w:t>
+            </w:r>
+          </w:p>
+        </w:tc>
+        <w:tc>
+          <w:tcPr/>
+          <w:p>
+            <w:r>
+              <w:t xml:space="preserve">£27.49</w:t>
+            </w:r>
+          </w:p>
+        </w:tc>
+        <w:tc>
+          <w:tcPr/>
+          <w:p>
+            <w:r>
+              <w:t xml:space="preserve">£21.99</w:t>
+            </w:r>
+          </w:p>
+        </w:tc>
+        <w:tc>
+          <w:tcPr/>
+          <w:p>
+            <w:r>
+              <w:t xml:space="preserve">free 1st-sub ship</w:t>
+            </w:r>
+          </w:p>
+        </w:tc>
+        <w:tc>
+          <w:tcPr/>
+          <w:p>
+            <w:r>
+              <w:t xml:space="preserve">£21.99</w:t>
+            </w:r>
+          </w:p>
+        </w:tc>
+        <w:tc>
+          <w:tcPr/>
+          <w:p>
+            <w:r>
+              <w:t xml:space="preserve">~20</w:t>
+            </w:r>
+          </w:p>
+        </w:tc>
+        <w:tc>
+          <w:tcPr/>
+          <w:p>
+            <w:r>
+              <w:t xml:space="preserve">~£1.37 / £1.10</w:t>
+            </w:r>
+          </w:p>
+        </w:tc>
+        <w:tc>
+          <w:tcPr/>
+          <w:p>
+            <w:r>
+              <w:t xml:space="preserve">Sub 20% off</w:t>
+            </w:r>
+          </w:p>
+        </w:tc>
+        <w:tc>
+          <w:tcPr/>
+          <w:p>
+            <w:r>
+              <w:t xml:space="preserve">30-day refund</w:t>
+            </w:r>
+          </w:p>
+        </w:tc>
+        <w:tc>
+          <w:tcPr/>
+          <w:p>
+            <w:r>
+              <w:rPr>
+                <w:b/>
+              </w:rPr>
+              <w:t xml:space="preserve">[Likely]</w:t>
+            </w:r>
+            <w:r>
+              <w:t xml:space="preserve"> </w:t>
+            </w:r>
+          </w:p>
+        </w:tc>
+        <w:tc>
+          <w:tcPr/>
+          <w:p>
+            <w:r>
+              <w:t xml:space="preserve">9 Jul 2026 ~13:00 UTC</w:t>
+            </w:r>
+          </w:p>
+        </w:tc>
+        <w:tc>
+          <w:tcPr/>
+          <w:p>
+            <w:r>
+              <w:t xml:space="preserve">Price live; servings computed from 600g/30g.</w:t>
+            </w:r>
+          </w:p>
+        </w:tc>
+      </w:tr>
+      <w:tr>
+        <w:tc>
+          <w:tcPr/>
+          <w:p>
+            <w:r>
+              <w:t xml:space="preserve">Ancient + Brave</w:t>
+            </w:r>
+          </w:p>
+        </w:tc>
+        <w:tc>
+          <w:tcPr/>
+          <w:p>
+            <w:r>
+              <w:t xml:space="preserve">True Collagen</w:t>
+            </w:r>
+          </w:p>
+        </w:tc>
+        <w:tc>
+          <w:tcPr/>
+          <w:p>
+            <w:r>
+              <w:t xml:space="preserve">UK</w:t>
+            </w:r>
+          </w:p>
+        </w:tc>
+        <w:tc>
+          <w:tcPr/>
+          <w:p>
+            <w:r>
+              <w:t xml:space="preserve">ancientandbrave.earth</w:t>
+            </w:r>
+          </w:p>
+        </w:tc>
+        <w:tc>
+          <w:tcPr/>
+          <w:p>
+            <w:r>
+              <w:t xml:space="preserve">£32</w:t>
+            </w:r>
+          </w:p>
+        </w:tc>
+        <w:tc>
+          <w:tcPr/>
+          <w:p>
+            <w:r>
+              <w:t xml:space="preserve">£32</w:t>
+            </w:r>
+          </w:p>
+        </w:tc>
+        <w:tc>
+          <w:tcPr/>
+          <w:p>
+            <w:r>
+              <w:t xml:space="preserve">£25.60 (1st 3)</w:t>
+            </w:r>
+          </w:p>
+        </w:tc>
+        <w:tc>
+          <w:tcPr/>
+          <w:p>
+            <w:r>
+              <w:t xml:space="preserve">£25.60 + free scoop/jar</w:t>
+            </w:r>
+          </w:p>
+        </w:tc>
+        <w:tc>
+          <w:tcPr/>
+          <w:p>
+            <w:r>
+              <w:t xml:space="preserve">£28.80</w:t>
+            </w:r>
+          </w:p>
+        </w:tc>
+        <w:tc>
+          <w:tcPr/>
+          <w:p>
+            <w:r>
+              <w:t xml:space="preserve">~40</w:t>
+            </w:r>
+          </w:p>
+        </w:tc>
+        <w:tc>
+          <w:tcPr/>
+          <w:p>
+            <w:r>
+              <w:t xml:space="preserve">£0.80 / £0.64</w:t>
+            </w:r>
+          </w:p>
+        </w:tc>
+        <w:tc>
+          <w:tcPr/>
+          <w:p>
+            <w:r>
+              <w:t xml:space="preserve">20% off 1st 3; free scoop+jar</w:t>
+            </w:r>
+          </w:p>
+        </w:tc>
+        <w:tc>
+          <w:tcPr/>
+          <w:p>
+            <w:r>
+              <w:t xml:space="preserve">30-day confidence</w:t>
+            </w:r>
+          </w:p>
+        </w:tc>
+        <w:tc>
+          <w:tcPr/>
+          <w:p>
+            <w:r>
+              <w:rPr>
+                <w:b/>
+              </w:rPr>
+              <w:t xml:space="preserve">[Certain]</w:t>
+            </w:r>
+            <w:r>
+              <w:t xml:space="preserve"> </w:t>
+            </w:r>
+          </w:p>
+        </w:tc>
+        <w:tc>
+          <w:tcPr/>
+          <w:p>
+            <w:r>
+              <w:t xml:space="preserve">9 Jul 2026 ~13:00 UTC</w:t>
+            </w:r>
+          </w:p>
+        </w:tc>
+        <w:tc>
+          <w:tcPr/>
+          <w:p>
+            <w:r>
+              <w:t xml:space="preserve">Rendered PDP verified live.</w:t>
+            </w:r>
+          </w:p>
+        </w:tc>
+      </w:tr>
+      <w:tr>
+        <w:tc>
+          <w:tcPr/>
+          <w:p>
+            <w:r>
+              <w:t xml:space="preserve">Nuzest</w:t>
+            </w:r>
+          </w:p>
+        </w:tc>
+        <w:tc>
+          <w:tcPr/>
+          <w:p>
+            <w:r>
+              <w:t xml:space="preserve">Good Green Vitality (300g)</w:t>
+            </w:r>
+          </w:p>
+        </w:tc>
+        <w:tc>
+          <w:tcPr/>
+          <w:p>
+            <w:r>
+              <w:t xml:space="preserve">US</w:t>
+            </w:r>
+          </w:p>
+        </w:tc>
+        <w:tc>
+          <w:tcPr/>
+          <w:p>
+            <w:r>
+              <w:t xml:space="preserve">nuzest-usa.com</w:t>
+            </w:r>
+          </w:p>
+        </w:tc>
+        <w:tc>
+          <w:tcPr/>
+          <w:p>
+            <w:r>
+              <w:t xml:space="preserve">$95</w:t>
+            </w:r>
+          </w:p>
+        </w:tc>
+        <w:tc>
+          <w:tcPr/>
+          <w:p>
+            <w:r>
+              <w:t xml:space="preserve">$95</w:t>
+            </w:r>
+          </w:p>
+        </w:tc>
+        <w:tc>
+          <w:tcPr/>
+          <w:p>
+            <w:r>
+              <w:t xml:space="preserve">none</w:t>
+            </w:r>
+          </w:p>
+        </w:tc>
+        <w:tc>
+          <w:tcPr/>
+          <w:p>
+            <w:r>
+              <w:t xml:space="preserve">-</w:t>
+            </w:r>
+          </w:p>
+        </w:tc>
+        <w:tc>
+          <w:tcPr/>
+          <w:p>
+            <w:r>
+              <w:t xml:space="preserve">-</w:t>
+            </w:r>
+          </w:p>
+        </w:tc>
+        <w:tc>
+          <w:tcPr/>
+          <w:p>
+            <w:r>
+              <w:t xml:space="preserve">30</w:t>
+            </w:r>
+          </w:p>
+        </w:tc>
+        <w:tc>
+          <w:tcPr/>
+          <w:p>
+            <w:r>
+              <w:t xml:space="preserve">$3.17</w:t>
+            </w:r>
+          </w:p>
+        </w:tc>
+        <w:tc>
+          <w:tcPr/>
+          <w:p>
+            <w:r>
+              <w:t xml:space="preserve">-</w:t>
+            </w:r>
+          </w:p>
+        </w:tc>
+        <w:tc>
+          <w:tcPr/>
+          <w:p>
+            <w:r>
+              <w:t xml:space="preserve">n/v</w:t>
+            </w:r>
+          </w:p>
+        </w:tc>
+        <w:tc>
+          <w:tcPr/>
+          <w:p>
+            <w:r>
+              <w:rPr>
+                <w:b/>
+              </w:rPr>
+              <w:t xml:space="preserve">[Certain]</w:t>
+            </w:r>
+            <w:r>
+              <w:t xml:space="preserve"> </w:t>
+            </w:r>
+          </w:p>
+        </w:tc>
+        <w:tc>
+          <w:tcPr/>
+          <w:p>
+            <w:r>
+              <w:t xml:space="preserve">9 Jul 2026 ~13:00 UTC</w:t>
+            </w:r>
+          </w:p>
+        </w:tc>
+        <w:tc>
+          <w:tcPr/>
+          <w:p>
+            <w:r>
+              <w:t xml:space="preserve">No subscription; 600g/60 = $190.</w:t>
+            </w:r>
+          </w:p>
+        </w:tc>
+      </w:tr>
+      <w:tr>
+        <w:tc>
+          <w:tcPr/>
+          <w:p>
+            <w:r>
+              <w:t xml:space="preserve">Nuzest</w:t>
+            </w:r>
+          </w:p>
+        </w:tc>
+        <w:tc>
+          <w:tcPr/>
+          <w:p>
+            <w:r>
+              <w:t xml:space="preserve">Good Green Vitality (300g)</w:t>
+            </w:r>
+          </w:p>
+        </w:tc>
+        <w:tc>
+          <w:tcPr/>
+          <w:p>
+            <w:r>
+              <w:t xml:space="preserve">UK</w:t>
+            </w:r>
+          </w:p>
+        </w:tc>
+        <w:tc>
+          <w:tcPr/>
+          <w:p>
+            <w:r>
+              <w:t xml:space="preserve">nuzest.co.uk</w:t>
+            </w:r>
+          </w:p>
+        </w:tc>
+        <w:tc>
+          <w:tcPr/>
+          <w:p>
+            <w:r>
+              <w:t xml:space="preserve">£75</w:t>
+            </w:r>
+          </w:p>
+        </w:tc>
+        <w:tc>
+          <w:tcPr/>
+          <w:p>
+            <w:r>
+              <w:t xml:space="preserve">£75</w:t>
+            </w:r>
+          </w:p>
+        </w:tc>
+        <w:tc>
+          <w:tcPr/>
+          <w:p>
+            <w:r>
+              <w:t xml:space="preserve">none</w:t>
+            </w:r>
+          </w:p>
+        </w:tc>
+        <w:tc>
+          <w:tcPr/>
+          <w:p>
+            <w:r>
+              <w:t xml:space="preserve">-</w:t>
+            </w:r>
+          </w:p>
+        </w:tc>
+        <w:tc>
+          <w:tcPr/>
+          <w:p>
+            <w:r>
+              <w:t xml:space="preserve">-</w:t>
+            </w:r>
+          </w:p>
+        </w:tc>
+        <w:tc>
+          <w:tcPr/>
+          <w:p>
+            <w:r>
+              <w:t xml:space="preserve">30</w:t>
+            </w:r>
+          </w:p>
+        </w:tc>
+        <w:tc>
+          <w:tcPr/>
+          <w:p>
+            <w:r>
+              <w:t xml:space="preserve">£2.50</w:t>
+            </w:r>
+          </w:p>
+        </w:tc>
+        <w:tc>
+          <w:tcPr/>
+          <w:p>
+            <w:r>
+              <w:t xml:space="preserve">-</w:t>
+            </w:r>
+          </w:p>
+        </w:tc>
+        <w:tc>
+          <w:tcPr/>
+          <w:p>
+            <w:r>
+              <w:t xml:space="preserve">n/v</w:t>
+            </w:r>
+          </w:p>
+        </w:tc>
+        <w:tc>
+          <w:tcPr/>
+          <w:p>
+            <w:r>
+              <w:rPr>
+                <w:b/>
+              </w:rPr>
+              <w:t xml:space="preserve">[Certain]</w:t>
+            </w:r>
+            <w:r>
+              <w:t xml:space="preserve"> </w:t>
+            </w:r>
+          </w:p>
+        </w:tc>
+        <w:tc>
+          <w:tcPr/>
+          <w:p>
+            <w:r>
+              <w:t xml:space="preserve">9 Jul 2026 ~13:00 UTC</w:t>
+            </w:r>
+          </w:p>
+        </w:tc>
+        <w:tc>
+          <w:tcPr/>
+          <w:p>
+            <w:r>
+              <w:t xml:space="preserve">750g/75 = £150 (£2.00, best value).</w:t>
+            </w:r>
+          </w:p>
+        </w:tc>
+      </w:tr>
+      <w:tr>
+        <w:tc>
+          <w:tcPr/>
+          <w:p>
+            <w:r>
+              <w:t xml:space="preserve">Beyond Brew</w:t>
+            </w:r>
+          </w:p>
+        </w:tc>
+        <w:tc>
+          <w:tcPr/>
+          <w:p>
+            <w:r>
+              <w:t xml:space="preserve">Mushroom Coffee (hero)</w:t>
+            </w:r>
+          </w:p>
+        </w:tc>
+        <w:tc>
+          <w:tcPr/>
+          <w:p>
+            <w:r>
+              <w:t xml:space="preserve">-</w:t>
+            </w:r>
+          </w:p>
+        </w:tc>
+        <w:tc>
+          <w:tcPr/>
+          <w:p>
+            <w:r>
+              <w:t xml:space="preserve">-</w:t>
+            </w:r>
+          </w:p>
+        </w:tc>
+        <w:tc>
+          <w:tcPr/>
+          <w:p>
+            <w:r>
+              <w:t xml:space="preserve">Unavailable</w:t>
+            </w:r>
+          </w:p>
+        </w:tc>
+        <w:tc>
+          <w:tcPr/>
+          <w:p>
+            <w:r>
+              <w:t xml:space="preserve">Unavailable</w:t>
+            </w:r>
+          </w:p>
+        </w:tc>
+        <w:tc>
+          <w:tcPr/>
+          <w:p>
+            <w:r>
+              <w:t xml:space="preserve">Unavailable</w:t>
+            </w:r>
+          </w:p>
+        </w:tc>
+        <w:tc>
+          <w:tcPr/>
+          <w:p>
+            <w:r>
+              <w:t xml:space="preserve">-</w:t>
+            </w:r>
+          </w:p>
+        </w:tc>
+        <w:tc>
+          <w:tcPr/>
+          <w:p>
+            <w:r>
+              <w:t xml:space="preserve">-</w:t>
+            </w:r>
+          </w:p>
+        </w:tc>
+        <w:tc>
+          <w:tcPr/>
+          <w:p>
+            <w:r>
+              <w:t xml:space="preserve">n/v</w:t>
+            </w:r>
+          </w:p>
+        </w:tc>
+        <w:tc>
+          <w:tcPr/>
+          <w:p>
+            <w:r>
+              <w:t xml:space="preserve">n/v</w:t>
+            </w:r>
+          </w:p>
+        </w:tc>
+        <w:tc>
+          <w:tcPr/>
+          <w:p>
+            <w:r>
+              <w:t xml:space="preserve">-</w:t>
+            </w:r>
+          </w:p>
+        </w:tc>
+        <w:tc>
+          <w:tcPr/>
+          <w:p>
+            <w:r>
+              <w:t xml:space="preserve">-</w:t>
+            </w:r>
+          </w:p>
+        </w:tc>
+        <w:tc>
+          <w:tcPr/>
+          <w:p>
+            <w:r>
+              <w:rPr>
+                <w:b/>
+              </w:rPr>
+              <w:t xml:space="preserve">[Likely]</w:t>
+            </w:r>
+            <w:r>
+              <w:t xml:space="preserve"> </w:t>
+            </w:r>
+          </w:p>
+        </w:tc>
+        <w:tc>
+          <w:tcPr/>
+          <w:p>
+            <w:r>
+              <w:t xml:space="preserve">9 Jul 2026 ~13:00 UTC</w:t>
+            </w:r>
+          </w:p>
+        </w:tc>
+        <w:tc>
+          <w:tcPr/>
+          <w:p>
+            <w:r>
+              <w:t xml:space="preserve">NOT REACHED this run - not assigned to a fetch batch; retry against official site to complete coverage.</w:t>
+            </w:r>
+          </w:p>
+        </w:tc>
+      </w:tr>
+    </w:tbl>
+    <w:p>
+      <w:r>
+        <w:rPr>
+          <w:i/>
+          <w:color w:val="555555"/>
+        </w:rPr>
+        <w:t xml:space="preserve">Every brand in the research scope appears above; blocked/unverifiable rows are marked rather than dropped or guessed.</w:t>
+      </w:r>
+    </w:p>
+    <w:p>
+      <w:pPr>
+        <w:spacing w:before="200" w:after="80"/>
+      </w:pPr>
+      <w:r>
+        <w:rPr>
+          <w:b/>
+          <w:color w:val="004A2B"/>
+          <w:sz w:val="24"/>
+        </w:rPr>
+        <w:t xml:space="preserve">Competitive read (from the live snapshot above)</w:t>
+      </w:r>
+    </w:p>
+    <w:p>
+      <w:pPr>
+        <w:spacing w:before="200" w:after="80"/>
+      </w:pPr>
+      <w:r>
+        <w:rPr>
+          <w:b/>
+          <w:color w:val="004A2B"/>
+          <w:sz w:val="24"/>
+        </w:rPr>
+        <w:t xml:space="preserve">Cheapest first-order offer</w:t>
+      </w:r>
+    </w:p>
+    <w:p>
+      <w:r>
+        <w:t xml:space="preserve">Apothekary Mind Over Matter at $19.50 (a 50% clearance markdown) is the lowest absolute entry price; among sustained offers, RYZE ($27 single bag) and Amazing Grass (~$22.94) lead. VAHDAM UK's £29.99 30-day kit is the aggressive entry in GBP.</w:t>
+      </w:r>
+    </w:p>
+    <w:p>
+      <w:pPr>
+        <w:spacing w:before="200" w:after="80"/>
+      </w:pPr>
+      <w:r>
+        <w:rPr>
+          <w:b/>
+          <w:color w:val="004A2B"/>
+          <w:sz w:val="24"/>
+        </w:rPr>
+        <w:t xml:space="preserve">Cheapest recurring / refill</w:t>
+      </w:r>
+    </w:p>
+    <w:p>
+      <w:r>
+        <w:t xml:space="preserve">In greens, Bloom ($1.02/serving) and Amazing Grass (~$0.76) are the lowest per-serving recurring. In adaptogen coffee, VAHDAM UK (£0.50 to £0.75/serving on the kits) and RYZE ($0.83 to $0.90) are the lowest recurring per-cup.</w:t>
+      </w:r>
+    </w:p>
+    <w:p>
+      <w:pPr>
+        <w:spacing w:before="200" w:after="80"/>
+      </w:pPr>
+      <w:r>
+        <w:rPr>
+          <w:b/>
+          <w:color w:val="004A2B"/>
+          <w:sz w:val="24"/>
+        </w:rPr>
+        <w:t xml:space="preserve">Highest premium-priced</w:t>
+      </w:r>
+    </w:p>
+    <w:p>
+      <w:r>
+        <w:t xml:space="preserve">Ka'Chava ($4.00/serving) and Nuzest US ($3.17), then AG1 ($3.30 one-time / $2.63 sub) and Pique matcha ($3.43) sit at the premium ceiling.</w:t>
+      </w:r>
+    </w:p>
+    <w:p>
+      <w:pPr>
+        <w:spacing w:before="200" w:after="80"/>
+      </w:pPr>
+      <w:r>
+        <w:rPr>
+          <w:b/>
+          <w:color w:val="004A2B"/>
+          <w:sz w:val="24"/>
+        </w:rPr>
+        <w:t xml:space="preserve">Best value per serving</w:t>
+      </w:r>
+    </w:p>
+    <w:p>
+      <w:r>
+        <w:t xml:space="preserve">Amazing Grass ($0.73 to $0.90) and Bloom ($1.02 to $1.13) win on greens; VAHDAM Ashwagandha Coffee is the standout on adaptogen-coffee value at $0.83 to $1.12 (US) and £0.50 to £0.75 (UK) per cup, well under Four Sigmatic ($1.33 to $1.67), MUD\WTR ($1.11 to $1.61) and London Nootropics (£0.80 to £1.00).</w:t>
+      </w:r>
+    </w:p>
+    <w:p>
+      <w:pPr>
+        <w:spacing w:before="200" w:after="80"/>
+      </w:pPr>
+      <w:r>
+        <w:rPr>
+          <w:b/>
+          <w:color w:val="004A2B"/>
+          <w:sz w:val="24"/>
+        </w:rPr>
+        <w:t xml:space="preserve">Most aggressive starter kit</w:t>
+      </w:r>
+    </w:p>
+    <w:p>
+      <w:r>
+        <w:t xml:space="preserve">RYZE ($49.50 for 60 servings + gifts) and VAHDAM's 60-day kits (US $99.99 / UK £59.99, 120 servings) offer the deepest per-serving step-down; MUD\WTR's $145 90-serving kit is the priciest entry.</w:t>
+      </w:r>
+    </w:p>
+    <w:p>
+      <w:pPr>
+        <w:spacing w:before="200" w:after="80"/>
+      </w:pPr>
+      <w:r>
+        <w:rPr>
+          <w:b/>
+          <w:color w:val="004A2B"/>
+          <w:sz w:val="24"/>
+        </w:rPr>
+        <w:t xml:space="preserve">Strongest bundle / gift</w:t>
+      </w:r>
+    </w:p>
+    <w:p>
+      <w:r>
+        <w:t xml:space="preserve">RYZE (tumbler + jar + creamer + magnet), AG1 (welcome kit: travel packs + shaker + D3+K2) and Huel (free bottle + t-shirt) lead on gift stacking; VAHDAM's 6-free-gifts on kits is directly comparable.</w:t>
+      </w:r>
+    </w:p>
+    <w:p>
+      <w:pPr>
+        <w:spacing w:before="200" w:after="80"/>
+      </w:pPr>
+      <w:r>
+        <w:rPr>
+          <w:b/>
+          <w:color w:val="004A2B"/>
+          <w:sz w:val="24"/>
+        </w:rPr>
+        <w:t xml:space="preserve">VAHDAM's price positioning</w:t>
+      </w:r>
+    </w:p>
+    <w:p>
+      <w:pPr>
+        <w:ind w:left="360" w:hanging="240"/>
+      </w:pPr>
+      <w:r>
+        <w:t xml:space="preserve">•  </w:t>
+      </w:r>
+      <w:r>
+        <w:rPr>
+          <w:b/>
+        </w:rPr>
+        <w:t xml:space="preserve">Absolute price:</w:t>
+      </w:r>
+      <w:r>
+        <w:t xml:space="preserve"> mid-pack. VAHDAM US Ashwagandha Coffee ($44.99 one-time) sits between the mushroom-coffee challengers (RYZE $27, Four Sigmatic $50) and the greens premium tier (AG1 $99, Ka'Chava $59.95).</w:t>
+      </w:r>
+    </w:p>
+    <w:p>
+      <w:pPr>
+        <w:ind w:left="360" w:hanging="240"/>
+      </w:pPr>
+      <w:r>
+        <w:t xml:space="preserve">•  </w:t>
+      </w:r>
+      <w:r>
+        <w:rPr>
+          <w:b/>
+        </w:rPr>
+        <w:t xml:space="preserve">Price per serving:</w:t>
+      </w:r>
+      <w:r>
+        <w:t xml:space="preserve"> VAHDAM is one of the best-value adaptogen coffees on a per-cup basis, $0.83 to $1.12 (US) and £0.50 to £0.75 (UK), undercutting Four Sigmatic, MUD\WTR and London Nootropics per cup while carrying a real KSM-66 + tea heritage.</w:t>
+      </w:r>
+    </w:p>
+    <w:p>
+      <w:pPr>
+        <w:ind w:left="360" w:hanging="240"/>
+      </w:pPr>
+      <w:r>
+        <w:t xml:space="preserve">•  </w:t>
+      </w:r>
+      <w:r>
+        <w:rPr>
+          <w:b/>
+        </w:rPr>
+        <w:t xml:space="preserve">Starter-kit value:</w:t>
+      </w:r>
+      <w:r>
+        <w:t xml:space="preserve"> competitive. The 60-day kits ($99.99 / £59.99, 120 servings + 6 free gifts) match RYZE's gift-heavy starter economics.</w:t>
+      </w:r>
+    </w:p>
+    <w:p>
+      <w:pPr>
+        <w:ind w:left="360" w:hanging="240"/>
+      </w:pPr>
+      <w:r>
+        <w:t xml:space="preserve">•  </w:t>
+      </w:r>
+      <w:r>
+        <w:rPr>
+          <w:b/>
+        </w:rPr>
+        <w:t xml:space="preserve">Recurring price:</w:t>
+      </w:r>
+      <w:r>
+        <w:t xml:space="preserve"> VAHDAM's refill-kit model is priced at or below the challenger set per serving; the main gap is that a discrete always-on subscription discount is less prominent than RYZE / Four Sigmatic's explicit 20 to 40% sub badges.</w:t>
+      </w:r>
+    </w:p>
+    <w:p>
+      <w:pPr>
+        <w:ind w:left="360" w:hanging="240"/>
+      </w:pPr>
+      <w:r>
+        <w:t xml:space="preserve">•  </w:t>
+      </w:r>
+      <w:r>
+        <w:rPr>
+          <w:b/>
+        </w:rPr>
+        <w:t xml:space="preserve">Subscription competitiveness:</w:t>
+      </w:r>
+      <w:r>
+        <w:t xml:space="preserve"> opportunity, not weakness, most rivals lead with a loud subscribe-and-save %; VAHDAM can surface an equally clear recurring price and a longer guarantee (its 90-day UK money-back already beats RYZE/Four Sigmatic's 30-day).</w:t>
+      </w:r>
+    </w:p>
+    <w:p>
+      <w:pPr>
+        <w:ind w:left="360" w:hanging="240"/>
+      </w:pPr>
+      <w:r>
+        <w:t xml:space="preserve">•  </w:t>
+      </w:r>
+      <w:r>
+        <w:rPr>
+          <w:b/>
+        </w:rPr>
+        <w:t xml:space="preserve">Perceived premium:</w:t>
+      </w:r>
+      <w:r>
+        <w:t xml:space="preserve"> VAHDAM reads premium but not top-of-ceiling, it is materially cheaper per cup than AG1/Ka'Chava/Pique while telling a stronger origin + clinical story, so it is fairly-to-underpriced on value, not overpriced.</w:t>
+      </w:r>
+    </w:p>
+    <w:p>
+      <w:pPr>
+        <w:spacing w:before="200" w:after="80"/>
+      </w:pPr>
+      <w:r>
+        <w:rPr>
+          <w:b/>
+          <w:color w:val="004A2B"/>
+          <w:sz w:val="24"/>
+        </w:rPr>
+        <w:t xml:space="preserve">Recommended pricing / offer strategy</w:t>
+      </w:r>
+    </w:p>
+    <w:p>
+      <w:pPr>
+        <w:ind w:left="360" w:hanging="240"/>
+      </w:pPr>
+      <w:r>
+        <w:t xml:space="preserve">•  </w:t>
+      </w:r>
+      <w:r>
+        <w:t xml:space="preserve">Lead marketing with </w:t>
+      </w:r>
+      <w:r>
+        <w:rPr>
+          <w:b/>
+        </w:rPr>
+        <w:t xml:space="preserve">price-per-cup</w:t>
+      </w:r>
+      <w:r>
+        <w:t xml:space="preserve">, not pack price: at roughly $1 (and £0.50 to £0.75 in the UK) VAHDAM beats most named rivals per serving and that is the number to headline.</w:t>
+      </w:r>
+    </w:p>
+    <w:p>
+      <w:pPr>
+        <w:ind w:left="360" w:hanging="240"/>
+      </w:pPr>
+      <w:r>
+        <w:t xml:space="preserve">•  </w:t>
+      </w:r>
+      <w:r>
+        <w:t xml:space="preserve">Make the recurring offer </w:t>
+      </w:r>
+      <w:r>
+        <w:rPr>
+          <w:b/>
+        </w:rPr>
+        <w:t xml:space="preserve">as legible as RYZE/Four Sigmatic</w:t>
+      </w:r>
+      <w:r>
+        <w:t xml:space="preserve">: a single, prominent subscribe price and % saving, plus keep the 90-day guarantee front-and-centre (longer than the category's 30-day norm).</w:t>
+      </w:r>
+    </w:p>
+    <w:p>
+      <w:pPr>
+        <w:ind w:left="360" w:hanging="240"/>
+      </w:pPr>
+      <w:r>
+        <w:t xml:space="preserve">•  </w:t>
+      </w:r>
+      <w:r>
+        <w:t xml:space="preserve">Hold the </w:t>
+      </w:r>
+      <w:r>
+        <w:rPr>
+          <w:b/>
+        </w:rPr>
+        <w:t xml:space="preserve">6-free-gifts kit</w:t>
+      </w:r>
+      <w:r>
+        <w:t xml:space="preserve"> as the acquisition hero (it matches RYZE's gift stack and AG1's welcome kit) and anchor the 120-serving kit's ~$0.83 / £0.50 per-cup as the value proof.</w:t>
+      </w:r>
+    </w:p>
+    <w:p>
+      <w:pPr>
+        <w:ind w:left="360" w:hanging="240"/>
+      </w:pPr>
+      <w:r>
+        <w:t xml:space="preserve">•  </w:t>
+      </w:r>
+      <w:r>
+        <w:t xml:space="preserve">Do </w:t>
+      </w:r>
+      <w:r>
+        <w:rPr>
+          <w:b/>
+        </w:rPr>
+        <w:t xml:space="preserve">not</w:t>
+      </w:r>
+      <w:r>
+        <w:t xml:space="preserve"> chase the sub-$1 greens floor (Amazing Grass/Bloom), that is a different category; compete on adaptogen-coffee value + origin authenticity where VAHDAM already wins per cup.</w:t>
+      </w:r>
+    </w:p>
+    <w:p>
+      <w:pPr>
+        <w:ind w:left="360" w:hanging="240"/>
+      </w:pPr>
+      <w:r>
+        <w:t xml:space="preserve">•  </w:t>
+      </w:r>
+      <w:r>
+        <w:t xml:space="preserve">Position explicitly against the premium ceiling (AG1, Ka'Chava): 'the same daily wellness ritual, real origin and KSM-66, at a third of the per-serving price.'</w:t>
+      </w:r>
+    </w:p>
+    <w:p>
+      <w:pPr>
+        <w:spacing w:before="200" w:after="80"/>
+      </w:pPr>
+      <w:r>
+        <w:rPr>
+          <w:b/>
+          <w:color w:val="004A2B"/>
+          <w:sz w:val="24"/>
+        </w:rPr>
+        <w:t xml:space="preserve">Brands that could not be verified live (and why)</w:t>
+      </w:r>
+    </w:p>
+    <w:p>
+      <w:pPr>
+        <w:ind w:left="360" w:hanging="240"/>
+      </w:pPr>
+      <w:r>
+        <w:t xml:space="preserve">•  </w:t>
+      </w:r>
+      <w:r>
+        <w:rPr>
+          <w:b/>
+        </w:rPr>
+        <w:t xml:space="preserve">AG1</w:t>
+      </w:r>
+      <w:r>
+        <w:t xml:space="preserve"> - drinkag1.com bot-walls every path (persistent 429 on fetch + curl); figures are snippet-sourced, needs manual browser verification.</w:t>
+      </w:r>
+    </w:p>
+    <w:p>
+      <w:pPr>
+        <w:ind w:left="360" w:hanging="240"/>
+      </w:pPr>
+      <w:r>
+        <w:t xml:space="preserve">•  </w:t>
+      </w:r>
+      <w:r>
+        <w:rPr>
+          <w:b/>
+        </w:rPr>
+        <w:t xml:space="preserve">Clevr Blends</w:t>
+      </w:r>
+      <w:r>
+        <w:t xml:space="preserve"> - HTTP 403 bot-block on PDP and products.json; no reliable single-unit price captured.</w:t>
+      </w:r>
+    </w:p>
+    <w:p>
+      <w:pPr>
+        <w:ind w:left="360" w:hanging="240"/>
+      </w:pPr>
+      <w:r>
+        <w:t xml:space="preserve">•  </w:t>
+      </w:r>
+      <w:r>
+        <w:rPr>
+          <w:b/>
+        </w:rPr>
+        <w:t xml:space="preserve">Beyond Brew</w:t>
+      </w:r>
+      <w:r>
+        <w:t xml:space="preserve"> - not reached this run (not assigned to a fetch batch); retry against its official site to complete coverage.</w:t>
+      </w:r>
+    </w:p>
+    <w:p>
+      <w:pPr>
+        <w:ind w:left="360" w:hanging="240"/>
+      </w:pPr>
+      <w:r>
+        <w:t xml:space="preserve">•  </w:t>
+      </w:r>
+      <w:r>
+        <w:rPr>
+          <w:b/>
+        </w:rPr>
+        <w:t xml:space="preserve">Servings/price-per-serving unverified</w:t>
+      </w:r>
+      <w:r>
+        <w:t xml:space="preserve"> for several coffee SKUs (Laird, Four Sigmatic kit, Javy concentrate, MUD\WTR, Cymbiotika, Dose, Shroomi, Spacegoods, DIRTEA, Rheal, VitaCup, Lifeboost, Chamberlain, NeuRoast): the price is live but the pack serving-count was not on the fetched feed, so per-cup is either computed-from-title or left n/v.</w:t>
+      </w:r>
+    </w:p>
+    <w:p>
+      <w:pPr>
+        <w:ind w:left="360" w:hanging="240"/>
+      </w:pPr>
+      <w:r>
+        <w:t xml:space="preserve">•  </w:t>
+      </w:r>
+      <w:r>
+        <w:t xml:space="preserve">Everything marked </w:t>
+      </w:r>
+      <w:r>
+        <w:rPr>
+          <w:b/>
+        </w:rPr>
+        <w:t xml:space="preserve">[Likely]</w:t>
+      </w:r>
+      <w:r>
+        <w:t xml:space="preserve">  / 'Needs manual verification' should be re-fetched from a browser-rendered path before use in an external claim.</w:t>
+      </w:r>
+    </w:p>
+    <w:p>
+      <w:r>
+        <w:t xml:space="preserve">Method: five research passes fetched official product pages via WebFetch and, where sites bot-walled the HTML (429/403), via each store's official Shopify /products/&amp;lt;handle&amp;gt;.json and .js endpoints through the session proxy. No price was taken from model memory or cache; unverifiable prices are marked, not guessed. Snapshot time: 9 Jul 2026 ~13:00 UTC.</w:t>
+      </w:r>
+    </w:p>
     <w:sectPr>
       <w:pgSz w:w="11906" w:h="16838"/>
       <w:pgMar w:top="1134" w:right="1134" w:bottom="1134" w:left="1134" w:header="720" w:footer="720" w:gutter="0"/>
